--- a/ind/docx/024.content.docx
+++ b/ind/docx/024.content.docx
@@ -190,6 +190,1902 @@
         <w:rPr>
           <w:lang w:val="id_ID" w:bidi="id_ID"/>
         </w:rPr>
+        <w:t>Zadok</w:t>
+      </w:r>
+      <w:r>
+        <w:rPr>
+          <w:lang w:val="id_ID" w:bidi="id_ID"/>
+        </w:rPr>
+      </w:r>
+    </w:p>
+    <w:p>
+      <w:pPr>
+        <w:pStyle w:val="Heading3"/>
+      </w:pPr>
+      <w:r>
+        <w:rPr>
+          <w:lang w:val="id_ID" w:bidi="id_ID"/>
+        </w:rPr>
+        <w:t>Fakta:</w:t>
+      </w:r>
+    </w:p>
+    <w:p>
+      <w:pPr/>
+      <w:r>
+        <w:rPr>
+          <w:lang w:val="id_ID" w:bidi="id_ID"/>
+        </w:rPr>
+      </w:r>
+      <w:r>
+        <w:rPr>
+          <w:lang w:val="id_ID" w:bidi="id_ID"/>
+        </w:rPr>
+        <w:t>Zadok adalah nama seorang imam besar yang penting di Israel selama pemerintahan Raja Daud.</w:t>
+      </w:r>
+    </w:p>
+    <w:p>
+      <w:pPr>
+        <w:pStyle w:val="ListBullet"/>
+        <w:spacing w:line="240" w:lineRule="auto"/>
+        <w:ind w:left="720"/>
+      </w:pPr>
+      <w:r>
+        <w:rPr>
+          <w:lang w:val="id_ID" w:bidi="id_ID"/>
+        </w:rPr>
+      </w:r>
+      <w:r>
+        <w:rPr>
+          <w:lang w:val="id_ID" w:bidi="id_ID"/>
+        </w:rPr>
+        <w:t>Ketika Absalom memberontak melawan Raja Daud, Zadok mendukung Daud dan membantu mengembalikan Tabut Perjanjian ke Yerusalem.</w:t>
+      </w:r>
+    </w:p>
+    <w:p>
+      <w:pPr>
+        <w:pStyle w:val="ListBullet"/>
+        <w:spacing w:line="240" w:lineRule="auto"/>
+        <w:ind w:left="720"/>
+      </w:pPr>
+      <w:r>
+        <w:rPr>
+          <w:lang w:val="id_ID" w:bidi="id_ID"/>
+        </w:rPr>
+      </w:r>
+      <w:r>
+        <w:rPr>
+          <w:lang w:val="id_ID" w:bidi="id_ID"/>
+        </w:rPr>
+        <w:t>Bertahun-tahun kemudian, dia juga berpartisipasi dalam upacara untuk mengurapi Salomo, putra Daud, sebagai raja.</w:t>
+      </w:r>
+    </w:p>
+    <w:p>
+      <w:pPr>
+        <w:pStyle w:val="ListBullet"/>
+        <w:spacing w:line="240" w:lineRule="auto"/>
+        <w:ind w:left="720"/>
+      </w:pPr>
+      <w:r>
+        <w:rPr>
+          <w:lang w:val="id_ID" w:bidi="id_ID"/>
+        </w:rPr>
+      </w:r>
+      <w:r>
+        <w:rPr>
+          <w:lang w:val="id_ID" w:bidi="id_ID"/>
+        </w:rPr>
+        <w:t>Dua orang berbeda bernama Zadok berkontribusi dalam membangun kembali tembok Yerusalem pada masa Nehemia.</w:t>
+      </w:r>
+    </w:p>
+    <w:p>
+      <w:pPr>
+        <w:pStyle w:val="ListBullet"/>
+        <w:spacing w:line="240" w:lineRule="auto"/>
+        <w:ind w:left="720"/>
+      </w:pPr>
+      <w:r>
+        <w:rPr>
+          <w:lang w:val="id_ID" w:bidi="id_ID"/>
+        </w:rPr>
+      </w:r>
+      <w:r>
+        <w:rPr>
+          <w:lang w:val="id_ID" w:bidi="id_ID"/>
+        </w:rPr>
+        <w:t>Zadok juga adalah nama dari kakek Raja Yotam.</w:t>
+      </w:r>
+    </w:p>
+    <w:p>
+      <w:pPr/>
+      <w:r>
+        <w:rPr>
+          <w:lang w:val="id_ID" w:bidi="id_ID"/>
+        </w:rPr>
+      </w:r>
+      <w:r>
+        <w:rPr>
+          <w:lang w:val="id_ID" w:bidi="id_ID"/>
+        </w:rPr>
+        <w:t>(Saran Terjemahan: Cara Menerjemahkan Nama)</w:t>
+      </w:r>
+    </w:p>
+    <w:p>
+      <w:pPr/>
+      <w:r>
+        <w:rPr>
+          <w:lang w:val="id_ID" w:bidi="id_ID"/>
+        </w:rPr>
+      </w:r>
+      <w:r>
+        <w:rPr>
+          <w:lang w:val="id_ID" w:bidi="id_ID"/>
+        </w:rPr>
+        <w:t xml:space="preserve">(Lihat juga: </w:t>
+      </w:r>
+      <w:r>
+        <w:rPr>
+          <w:lang w:val="id_ID" w:bidi="id_ID"/>
+        </w:rPr>
+        <w:t>Tabut Perjanjian</w:t>
+      </w:r>
+      <w:r>
+        <w:rPr>
+          <w:lang w:val="id_ID" w:bidi="id_ID"/>
+        </w:rPr>
+        <w:t xml:space="preserve">, </w:t>
+      </w:r>
+      <w:r>
+        <w:rPr>
+          <w:lang w:val="id_ID" w:bidi="id_ID"/>
+        </w:rPr>
+        <w:t>Daud</w:t>
+      </w:r>
+      <w:r>
+        <w:rPr>
+          <w:lang w:val="id_ID" w:bidi="id_ID"/>
+        </w:rPr>
+        <w:t xml:space="preserve">, </w:t>
+      </w:r>
+      <w:r>
+        <w:rPr>
+          <w:lang w:val="id_ID" w:bidi="id_ID"/>
+        </w:rPr>
+        <w:t>Yotam</w:t>
+      </w:r>
+      <w:r>
+        <w:rPr>
+          <w:lang w:val="id_ID" w:bidi="id_ID"/>
+        </w:rPr>
+        <w:t xml:space="preserve">, </w:t>
+      </w:r>
+      <w:r>
+        <w:rPr>
+          <w:lang w:val="id_ID" w:bidi="id_ID"/>
+        </w:rPr>
+        <w:t>Nehemia</w:t>
+      </w:r>
+      <w:r>
+        <w:rPr>
+          <w:lang w:val="id_ID" w:bidi="id_ID"/>
+        </w:rPr>
+        <w:t xml:space="preserve">, </w:t>
+      </w:r>
+      <w:r>
+        <w:rPr>
+          <w:lang w:val="id_ID" w:bidi="id_ID"/>
+        </w:rPr>
+        <w:t>pemerintahan</w:t>
+      </w:r>
+      <w:r>
+        <w:rPr>
+          <w:lang w:val="id_ID" w:bidi="id_ID"/>
+        </w:rPr>
+        <w:t xml:space="preserve">, </w:t>
+      </w:r>
+      <w:r>
+        <w:rPr>
+          <w:lang w:val="id_ID" w:bidi="id_ID"/>
+        </w:rPr>
+        <w:t>Salomo</w:t>
+      </w:r>
+      <w:r>
+        <w:rPr>
+          <w:lang w:val="id_ID" w:bidi="id_ID"/>
+        </w:rPr>
+        <w:t>)</w:t>
+      </w:r>
+    </w:p>
+    <w:p>
+      <w:pPr>
+        <w:pStyle w:val="Heading3"/>
+      </w:pPr>
+      <w:r>
+        <w:rPr>
+          <w:lang w:val="id_ID" w:bidi="id_ID"/>
+        </w:rPr>
+        <w:t>Referensi Alkitab:</w:t>
+      </w:r>
+    </w:p>
+    <w:p>
+      <w:pPr>
+        <w:pStyle w:val="ListBullet"/>
+        <w:spacing w:line="240" w:lineRule="auto"/>
+        <w:ind w:left="720"/>
+      </w:pPr>
+      <w:r>
+        <w:rPr>
+          <w:lang w:val="id_ID" w:bidi="id_ID"/>
+        </w:rPr>
+      </w:r>
+      <w:hyperlink r:id="rId13">
+        <w:r>
+          <w:rPr>
+            <w:lang w:val="id_ID" w:bidi="id_ID"/>
+          </w:rPr>
+          <w:rPr>
+            <w:color w:val="0000EE"/>
+            <w:u w:val="single"/>
+          </w:rPr>
+          <w:t>1 Tawarikh 24:1–3</w:t>
+        </w:r>
+      </w:hyperlink>
+    </w:p>
+    <w:p>
+      <w:pPr>
+        <w:pStyle w:val="ListBullet"/>
+        <w:spacing w:line="240" w:lineRule="auto"/>
+        <w:ind w:left="720"/>
+      </w:pPr>
+      <w:r>
+        <w:rPr>
+          <w:lang w:val="id_ID" w:bidi="id_ID"/>
+        </w:rPr>
+      </w:r>
+      <w:hyperlink r:id="rId14">
+        <w:r>
+          <w:rPr>
+            <w:lang w:val="id_ID" w:bidi="id_ID"/>
+          </w:rPr>
+          <w:rPr>
+            <w:color w:val="0000EE"/>
+            <w:u w:val="single"/>
+          </w:rPr>
+          <w:t>1 Raja-raja 1:26–27</w:t>
+        </w:r>
+      </w:hyperlink>
+    </w:p>
+    <w:p>
+      <w:pPr>
+        <w:pStyle w:val="ListBullet"/>
+        <w:spacing w:line="240" w:lineRule="auto"/>
+        <w:ind w:left="720"/>
+      </w:pPr>
+      <w:r>
+        <w:rPr>
+          <w:lang w:val="id_ID" w:bidi="id_ID"/>
+        </w:rPr>
+      </w:r>
+      <w:hyperlink r:id="rId15">
+        <w:r>
+          <w:rPr>
+            <w:lang w:val="id_ID" w:bidi="id_ID"/>
+          </w:rPr>
+          <w:rPr>
+            <w:color w:val="0000EE"/>
+            <w:u w:val="single"/>
+          </w:rPr>
+          <w:t>2 Samuel 15:24–26</w:t>
+        </w:r>
+      </w:hyperlink>
+    </w:p>
+    <w:p>
+      <w:pPr>
+        <w:pStyle w:val="ListBullet"/>
+        <w:spacing w:line="240" w:lineRule="auto"/>
+        <w:ind w:left="720"/>
+      </w:pPr>
+      <w:r>
+        <w:rPr>
+          <w:lang w:val="id_ID" w:bidi="id_ID"/>
+        </w:rPr>
+      </w:r>
+      <w:hyperlink r:id="rId16">
+        <w:r>
+          <w:rPr>
+            <w:lang w:val="id_ID" w:bidi="id_ID"/>
+          </w:rPr>
+          <w:rPr>
+            <w:color w:val="0000EE"/>
+            <w:u w:val="single"/>
+          </w:rPr>
+          <w:t>Matius 1:12–14</w:t>
+        </w:r>
+      </w:hyperlink>
+    </w:p>
+    <w:p>
+      <w:pPr>
+        <w:pStyle w:val="Heading3"/>
+      </w:pPr>
+      <w:r>
+        <w:rPr>
+          <w:lang w:val="id_ID" w:bidi="id_ID"/>
+        </w:rPr>
+        <w:t>Data Kata:</w:t>
+      </w:r>
+    </w:p>
+    <w:p>
+      <w:pPr>
+        <w:pStyle w:val="ListBullet"/>
+        <w:spacing w:line="240" w:lineRule="auto"/>
+        <w:ind w:left="720"/>
+      </w:pPr>
+      <w:r>
+        <w:rPr>
+          <w:lang w:val="id_ID" w:bidi="id_ID"/>
+        </w:rPr>
+      </w:r>
+      <w:r>
+        <w:rPr>
+          <w:lang w:val="id_ID" w:bidi="id_ID"/>
+        </w:rPr>
+        <w:t>Strong: H6659, G45240</w:t>
+      </w:r>
+      <w:r>
+        <w:rPr>
+          <w:lang w:val="id_ID" w:bidi="id_ID"/>
+        </w:rPr>
+      </w:r>
+      <w:r>
+        <w:rPr>
+          <w:lang w:val="id_ID" w:bidi="id_ID"/>
+        </w:rPr>
+      </w:r>
+    </w:p>
+    <w:p>
+      <w:pPr/>
+      <w:r>
+        <w:rPr>
+          <w:lang w:val="id_ID" w:bidi="id_ID"/>
+        </w:rPr>
+      </w:r>
+    </w:p>
+    <w:p>
+      <w:pPr>
+        <w:pStyle w:val="Heading2"/>
+      </w:pPr>
+      <w:r>
+        <w:rPr>
+          <w:lang w:val="id_ID" w:bidi="id_ID"/>
+        </w:rPr>
+        <w:t>Zaitun</w:t>
+      </w:r>
+      <w:r>
+        <w:rPr>
+          <w:lang w:val="id_ID" w:bidi="id_ID"/>
+        </w:rPr>
+      </w:r>
+    </w:p>
+    <w:p>
+      <w:pPr>
+        <w:pStyle w:val="Heading3"/>
+      </w:pPr>
+      <w:r>
+        <w:rPr>
+          <w:lang w:val="id_ID" w:bidi="id_ID"/>
+        </w:rPr>
+        <w:t>Pengertian:</w:t>
+      </w:r>
+    </w:p>
+    <w:p>
+      <w:pPr/>
+      <w:r>
+        <w:rPr>
+          <w:lang w:val="id_ID" w:bidi="id_ID"/>
+        </w:rPr>
+      </w:r>
+      <w:r>
+        <w:rPr>
+          <w:lang w:val="id_ID" w:bidi="id_ID"/>
+        </w:rPr>
+        <w:t>Zaitun adalah buah kecil berbentuk oval dari pohon zaitun, yang sebagian besar tumbuh di daerah sekitar Laut Mediterania.</w:t>
+      </w:r>
+    </w:p>
+    <w:p>
+      <w:pPr>
+        <w:pStyle w:val="ListBullet"/>
+        <w:spacing w:line="240" w:lineRule="auto"/>
+        <w:ind w:left="720"/>
+      </w:pPr>
+      <w:r>
+        <w:rPr>
+          <w:lang w:val="id_ID" w:bidi="id_ID"/>
+        </w:rPr>
+      </w:r>
+      <w:r>
+        <w:rPr>
+          <w:lang w:val="id_ID" w:bidi="id_ID"/>
+        </w:rPr>
+        <w:t>Pohon zaitun adalah sejenis semak hijau besar dengan bunga-bunga kecil berwarna putih. Jenis pohon ini tumbuh paling baik di iklim panas dan dapat bertahan dengan baik meskipun hanya dengan sedikit air.</w:t>
+      </w:r>
+    </w:p>
+    <w:p>
+      <w:pPr>
+        <w:pStyle w:val="ListBullet"/>
+        <w:spacing w:line="240" w:lineRule="auto"/>
+        <w:ind w:left="720"/>
+      </w:pPr>
+      <w:r>
+        <w:rPr>
+          <w:lang w:val="id_ID" w:bidi="id_ID"/>
+        </w:rPr>
+      </w:r>
+      <w:r>
+        <w:rPr>
+          <w:lang w:val="id_ID" w:bidi="id_ID"/>
+        </w:rPr>
+        <w:t>Buah pohon zaitun awalnya berwarna hijau dan berubah menjadi hitam saat matang. Zaitun bermanfaat untuk makanan dan juga untuk minyak yang dapat diekstraksi darinya.</w:t>
+      </w:r>
+    </w:p>
+    <w:p>
+      <w:pPr>
+        <w:pStyle w:val="ListBullet"/>
+        <w:spacing w:line="240" w:lineRule="auto"/>
+        <w:ind w:left="720"/>
+      </w:pPr>
+      <w:r>
+        <w:rPr>
+          <w:lang w:val="id_ID" w:bidi="id_ID"/>
+        </w:rPr>
+      </w:r>
+      <w:r>
+        <w:rPr>
+          <w:lang w:val="id_ID" w:bidi="id_ID"/>
+        </w:rPr>
+        <w:t>Minyak zaitun digunakan untuk memasak, sebagai bahan bakar lampu, dan dalam upacara keagamaan.</w:t>
+      </w:r>
+    </w:p>
+    <w:p>
+      <w:pPr>
+        <w:pStyle w:val="ListBullet"/>
+        <w:spacing w:line="240" w:lineRule="auto"/>
+        <w:ind w:left="720"/>
+      </w:pPr>
+      <w:r>
+        <w:rPr>
+          <w:lang w:val="id_ID" w:bidi="id_ID"/>
+        </w:rPr>
+      </w:r>
+      <w:r>
+        <w:rPr>
+          <w:lang w:val="id_ID" w:bidi="id_ID"/>
+        </w:rPr>
+        <w:t>Dalam Alkitab, pohon zaitun dan cabangnya kadang-kadang digunakan secara kiasan untuk merujuk kepada orang-orang.</w:t>
+      </w:r>
+    </w:p>
+    <w:p>
+      <w:pPr/>
+      <w:r>
+        <w:rPr>
+          <w:lang w:val="id_ID" w:bidi="id_ID"/>
+        </w:rPr>
+      </w:r>
+      <w:r>
+        <w:rPr>
+          <w:lang w:val="id_ID" w:bidi="id_ID"/>
+        </w:rPr>
+        <w:t xml:space="preserve">(Lihat juga: </w:t>
+      </w:r>
+      <w:r>
+        <w:rPr>
+          <w:lang w:val="id_ID" w:bidi="id_ID"/>
+        </w:rPr>
+        <w:t>lampu</w:t>
+      </w:r>
+      <w:r>
+        <w:rPr>
+          <w:lang w:val="id_ID" w:bidi="id_ID"/>
+        </w:rPr>
+        <w:t xml:space="preserve">, </w:t>
+      </w:r>
+      <w:r>
+        <w:rPr>
+          <w:lang w:val="id_ID" w:bidi="id_ID"/>
+        </w:rPr>
+        <w:t>laut</w:t>
+      </w:r>
+      <w:r>
+        <w:rPr>
+          <w:lang w:val="id_ID" w:bidi="id_ID"/>
+        </w:rPr>
+        <w:t xml:space="preserve">, </w:t>
+      </w:r>
+      <w:r>
+        <w:rPr>
+          <w:lang w:val="id_ID" w:bidi="id_ID"/>
+        </w:rPr>
+        <w:t>Bukit Zaitun</w:t>
+      </w:r>
+      <w:r>
+        <w:rPr>
+          <w:lang w:val="id_ID" w:bidi="id_ID"/>
+        </w:rPr>
+        <w:t>)</w:t>
+      </w:r>
+    </w:p>
+    <w:p>
+      <w:pPr>
+        <w:pStyle w:val="Heading3"/>
+      </w:pPr>
+      <w:r>
+        <w:rPr>
+          <w:lang w:val="id_ID" w:bidi="id_ID"/>
+        </w:rPr>
+        <w:t>Referensi Alkitab:</w:t>
+      </w:r>
+    </w:p>
+    <w:p>
+      <w:pPr>
+        <w:pStyle w:val="ListBullet"/>
+        <w:spacing w:line="240" w:lineRule="auto"/>
+        <w:ind w:left="720"/>
+      </w:pPr>
+      <w:r>
+        <w:rPr>
+          <w:lang w:val="id_ID" w:bidi="id_ID"/>
+        </w:rPr>
+      </w:r>
+      <w:hyperlink r:id="rId17">
+        <w:r>
+          <w:rPr>
+            <w:lang w:val="id_ID" w:bidi="id_ID"/>
+          </w:rPr>
+          <w:rPr>
+            <w:color w:val="0000EE"/>
+            <w:u w:val="single"/>
+          </w:rPr>
+          <w:t>1 Tawarikh 27:28–29</w:t>
+        </w:r>
+      </w:hyperlink>
+    </w:p>
+    <w:p>
+      <w:pPr>
+        <w:pStyle w:val="ListBullet"/>
+        <w:spacing w:line="240" w:lineRule="auto"/>
+        <w:ind w:left="720"/>
+      </w:pPr>
+      <w:r>
+        <w:rPr>
+          <w:lang w:val="id_ID" w:bidi="id_ID"/>
+        </w:rPr>
+      </w:r>
+      <w:hyperlink r:id="rId18">
+        <w:r>
+          <w:rPr>
+            <w:lang w:val="id_ID" w:bidi="id_ID"/>
+          </w:rPr>
+          <w:rPr>
+            <w:color w:val="0000EE"/>
+            <w:u w:val="single"/>
+          </w:rPr>
+          <w:t>Ulangan 6:10–12</w:t>
+        </w:r>
+      </w:hyperlink>
+    </w:p>
+    <w:p>
+      <w:pPr>
+        <w:pStyle w:val="ListBullet"/>
+        <w:spacing w:line="240" w:lineRule="auto"/>
+        <w:ind w:left="720"/>
+      </w:pPr>
+      <w:r>
+        <w:rPr>
+          <w:lang w:val="id_ID" w:bidi="id_ID"/>
+        </w:rPr>
+      </w:r>
+      <w:hyperlink r:id="rId19">
+        <w:r>
+          <w:rPr>
+            <w:lang w:val="id_ID" w:bidi="id_ID"/>
+          </w:rPr>
+          <w:rPr>
+            <w:color w:val="0000EE"/>
+            <w:u w:val="single"/>
+          </w:rPr>
+          <w:t>Keluaran 23:10–11</w:t>
+        </w:r>
+      </w:hyperlink>
+    </w:p>
+    <w:p>
+      <w:pPr>
+        <w:pStyle w:val="ListBullet"/>
+        <w:spacing w:line="240" w:lineRule="auto"/>
+        <w:ind w:left="720"/>
+      </w:pPr>
+      <w:r>
+        <w:rPr>
+          <w:lang w:val="id_ID" w:bidi="id_ID"/>
+        </w:rPr>
+      </w:r>
+      <w:hyperlink r:id="rId20">
+        <w:r>
+          <w:rPr>
+            <w:lang w:val="id_ID" w:bidi="id_ID"/>
+          </w:rPr>
+          <w:rPr>
+            <w:color w:val="0000EE"/>
+            <w:u w:val="single"/>
+          </w:rPr>
+          <w:t>Kejadian 8:11</w:t>
+        </w:r>
+      </w:hyperlink>
+    </w:p>
+    <w:p>
+      <w:pPr>
+        <w:pStyle w:val="ListBullet"/>
+        <w:spacing w:line="240" w:lineRule="auto"/>
+        <w:ind w:left="720"/>
+      </w:pPr>
+      <w:r>
+        <w:rPr>
+          <w:lang w:val="id_ID" w:bidi="id_ID"/>
+        </w:rPr>
+      </w:r>
+      <w:hyperlink r:id="rId21">
+        <w:r>
+          <w:rPr>
+            <w:lang w:val="id_ID" w:bidi="id_ID"/>
+          </w:rPr>
+          <w:rPr>
+            <w:color w:val="0000EE"/>
+            <w:u w:val="single"/>
+          </w:rPr>
+          <w:t>Yakobus 3:12</w:t>
+        </w:r>
+      </w:hyperlink>
+    </w:p>
+    <w:p>
+      <w:pPr>
+        <w:pStyle w:val="ListBullet"/>
+        <w:spacing w:line="240" w:lineRule="auto"/>
+        <w:ind w:left="720"/>
+      </w:pPr>
+      <w:r>
+        <w:rPr>
+          <w:lang w:val="id_ID" w:bidi="id_ID"/>
+        </w:rPr>
+        <w:br/>
+      </w:r>
+      <w:hyperlink r:id="rId22">
+        <w:r>
+          <w:rPr>
+            <w:lang w:val="id_ID" w:bidi="id_ID"/>
+          </w:rPr>
+          <w:rPr>
+            <w:color w:val="0000EE"/>
+            <w:u w:val="single"/>
+          </w:rPr>
+          <w:t>Lukas 16:6</w:t>
+        </w:r>
+      </w:hyperlink>
+      <w:hyperlink r:id="rId23">
+        <w:r>
+          <w:rPr>
+            <w:lang w:val="id_ID" w:bidi="id_ID"/>
+          </w:rPr>
+          <w:rPr>
+            <w:color w:val="0000EE"/>
+            <w:u w:val="single"/>
+          </w:rPr>
+          <w:t>Mazmur 52:8</w:t>
+        </w:r>
+      </w:hyperlink>
+    </w:p>
+    <w:p>
+      <w:pPr>
+        <w:pStyle w:val="Heading3"/>
+      </w:pPr>
+      <w:r>
+        <w:rPr>
+          <w:lang w:val="id_ID" w:bidi="id_ID"/>
+        </w:rPr>
+        <w:t>Data Kata:</w:t>
+      </w:r>
+    </w:p>
+    <w:p>
+      <w:pPr>
+        <w:pStyle w:val="ListBullet"/>
+        <w:spacing w:line="240" w:lineRule="auto"/>
+        <w:ind w:left="720"/>
+      </w:pPr>
+      <w:r>
+        <w:rPr>
+          <w:lang w:val="id_ID" w:bidi="id_ID"/>
+        </w:rPr>
+      </w:r>
+      <w:r>
+        <w:rPr>
+          <w:lang w:val="id_ID" w:bidi="id_ID"/>
+        </w:rPr>
+        <w:t>Strong: H2132, H3323, H8081, G00650, G16360, G16370, G25650</w:t>
+      </w:r>
+      <w:r>
+        <w:rPr>
+          <w:lang w:val="id_ID" w:bidi="id_ID"/>
+        </w:rPr>
+      </w:r>
+      <w:r>
+        <w:rPr>
+          <w:lang w:val="id_ID" w:bidi="id_ID"/>
+        </w:rPr>
+      </w:r>
+    </w:p>
+    <w:p>
+      <w:pPr/>
+      <w:r>
+        <w:rPr>
+          <w:lang w:val="id_ID" w:bidi="id_ID"/>
+        </w:rPr>
+      </w:r>
+    </w:p>
+    <w:p>
+      <w:pPr>
+        <w:pStyle w:val="Heading2"/>
+      </w:pPr>
+      <w:r>
+        <w:rPr>
+          <w:lang w:val="id_ID" w:bidi="id_ID"/>
+        </w:rPr>
+        <w:t>Zakharia PB</w:t>
+      </w:r>
+      <w:r>
+        <w:rPr>
+          <w:lang w:val="id_ID" w:bidi="id_ID"/>
+        </w:rPr>
+      </w:r>
+    </w:p>
+    <w:p>
+      <w:pPr>
+        <w:pStyle w:val="Heading3"/>
+      </w:pPr>
+      <w:r>
+        <w:rPr>
+          <w:lang w:val="id_ID" w:bidi="id_ID"/>
+        </w:rPr>
+        <w:t>Fakta:</w:t>
+      </w:r>
+    </w:p>
+    <w:p>
+      <w:pPr/>
+      <w:r>
+        <w:rPr>
+          <w:lang w:val="id_ID" w:bidi="id_ID"/>
+        </w:rPr>
+      </w:r>
+      <w:r>
+        <w:rPr>
+          <w:lang w:val="id_ID" w:bidi="id_ID"/>
+        </w:rPr>
+        <w:t>Dalam Perjanjian Baru, Zakharia adalah seorang imam Yahudi yang merupakan ayah dari Yohanes Pembaptis.</w:t>
+      </w:r>
+    </w:p>
+    <w:p>
+      <w:pPr>
+        <w:pStyle w:val="ListBullet"/>
+        <w:spacing w:line="240" w:lineRule="auto"/>
+        <w:ind w:left="720"/>
+      </w:pPr>
+      <w:r>
+        <w:rPr>
+          <w:lang w:val="id_ID" w:bidi="id_ID"/>
+        </w:rPr>
+      </w:r>
+      <w:r>
+        <w:rPr>
+          <w:lang w:val="id_ID" w:bidi="id_ID"/>
+        </w:rPr>
+        <w:t>Zakharia mengasihi Allah dan taat kepada Dia.</w:t>
+      </w:r>
+    </w:p>
+    <w:p>
+      <w:pPr>
+        <w:pStyle w:val="ListBullet"/>
+        <w:spacing w:line="240" w:lineRule="auto"/>
+        <w:ind w:left="720"/>
+      </w:pPr>
+      <w:r>
+        <w:rPr>
+          <w:lang w:val="id_ID" w:bidi="id_ID"/>
+        </w:rPr>
+      </w:r>
+      <w:r>
+        <w:rPr>
+          <w:lang w:val="id_ID" w:bidi="id_ID"/>
+        </w:rPr>
+        <w:t>Selama bertahun-tahun, Zakharia dan istrinya, Elisabet, berdoa dengan sungguh-sungguh untuk memiliki anak, tetapi tidak memilikinya. Kemudian, ketika mereka sudah sangat tua, Allah menjawab doa mereka dan memberi mereka seorang putra.</w:t>
+      </w:r>
+    </w:p>
+    <w:p>
+      <w:pPr>
+        <w:pStyle w:val="ListBullet"/>
+        <w:spacing w:line="240" w:lineRule="auto"/>
+        <w:ind w:left="720"/>
+      </w:pPr>
+      <w:r>
+        <w:rPr>
+          <w:lang w:val="id_ID" w:bidi="id_ID"/>
+        </w:rPr>
+      </w:r>
+      <w:r>
+        <w:rPr>
+          <w:lang w:val="id_ID" w:bidi="id_ID"/>
+        </w:rPr>
+        <w:t>Zakharia bernubuat bahwa putranya, Yohanes, akan menjadi nabi yang mengumumkan dan mempersiapkan jalan bagi Mesias.</w:t>
+      </w:r>
+    </w:p>
+    <w:p>
+      <w:pPr/>
+      <w:r>
+        <w:rPr>
+          <w:lang w:val="id_ID" w:bidi="id_ID"/>
+        </w:rPr>
+      </w:r>
+      <w:r>
+        <w:rPr>
+          <w:lang w:val="id_ID" w:bidi="id_ID"/>
+        </w:rPr>
+        <w:t>(Saran Terjemahan: Cara Menerjemahkan Nama)</w:t>
+      </w:r>
+    </w:p>
+    <w:p>
+      <w:pPr/>
+      <w:r>
+        <w:rPr>
+          <w:lang w:val="id_ID" w:bidi="id_ID"/>
+        </w:rPr>
+      </w:r>
+      <w:r>
+        <w:rPr>
+          <w:lang w:val="id_ID" w:bidi="id_ID"/>
+        </w:rPr>
+        <w:t xml:space="preserve">(Lihat juga: </w:t>
+      </w:r>
+      <w:r>
+        <w:rPr>
+          <w:lang w:val="id_ID" w:bidi="id_ID"/>
+        </w:rPr>
+        <w:t>Kristus</w:t>
+      </w:r>
+      <w:r>
+        <w:rPr>
+          <w:lang w:val="id_ID" w:bidi="id_ID"/>
+        </w:rPr>
+        <w:t xml:space="preserve">, </w:t>
+      </w:r>
+      <w:r>
+        <w:rPr>
+          <w:lang w:val="id_ID" w:bidi="id_ID"/>
+        </w:rPr>
+        <w:t>Elisabet</w:t>
+      </w:r>
+      <w:r>
+        <w:rPr>
+          <w:lang w:val="id_ID" w:bidi="id_ID"/>
+        </w:rPr>
+        <w:t xml:space="preserve">, </w:t>
+      </w:r>
+      <w:r>
+        <w:rPr>
+          <w:lang w:val="id_ID" w:bidi="id_ID"/>
+        </w:rPr>
+        <w:t>nabi</w:t>
+      </w:r>
+      <w:r>
+        <w:rPr>
+          <w:lang w:val="id_ID" w:bidi="id_ID"/>
+        </w:rPr>
+        <w:t>)</w:t>
+      </w:r>
+    </w:p>
+    <w:p>
+      <w:pPr>
+        <w:pStyle w:val="Heading3"/>
+      </w:pPr>
+      <w:r>
+        <w:rPr>
+          <w:lang w:val="id_ID" w:bidi="id_ID"/>
+        </w:rPr>
+        <w:t>Referensi Alkitab:</w:t>
+      </w:r>
+    </w:p>
+    <w:p>
+      <w:pPr>
+        <w:pStyle w:val="ListBullet"/>
+        <w:spacing w:line="240" w:lineRule="auto"/>
+        <w:ind w:left="720"/>
+      </w:pPr>
+      <w:r>
+        <w:rPr>
+          <w:lang w:val="id_ID" w:bidi="id_ID"/>
+        </w:rPr>
+      </w:r>
+      <w:hyperlink r:id="rId24">
+        <w:r>
+          <w:rPr>
+            <w:lang w:val="id_ID" w:bidi="id_ID"/>
+          </w:rPr>
+          <w:rPr>
+            <w:color w:val="0000EE"/>
+            <w:u w:val="single"/>
+          </w:rPr>
+          <w:t>Lukas 1:5–7</w:t>
+        </w:r>
+      </w:hyperlink>
+    </w:p>
+    <w:p>
+      <w:pPr>
+        <w:pStyle w:val="ListBullet"/>
+        <w:spacing w:line="240" w:lineRule="auto"/>
+        <w:ind w:left="720"/>
+      </w:pPr>
+      <w:r>
+        <w:rPr>
+          <w:lang w:val="id_ID" w:bidi="id_ID"/>
+        </w:rPr>
+      </w:r>
+      <w:hyperlink r:id="rId25">
+        <w:r>
+          <w:rPr>
+            <w:lang w:val="id_ID" w:bidi="id_ID"/>
+          </w:rPr>
+          <w:rPr>
+            <w:color w:val="0000EE"/>
+            <w:u w:val="single"/>
+          </w:rPr>
+          <w:t>Lukas 1:21–23</w:t>
+        </w:r>
+      </w:hyperlink>
+    </w:p>
+    <w:p>
+      <w:pPr>
+        <w:pStyle w:val="ListBullet"/>
+        <w:spacing w:line="240" w:lineRule="auto"/>
+        <w:ind w:left="720"/>
+      </w:pPr>
+      <w:r>
+        <w:rPr>
+          <w:lang w:val="id_ID" w:bidi="id_ID"/>
+        </w:rPr>
+      </w:r>
+      <w:hyperlink r:id="rId26">
+        <w:r>
+          <w:rPr>
+            <w:lang w:val="id_ID" w:bidi="id_ID"/>
+          </w:rPr>
+          <w:rPr>
+            <w:color w:val="0000EE"/>
+            <w:u w:val="single"/>
+          </w:rPr>
+          <w:t>Lukas 1:39–41</w:t>
+        </w:r>
+      </w:hyperlink>
+    </w:p>
+    <w:p>
+      <w:pPr>
+        <w:pStyle w:val="ListBullet"/>
+        <w:spacing w:line="240" w:lineRule="auto"/>
+        <w:ind w:left="720"/>
+      </w:pPr>
+      <w:r>
+        <w:rPr>
+          <w:lang w:val="id_ID" w:bidi="id_ID"/>
+        </w:rPr>
+      </w:r>
+      <w:hyperlink r:id="rId27">
+        <w:r>
+          <w:rPr>
+            <w:lang w:val="id_ID" w:bidi="id_ID"/>
+          </w:rPr>
+          <w:rPr>
+            <w:color w:val="0000EE"/>
+            <w:u w:val="single"/>
+          </w:rPr>
+          <w:t>Lukas 3:1–2</w:t>
+        </w:r>
+      </w:hyperlink>
+    </w:p>
+    <w:p>
+      <w:pPr>
+        <w:pStyle w:val="Heading3"/>
+      </w:pPr>
+      <w:r>
+        <w:rPr>
+          <w:lang w:val="id_ID" w:bidi="id_ID"/>
+        </w:rPr>
+        <w:t>Contoh dari cerita Alkitab:</w:t>
+      </w:r>
+    </w:p>
+    <w:p>
+      <w:pPr>
+        <w:pStyle w:val="ListBullet"/>
+        <w:spacing w:line="240" w:lineRule="auto"/>
+        <w:ind w:left="720"/>
+      </w:pPr>
+      <w:r>
+        <w:rPr>
+          <w:lang w:val="id_ID" w:bidi="id_ID"/>
+        </w:rPr>
+      </w:r>
+      <w:r>
+        <w:rPr>
+          <w:b/>
+          <w:lang w:val="id_ID" w:bidi="id_ID"/>
+        </w:rPr>
+        <w:t>22:1</w:t>
+      </w:r>
+      <w:r>
+        <w:rPr>
+          <w:lang w:val="id_ID" w:bidi="id_ID"/>
+        </w:rPr>
+        <w:t xml:space="preserve"> Tiba-tiba, seorang malaikat datang membawa pesan dari Allah kepada seorang imam tua bernama </w:t>
+      </w:r>
+      <w:r>
+        <w:rPr>
+          <w:b/>
+          <w:lang w:val="id_ID" w:bidi="id_ID"/>
+        </w:rPr>
+        <w:t>Zakharia</w:t>
+      </w:r>
+      <w:r>
+        <w:rPr>
+          <w:lang w:val="id_ID" w:bidi="id_ID"/>
+        </w:rPr>
+        <w:t xml:space="preserve">. </w:t>
+      </w:r>
+      <w:r>
+        <w:rPr>
+          <w:b/>
+          <w:lang w:val="id_ID" w:bidi="id_ID"/>
+        </w:rPr>
+        <w:t>Zakharia</w:t>
+      </w:r>
+      <w:r>
+        <w:rPr>
+          <w:lang w:val="id_ID" w:bidi="id_ID"/>
+        </w:rPr>
+        <w:t xml:space="preserve"> dan istrinya, Elisabet, adalah orang-orang saleh, tetapi mereka belum dikaruniai anak.</w:t>
+      </w:r>
+    </w:p>
+    <w:p>
+      <w:pPr>
+        <w:pStyle w:val="ListBullet"/>
+        <w:spacing w:line="240" w:lineRule="auto"/>
+        <w:ind w:left="720"/>
+      </w:pPr>
+      <w:r>
+        <w:rPr>
+          <w:lang w:val="id_ID" w:bidi="id_ID"/>
+        </w:rPr>
+      </w:r>
+      <w:r>
+        <w:rPr>
+          <w:b/>
+          <w:lang w:val="id_ID" w:bidi="id_ID"/>
+        </w:rPr>
+        <w:t>22:2</w:t>
+      </w:r>
+      <w:r>
+        <w:rPr>
+          <w:lang w:val="id_ID" w:bidi="id_ID"/>
+        </w:rPr>
+        <w:t xml:space="preserve"> Malaikat itu berkata kepada </w:t>
+      </w:r>
+      <w:r>
+        <w:rPr>
+          <w:b/>
+          <w:lang w:val="id_ID" w:bidi="id_ID"/>
+        </w:rPr>
+        <w:t>Zakharia</w:t>
+      </w:r>
+      <w:r>
+        <w:rPr>
+          <w:lang w:val="id_ID" w:bidi="id_ID"/>
+        </w:rPr>
+        <w:t>, “Istrimu akan melahirkan seorang anak laki-laki, dan kamu akan menamainya Yohanes.”</w:t>
+      </w:r>
+    </w:p>
+    <w:p>
+      <w:pPr>
+        <w:pStyle w:val="ListBullet"/>
+        <w:spacing w:line="240" w:lineRule="auto"/>
+        <w:ind w:left="720"/>
+      </w:pPr>
+      <w:r>
+        <w:rPr>
+          <w:lang w:val="id_ID" w:bidi="id_ID"/>
+        </w:rPr>
+      </w:r>
+      <w:r>
+        <w:rPr>
+          <w:b/>
+          <w:lang w:val="id_ID" w:bidi="id_ID"/>
+        </w:rPr>
+        <w:t>22:3</w:t>
+      </w:r>
+      <w:r>
+        <w:rPr>
+          <w:lang w:val="id_ID" w:bidi="id_ID"/>
+        </w:rPr>
+        <w:t xml:space="preserve"> Segera, </w:t>
+      </w:r>
+      <w:r>
+        <w:rPr>
+          <w:b/>
+          <w:lang w:val="id_ID" w:bidi="id_ID"/>
+        </w:rPr>
+        <w:t>Zakharia</w:t>
+      </w:r>
+      <w:r>
+        <w:rPr>
+          <w:lang w:val="id_ID" w:bidi="id_ID"/>
+        </w:rPr>
+        <w:t xml:space="preserve"> kehilangan kemampuan berbicara.</w:t>
+      </w:r>
+    </w:p>
+    <w:p>
+      <w:pPr>
+        <w:pStyle w:val="ListBullet"/>
+        <w:spacing w:line="240" w:lineRule="auto"/>
+        <w:ind w:left="720"/>
+      </w:pPr>
+      <w:r>
+        <w:rPr>
+          <w:lang w:val="id_ID" w:bidi="id_ID"/>
+        </w:rPr>
+      </w:r>
+      <w:r>
+        <w:rPr>
+          <w:b/>
+          <w:lang w:val="id_ID" w:bidi="id_ID"/>
+        </w:rPr>
+        <w:t>22:7</w:t>
+      </w:r>
+      <w:r>
+        <w:rPr>
+          <w:lang w:val="id_ID" w:bidi="id_ID"/>
+        </w:rPr>
+        <w:t xml:space="preserve"> Lalu Allah mengizinkan </w:t>
+      </w:r>
+      <w:r>
+        <w:rPr>
+          <w:b/>
+          <w:lang w:val="id_ID" w:bidi="id_ID"/>
+        </w:rPr>
+        <w:t>Zakharia</w:t>
+      </w:r>
+      <w:r>
+        <w:rPr>
+          <w:lang w:val="id_ID" w:bidi="id_ID"/>
+        </w:rPr>
+        <w:t xml:space="preserve"> untuk berbicara kembali.</w:t>
+      </w:r>
+    </w:p>
+    <w:p>
+      <w:pPr>
+        <w:pStyle w:val="Heading3"/>
+      </w:pPr>
+      <w:r>
+        <w:rPr>
+          <w:lang w:val="id_ID" w:bidi="id_ID"/>
+        </w:rPr>
+        <w:t>Data Kata:</w:t>
+      </w:r>
+    </w:p>
+    <w:p>
+      <w:pPr>
+        <w:pStyle w:val="ListBullet"/>
+        <w:spacing w:line="240" w:lineRule="auto"/>
+        <w:ind w:left="720"/>
+      </w:pPr>
+      <w:r>
+        <w:rPr>
+          <w:lang w:val="id_ID" w:bidi="id_ID"/>
+        </w:rPr>
+      </w:r>
+      <w:r>
+        <w:rPr>
+          <w:lang w:val="id_ID" w:bidi="id_ID"/>
+        </w:rPr>
+        <w:t>Strong: G21970</w:t>
+      </w:r>
+      <w:r>
+        <w:rPr>
+          <w:lang w:val="id_ID" w:bidi="id_ID"/>
+        </w:rPr>
+      </w:r>
+      <w:r>
+        <w:rPr>
+          <w:lang w:val="id_ID" w:bidi="id_ID"/>
+        </w:rPr>
+      </w:r>
+    </w:p>
+    <w:p>
+      <w:pPr/>
+      <w:r>
+        <w:rPr>
+          <w:lang w:val="id_ID" w:bidi="id_ID"/>
+        </w:rPr>
+      </w:r>
+    </w:p>
+    <w:p>
+      <w:pPr>
+        <w:pStyle w:val="Heading2"/>
+      </w:pPr>
+      <w:r>
+        <w:rPr>
+          <w:lang w:val="id_ID" w:bidi="id_ID"/>
+        </w:rPr>
+        <w:t>Zakharia PL</w:t>
+      </w:r>
+      <w:r>
+        <w:rPr>
+          <w:lang w:val="id_ID" w:bidi="id_ID"/>
+        </w:rPr>
+      </w:r>
+    </w:p>
+    <w:p>
+      <w:pPr>
+        <w:pStyle w:val="Heading3"/>
+      </w:pPr>
+      <w:r>
+        <w:rPr>
+          <w:lang w:val="id_ID" w:bidi="id_ID"/>
+        </w:rPr>
+        <w:t>Fakta:</w:t>
+      </w:r>
+    </w:p>
+    <w:p>
+      <w:pPr/>
+      <w:r>
+        <w:rPr>
+          <w:lang w:val="id_ID" w:bidi="id_ID"/>
+        </w:rPr>
+      </w:r>
+      <w:r>
+        <w:rPr>
+          <w:lang w:val="id_ID" w:bidi="id_ID"/>
+        </w:rPr>
+        <w:t>Zakharia adalah seorang nabi yang bernubuat selama masa pemerintahan Raja Darius I dari Persia. Kitab Perjanjian Lama Zakharia berisi nubuatannya, yang mendesak orang-orang buangan yang kembali untuk membangun kembali bait suci.</w:t>
+      </w:r>
+    </w:p>
+    <w:p>
+      <w:pPr>
+        <w:pStyle w:val="ListBullet"/>
+        <w:spacing w:line="240" w:lineRule="auto"/>
+        <w:ind w:left="720"/>
+      </w:pPr>
+      <w:r>
+        <w:rPr>
+          <w:lang w:val="id_ID" w:bidi="id_ID"/>
+        </w:rPr>
+      </w:r>
+      <w:r>
+        <w:rPr>
+          <w:lang w:val="id_ID" w:bidi="id_ID"/>
+        </w:rPr>
+        <w:t>Nabi Zakharia hidup pada periode yang sama dengan Ezra, Nehemia, Zerubabel, dan Hagai. Yesus juga menyebutnya sebagai nabi terakhir yang dibunuh pada masa Perjanjian Lama.</w:t>
+      </w:r>
+    </w:p>
+    <w:p>
+      <w:pPr>
+        <w:pStyle w:val="ListBullet"/>
+        <w:spacing w:line="240" w:lineRule="auto"/>
+        <w:ind w:left="720"/>
+      </w:pPr>
+      <w:r>
+        <w:rPr>
+          <w:lang w:val="id_ID" w:bidi="id_ID"/>
+        </w:rPr>
+      </w:r>
+      <w:r>
+        <w:rPr>
+          <w:lang w:val="id_ID" w:bidi="id_ID"/>
+        </w:rPr>
+        <w:t>Seorang pria bernama Zakharia adalah penjaga gerbang di kemah pertemuan pada masa Daud.</w:t>
+      </w:r>
+    </w:p>
+    <w:p>
+      <w:pPr>
+        <w:pStyle w:val="ListBullet"/>
+        <w:spacing w:line="240" w:lineRule="auto"/>
+        <w:ind w:left="720"/>
+      </w:pPr>
+      <w:r>
+        <w:rPr>
+          <w:lang w:val="id_ID" w:bidi="id_ID"/>
+        </w:rPr>
+      </w:r>
+      <w:r>
+        <w:rPr>
+          <w:lang w:val="id_ID" w:bidi="id_ID"/>
+        </w:rPr>
+        <w:t>Salah satu putra Raja Yosafat, yang bernama Zakharia, dibunuh oleh saudaranya, Yoram.</w:t>
+      </w:r>
+    </w:p>
+    <w:p>
+      <w:pPr>
+        <w:pStyle w:val="ListBullet"/>
+        <w:spacing w:line="240" w:lineRule="auto"/>
+        <w:ind w:left="720"/>
+      </w:pPr>
+      <w:r>
+        <w:rPr>
+          <w:lang w:val="id_ID" w:bidi="id_ID"/>
+        </w:rPr>
+      </w:r>
+      <w:r>
+        <w:rPr>
+          <w:lang w:val="id_ID" w:bidi="id_ID"/>
+        </w:rPr>
+        <w:t>Zakharia adalah nama seorang imam yang dirajam oleh orang-orang Israel ketika dia menegur mereka atas penyembahan berhala yang mereka lakukan.</w:t>
+      </w:r>
+    </w:p>
+    <w:p>
+      <w:pPr>
+        <w:pStyle w:val="ListBullet"/>
+        <w:spacing w:line="240" w:lineRule="auto"/>
+        <w:ind w:left="720"/>
+      </w:pPr>
+      <w:r>
+        <w:rPr>
+          <w:lang w:val="id_ID" w:bidi="id_ID"/>
+        </w:rPr>
+      </w:r>
+      <w:r>
+        <w:rPr>
+          <w:lang w:val="id_ID" w:bidi="id_ID"/>
+        </w:rPr>
+        <w:t>Raja Zakharia adalah putra Yerobeam dan memerintah Israel hanya selama enam bulan sebelum dibunuh.</w:t>
+      </w:r>
+    </w:p>
+    <w:p>
+      <w:pPr/>
+      <w:r>
+        <w:rPr>
+          <w:lang w:val="id_ID" w:bidi="id_ID"/>
+        </w:rPr>
+      </w:r>
+      <w:r>
+        <w:rPr>
+          <w:lang w:val="id_ID" w:bidi="id_ID"/>
+        </w:rPr>
+        <w:t>(Saran Terjemahan: Cara Menerjemahkan Nama)</w:t>
+      </w:r>
+    </w:p>
+    <w:p>
+      <w:pPr/>
+      <w:r>
+        <w:rPr>
+          <w:lang w:val="id_ID" w:bidi="id_ID"/>
+        </w:rPr>
+      </w:r>
+      <w:r>
+        <w:rPr>
+          <w:lang w:val="id_ID" w:bidi="id_ID"/>
+        </w:rPr>
+        <w:t xml:space="preserve">(Lihat juga: </w:t>
+      </w:r>
+      <w:r>
+        <w:rPr>
+          <w:lang w:val="id_ID" w:bidi="id_ID"/>
+        </w:rPr>
+        <w:t>Darius</w:t>
+      </w:r>
+      <w:r>
+        <w:rPr>
+          <w:lang w:val="id_ID" w:bidi="id_ID"/>
+        </w:rPr>
+        <w:t xml:space="preserve">, </w:t>
+      </w:r>
+      <w:r>
+        <w:rPr>
+          <w:lang w:val="id_ID" w:bidi="id_ID"/>
+        </w:rPr>
+        <w:t>Ezra</w:t>
+      </w:r>
+      <w:r>
+        <w:rPr>
+          <w:lang w:val="id_ID" w:bidi="id_ID"/>
+        </w:rPr>
+        <w:t xml:space="preserve">, </w:t>
+      </w:r>
+      <w:r>
+        <w:rPr>
+          <w:lang w:val="id_ID" w:bidi="id_ID"/>
+        </w:rPr>
+        <w:t>Yosafat</w:t>
+      </w:r>
+      <w:r>
+        <w:rPr>
+          <w:lang w:val="id_ID" w:bidi="id_ID"/>
+        </w:rPr>
+        <w:t xml:space="preserve">, </w:t>
+      </w:r>
+      <w:r>
+        <w:rPr>
+          <w:lang w:val="id_ID" w:bidi="id_ID"/>
+        </w:rPr>
+        <w:t>Yerobeam</w:t>
+      </w:r>
+      <w:r>
+        <w:rPr>
+          <w:lang w:val="id_ID" w:bidi="id_ID"/>
+        </w:rPr>
+        <w:t xml:space="preserve">, </w:t>
+      </w:r>
+      <w:r>
+        <w:rPr>
+          <w:lang w:val="id_ID" w:bidi="id_ID"/>
+        </w:rPr>
+        <w:t>Nehemia</w:t>
+      </w:r>
+      <w:r>
+        <w:rPr>
+          <w:lang w:val="id_ID" w:bidi="id_ID"/>
+        </w:rPr>
+        <w:t xml:space="preserve">, </w:t>
+      </w:r>
+      <w:r>
+        <w:rPr>
+          <w:lang w:val="id_ID" w:bidi="id_ID"/>
+        </w:rPr>
+        <w:t>Zerubabel</w:t>
+      </w:r>
+      <w:r>
+        <w:rPr>
+          <w:lang w:val="id_ID" w:bidi="id_ID"/>
+        </w:rPr>
+        <w:t>)</w:t>
+      </w:r>
+    </w:p>
+    <w:p>
+      <w:pPr>
+        <w:pStyle w:val="Heading3"/>
+      </w:pPr>
+      <w:r>
+        <w:rPr>
+          <w:lang w:val="id_ID" w:bidi="id_ID"/>
+        </w:rPr>
+        <w:t>Referensi Alkitab:</w:t>
+      </w:r>
+    </w:p>
+    <w:p>
+      <w:pPr>
+        <w:pStyle w:val="ListBullet"/>
+        <w:spacing w:line="240" w:lineRule="auto"/>
+        <w:ind w:left="720"/>
+      </w:pPr>
+      <w:r>
+        <w:rPr>
+          <w:lang w:val="id_ID" w:bidi="id_ID"/>
+        </w:rPr>
+      </w:r>
+      <w:hyperlink r:id="rId28">
+        <w:r>
+          <w:rPr>
+            <w:lang w:val="id_ID" w:bidi="id_ID"/>
+          </w:rPr>
+          <w:rPr>
+            <w:color w:val="0000EE"/>
+            <w:u w:val="single"/>
+          </w:rPr>
+          <w:t>Ezra 5:1–2</w:t>
+        </w:r>
+      </w:hyperlink>
+    </w:p>
+    <w:p>
+      <w:pPr>
+        <w:pStyle w:val="ListBullet"/>
+        <w:spacing w:line="240" w:lineRule="auto"/>
+        <w:ind w:left="720"/>
+      </w:pPr>
+      <w:r>
+        <w:rPr>
+          <w:lang w:val="id_ID" w:bidi="id_ID"/>
+        </w:rPr>
+      </w:r>
+      <w:hyperlink r:id="rId29">
+        <w:r>
+          <w:rPr>
+            <w:lang w:val="id_ID" w:bidi="id_ID"/>
+          </w:rPr>
+          <w:rPr>
+            <w:color w:val="0000EE"/>
+            <w:u w:val="single"/>
+          </w:rPr>
+          <w:t>Matius 23:34–36</w:t>
+        </w:r>
+      </w:hyperlink>
+    </w:p>
+    <w:p>
+      <w:pPr>
+        <w:pStyle w:val="ListBullet"/>
+        <w:spacing w:line="240" w:lineRule="auto"/>
+        <w:ind w:left="720"/>
+      </w:pPr>
+      <w:r>
+        <w:rPr>
+          <w:lang w:val="id_ID" w:bidi="id_ID"/>
+        </w:rPr>
+      </w:r>
+      <w:hyperlink r:id="rId30">
+        <w:r>
+          <w:rPr>
+            <w:lang w:val="id_ID" w:bidi="id_ID"/>
+          </w:rPr>
+          <w:rPr>
+            <w:color w:val="0000EE"/>
+            <w:u w:val="single"/>
+          </w:rPr>
+          <w:t>Zakharia 1:1–3</w:t>
+        </w:r>
+      </w:hyperlink>
+    </w:p>
+    <w:p>
+      <w:pPr>
+        <w:pStyle w:val="Heading3"/>
+      </w:pPr>
+      <w:r>
+        <w:rPr>
+          <w:lang w:val="id_ID" w:bidi="id_ID"/>
+        </w:rPr>
+        <w:t>Data Kata:</w:t>
+      </w:r>
+    </w:p>
+    <w:p>
+      <w:pPr>
+        <w:pStyle w:val="ListBullet"/>
+        <w:spacing w:line="240" w:lineRule="auto"/>
+        <w:ind w:left="720"/>
+      </w:pPr>
+      <w:r>
+        <w:rPr>
+          <w:lang w:val="id_ID" w:bidi="id_ID"/>
+        </w:rPr>
+      </w:r>
+      <w:r>
+        <w:rPr>
+          <w:lang w:val="id_ID" w:bidi="id_ID"/>
+        </w:rPr>
+        <w:t>Strong: H2148</w:t>
+      </w:r>
+      <w:r>
+        <w:rPr>
+          <w:lang w:val="id_ID" w:bidi="id_ID"/>
+        </w:rPr>
+      </w:r>
+      <w:r>
+        <w:rPr>
+          <w:lang w:val="id_ID" w:bidi="id_ID"/>
+        </w:rPr>
+      </w:r>
+    </w:p>
+    <w:p>
+      <w:pPr/>
+      <w:r>
+        <w:rPr>
+          <w:lang w:val="id_ID" w:bidi="id_ID"/>
+        </w:rPr>
+      </w:r>
+    </w:p>
+    <w:p>
+      <w:pPr>
+        <w:pStyle w:val="Heading2"/>
+      </w:pPr>
+      <w:r>
+        <w:rPr>
+          <w:lang w:val="id_ID" w:bidi="id_ID"/>
+        </w:rPr>
+        <w:t>Zakheus</w:t>
+      </w:r>
+      <w:r>
+        <w:rPr>
+          <w:lang w:val="id_ID" w:bidi="id_ID"/>
+        </w:rPr>
+      </w:r>
+    </w:p>
+    <w:p>
+      <w:pPr>
+        <w:pStyle w:val="Heading3"/>
+      </w:pPr>
+      <w:r>
+        <w:rPr>
+          <w:lang w:val="id_ID" w:bidi="id_ID"/>
+        </w:rPr>
+        <w:t>Fakta:</w:t>
+      </w:r>
+    </w:p>
+    <w:p>
+      <w:pPr/>
+      <w:r>
+        <w:rPr>
+          <w:lang w:val="id_ID" w:bidi="id_ID"/>
+        </w:rPr>
+      </w:r>
+      <w:r>
+        <w:rPr>
+          <w:lang w:val="id_ID" w:bidi="id_ID"/>
+        </w:rPr>
+        <w:t>Zakheus adalah seorang pemungut cukai dari kota Yerikho yang memanjat pohon agar bisa melihat Yesus saat Dia dikelilingi oleh kerumunan besar orang.</w:t>
+      </w:r>
+    </w:p>
+    <w:p>
+      <w:pPr>
+        <w:pStyle w:val="ListBullet"/>
+        <w:spacing w:line="240" w:lineRule="auto"/>
+        <w:ind w:left="720"/>
+      </w:pPr>
+      <w:r>
+        <w:rPr>
+          <w:lang w:val="id_ID" w:bidi="id_ID"/>
+        </w:rPr>
+      </w:r>
+      <w:r>
+        <w:rPr>
+          <w:lang w:val="id_ID" w:bidi="id_ID"/>
+        </w:rPr>
+        <w:t>Zakheus mengalami perubahan total ketika dia beriman kepada Yesus.</w:t>
+      </w:r>
+    </w:p>
+    <w:p>
+      <w:pPr>
+        <w:pStyle w:val="ListBullet"/>
+        <w:spacing w:line="240" w:lineRule="auto"/>
+        <w:ind w:left="720"/>
+      </w:pPr>
+      <w:r>
+        <w:rPr>
+          <w:lang w:val="id_ID" w:bidi="id_ID"/>
+        </w:rPr>
+      </w:r>
+      <w:r>
+        <w:rPr>
+          <w:lang w:val="id_ID" w:bidi="id_ID"/>
+        </w:rPr>
+        <w:t>Dia bertobat dari dosa menipu orang-orang dan berjanji untuk memberikan setengah dari hartanya kepada orang miskin.</w:t>
+      </w:r>
+    </w:p>
+    <w:p>
+      <w:pPr>
+        <w:pStyle w:val="ListBullet"/>
+        <w:spacing w:line="240" w:lineRule="auto"/>
+        <w:ind w:left="720"/>
+      </w:pPr>
+      <w:r>
+        <w:rPr>
+          <w:lang w:val="id_ID" w:bidi="id_ID"/>
+        </w:rPr>
+      </w:r>
+      <w:r>
+        <w:rPr>
+          <w:lang w:val="id_ID" w:bidi="id_ID"/>
+        </w:rPr>
+        <w:t>Dia juga berjanji akan mengembalikan kepada orang-orang empat kali lipat dari jumlah yang telah dibebankan secara berlebihan untuk pajak mereka.</w:t>
+      </w:r>
+    </w:p>
+    <w:p>
+      <w:pPr/>
+      <w:r>
+        <w:rPr>
+          <w:lang w:val="id_ID" w:bidi="id_ID"/>
+        </w:rPr>
+      </w:r>
+      <w:r>
+        <w:rPr>
+          <w:lang w:val="id_ID" w:bidi="id_ID"/>
+        </w:rPr>
+        <w:t>(Saran terjemahan: Cara Menerjemahkan Nama)</w:t>
+      </w:r>
+    </w:p>
+    <w:p>
+      <w:pPr/>
+      <w:r>
+        <w:rPr>
+          <w:lang w:val="id_ID" w:bidi="id_ID"/>
+        </w:rPr>
+      </w:r>
+      <w:r>
+        <w:rPr>
+          <w:lang w:val="id_ID" w:bidi="id_ID"/>
+        </w:rPr>
+        <w:t xml:space="preserve">(Lihat juga: </w:t>
+      </w:r>
+      <w:r>
+        <w:rPr>
+          <w:lang w:val="id_ID" w:bidi="id_ID"/>
+        </w:rPr>
+        <w:t>percaya</w:t>
+      </w:r>
+      <w:r>
+        <w:rPr>
+          <w:lang w:val="id_ID" w:bidi="id_ID"/>
+        </w:rPr>
+        <w:t xml:space="preserve">, </w:t>
+      </w:r>
+      <w:r>
+        <w:rPr>
+          <w:lang w:val="id_ID" w:bidi="id_ID"/>
+        </w:rPr>
+        <w:t>janji</w:t>
+      </w:r>
+      <w:r>
+        <w:rPr>
+          <w:lang w:val="id_ID" w:bidi="id_ID"/>
+        </w:rPr>
+        <w:t xml:space="preserve">, </w:t>
+      </w:r>
+      <w:r>
+        <w:rPr>
+          <w:lang w:val="id_ID" w:bidi="id_ID"/>
+        </w:rPr>
+        <w:t>bertobat</w:t>
+      </w:r>
+      <w:r>
+        <w:rPr>
+          <w:lang w:val="id_ID" w:bidi="id_ID"/>
+        </w:rPr>
+        <w:t xml:space="preserve">, </w:t>
+      </w:r>
+      <w:r>
+        <w:rPr>
+          <w:lang w:val="id_ID" w:bidi="id_ID"/>
+        </w:rPr>
+        <w:t>dosa</w:t>
+      </w:r>
+      <w:r>
+        <w:rPr>
+          <w:lang w:val="id_ID" w:bidi="id_ID"/>
+        </w:rPr>
+        <w:t xml:space="preserve">, </w:t>
+      </w:r>
+      <w:r>
+        <w:rPr>
+          <w:lang w:val="id_ID" w:bidi="id_ID"/>
+        </w:rPr>
+        <w:t>pajak</w:t>
+      </w:r>
+      <w:r>
+        <w:rPr>
+          <w:lang w:val="id_ID" w:bidi="id_ID"/>
+        </w:rPr>
+        <w:t xml:space="preserve">, </w:t>
+      </w:r>
+      <w:r>
+        <w:rPr>
+          <w:lang w:val="id_ID" w:bidi="id_ID"/>
+        </w:rPr>
+        <w:t>pemungut cukai</w:t>
+      </w:r>
+      <w:r>
+        <w:rPr>
+          <w:lang w:val="id_ID" w:bidi="id_ID"/>
+        </w:rPr>
+        <w:t>)</w:t>
+      </w:r>
+    </w:p>
+    <w:p>
+      <w:pPr>
+        <w:pStyle w:val="Heading3"/>
+      </w:pPr>
+      <w:r>
+        <w:rPr>
+          <w:lang w:val="id_ID" w:bidi="id_ID"/>
+        </w:rPr>
+        <w:t>Referensi Alkitab:</w:t>
+      </w:r>
+    </w:p>
+    <w:p>
+      <w:pPr>
+        <w:pStyle w:val="ListBullet"/>
+        <w:spacing w:line="240" w:lineRule="auto"/>
+        <w:ind w:left="720"/>
+      </w:pPr>
+      <w:r>
+        <w:rPr>
+          <w:lang w:val="id_ID" w:bidi="id_ID"/>
+        </w:rPr>
+      </w:r>
+      <w:hyperlink r:id="rId31">
+        <w:r>
+          <w:rPr>
+            <w:lang w:val="id_ID" w:bidi="id_ID"/>
+          </w:rPr>
+          <w:rPr>
+            <w:color w:val="0000EE"/>
+            <w:u w:val="single"/>
+          </w:rPr>
+          <w:t>Lukas 19:2</w:t>
+        </w:r>
+      </w:hyperlink>
+    </w:p>
+    <w:p>
+      <w:pPr>
+        <w:pStyle w:val="ListBullet"/>
+        <w:spacing w:line="240" w:lineRule="auto"/>
+        <w:ind w:left="720"/>
+      </w:pPr>
+      <w:r>
+        <w:rPr>
+          <w:lang w:val="id_ID" w:bidi="id_ID"/>
+        </w:rPr>
+      </w:r>
+      <w:hyperlink r:id="rId32">
+        <w:r>
+          <w:rPr>
+            <w:lang w:val="id_ID" w:bidi="id_ID"/>
+          </w:rPr>
+          <w:rPr>
+            <w:color w:val="0000EE"/>
+            <w:u w:val="single"/>
+          </w:rPr>
+          <w:t>Lukas 19:6</w:t>
+        </w:r>
+      </w:hyperlink>
+    </w:p>
+    <w:p>
+      <w:pPr>
+        <w:pStyle w:val="Heading3"/>
+      </w:pPr>
+      <w:r>
+        <w:rPr>
+          <w:lang w:val="id_ID" w:bidi="id_ID"/>
+        </w:rPr>
+        <w:t>Data Kata:</w:t>
+      </w:r>
+    </w:p>
+    <w:p>
+      <w:pPr>
+        <w:pStyle w:val="ListBullet"/>
+        <w:spacing w:line="240" w:lineRule="auto"/>
+        <w:ind w:left="720"/>
+      </w:pPr>
+      <w:r>
+        <w:rPr>
+          <w:lang w:val="id_ID" w:bidi="id_ID"/>
+        </w:rPr>
+      </w:r>
+      <w:r>
+        <w:rPr>
+          <w:lang w:val="id_ID" w:bidi="id_ID"/>
+        </w:rPr>
+        <w:t>Strong: G21950</w:t>
+      </w:r>
+      <w:r>
+        <w:rPr>
+          <w:lang w:val="id_ID" w:bidi="id_ID"/>
+        </w:rPr>
+      </w:r>
+      <w:r>
+        <w:rPr>
+          <w:lang w:val="id_ID" w:bidi="id_ID"/>
+        </w:rPr>
+      </w:r>
+    </w:p>
+    <w:p>
+      <w:pPr/>
+      <w:r>
+        <w:rPr>
+          <w:lang w:val="id_ID" w:bidi="id_ID"/>
+        </w:rPr>
+      </w:r>
+    </w:p>
+    <w:p>
+      <w:pPr>
+        <w:pStyle w:val="Heading2"/>
+      </w:pPr>
+      <w:r>
+        <w:rPr>
+          <w:lang w:val="id_ID" w:bidi="id_ID"/>
+        </w:rPr>
         <w:t>Zaman</w:t>
       </w:r>
       <w:r>
@@ -376,6 +2272,2401 @@
           <w:lang w:val="id_ID" w:bidi="id_ID"/>
         </w:rPr>
         <w:t>Strong’s:</w:t>
+      </w:r>
+      <w:r>
+        <w:rPr>
+          <w:lang w:val="id_ID" w:bidi="id_ID"/>
+        </w:rPr>
+      </w:r>
+      <w:r>
+        <w:rPr>
+          <w:lang w:val="id_ID" w:bidi="id_ID"/>
+        </w:rPr>
+      </w:r>
+    </w:p>
+    <w:p>
+      <w:pPr/>
+      <w:r>
+        <w:rPr>
+          <w:lang w:val="id_ID" w:bidi="id_ID"/>
+        </w:rPr>
+      </w:r>
+    </w:p>
+    <w:p>
+      <w:pPr>
+        <w:pStyle w:val="Heading2"/>
+      </w:pPr>
+      <w:r>
+        <w:rPr>
+          <w:lang w:val="id_ID" w:bidi="id_ID"/>
+        </w:rPr>
+        <w:t>Zebedeus</w:t>
+      </w:r>
+      <w:r>
+        <w:rPr>
+          <w:lang w:val="id_ID" w:bidi="id_ID"/>
+        </w:rPr>
+      </w:r>
+    </w:p>
+    <w:p>
+      <w:pPr>
+        <w:pStyle w:val="Heading3"/>
+      </w:pPr>
+      <w:r>
+        <w:rPr>
+          <w:lang w:val="id_ID" w:bidi="id_ID"/>
+        </w:rPr>
+        <w:t>Fakta:</w:t>
+      </w:r>
+    </w:p>
+    <w:p>
+      <w:pPr/>
+      <w:r>
+        <w:rPr>
+          <w:lang w:val="id_ID" w:bidi="id_ID"/>
+        </w:rPr>
+      </w:r>
+      <w:r>
+        <w:rPr>
+          <w:lang w:val="id_ID" w:bidi="id_ID"/>
+        </w:rPr>
+        <w:t>Zebedeus adalah seorang nelayan dari Galilea yang dikenal melalui nama anak-anaknya, yaitu Yakobus dan Yohanes, yang menjadi murid Yesus. Mereka sering disebut dalam Perjanjian Baru sebagai "anak-anak Zebedeus."</w:t>
+      </w:r>
+    </w:p>
+    <w:p>
+      <w:pPr>
+        <w:pStyle w:val="ListBullet"/>
+        <w:spacing w:line="240" w:lineRule="auto"/>
+        <w:ind w:left="720"/>
+      </w:pPr>
+      <w:r>
+        <w:rPr>
+          <w:lang w:val="id_ID" w:bidi="id_ID"/>
+        </w:rPr>
+      </w:r>
+      <w:r>
+        <w:rPr>
+          <w:lang w:val="id_ID" w:bidi="id_ID"/>
+        </w:rPr>
+        <w:t>Anak-anak Zebedeus juga bekerja sebagai nelayan dan menangkap ikan bersamanya.</w:t>
+      </w:r>
+    </w:p>
+    <w:p>
+      <w:pPr>
+        <w:pStyle w:val="ListBullet"/>
+        <w:spacing w:line="240" w:lineRule="auto"/>
+        <w:ind w:left="720"/>
+      </w:pPr>
+      <w:r>
+        <w:rPr>
+          <w:lang w:val="id_ID" w:bidi="id_ID"/>
+        </w:rPr>
+      </w:r>
+      <w:r>
+        <w:rPr>
+          <w:lang w:val="id_ID" w:bidi="id_ID"/>
+        </w:rPr>
+        <w:t>Yakobus dan Yohanes meninggalkan pekerjaan mereka sebagai nelayan bersama bapa mereka, Zebedeus, dan mengikuti Yesus.</w:t>
+      </w:r>
+    </w:p>
+    <w:p>
+      <w:pPr/>
+      <w:r>
+        <w:rPr>
+          <w:lang w:val="id_ID" w:bidi="id_ID"/>
+        </w:rPr>
+      </w:r>
+      <w:r>
+        <w:rPr>
+          <w:lang w:val="id_ID" w:bidi="id_ID"/>
+        </w:rPr>
+        <w:t>(Saran Terjemahan: Cara Menerjemahkan Nama)</w:t>
+      </w:r>
+    </w:p>
+    <w:p>
+      <w:pPr/>
+      <w:r>
+        <w:rPr>
+          <w:lang w:val="id_ID" w:bidi="id_ID"/>
+        </w:rPr>
+      </w:r>
+      <w:r>
+        <w:rPr>
+          <w:lang w:val="id_ID" w:bidi="id_ID"/>
+        </w:rPr>
+        <w:t xml:space="preserve">(Lihat juga: </w:t>
+      </w:r>
+      <w:r>
+        <w:rPr>
+          <w:lang w:val="id_ID" w:bidi="id_ID"/>
+        </w:rPr>
+        <w:t>murid</w:t>
+      </w:r>
+      <w:r>
+        <w:rPr>
+          <w:lang w:val="id_ID" w:bidi="id_ID"/>
+        </w:rPr>
+        <w:t xml:space="preserve">, </w:t>
+      </w:r>
+      <w:r>
+        <w:rPr>
+          <w:lang w:val="id_ID" w:bidi="id_ID"/>
+        </w:rPr>
+        <w:t>nelayan</w:t>
+      </w:r>
+      <w:r>
+        <w:rPr>
+          <w:lang w:val="id_ID" w:bidi="id_ID"/>
+        </w:rPr>
+        <w:t xml:space="preserve">, </w:t>
+      </w:r>
+      <w:r>
+        <w:rPr>
+          <w:lang w:val="id_ID" w:bidi="id_ID"/>
+        </w:rPr>
+        <w:t>Yakobus (anak Zebedeus)</w:t>
+      </w:r>
+      <w:r>
+        <w:rPr>
+          <w:lang w:val="id_ID" w:bidi="id_ID"/>
+        </w:rPr>
+        <w:t xml:space="preserve">, </w:t>
+      </w:r>
+      <w:r>
+        <w:rPr>
+          <w:lang w:val="id_ID" w:bidi="id_ID"/>
+        </w:rPr>
+        <w:t>Yohanes (rasul)</w:t>
+      </w:r>
+      <w:r>
+        <w:rPr>
+          <w:lang w:val="id_ID" w:bidi="id_ID"/>
+        </w:rPr>
+        <w:t>)</w:t>
+      </w:r>
+    </w:p>
+    <w:p>
+      <w:pPr>
+        <w:pStyle w:val="Heading3"/>
+      </w:pPr>
+      <w:r>
+        <w:rPr>
+          <w:lang w:val="id_ID" w:bidi="id_ID"/>
+        </w:rPr>
+        <w:t>Referensi Alkitab:</w:t>
+      </w:r>
+    </w:p>
+    <w:p>
+      <w:pPr>
+        <w:pStyle w:val="ListBullet"/>
+        <w:spacing w:line="240" w:lineRule="auto"/>
+        <w:ind w:left="720"/>
+      </w:pPr>
+      <w:r>
+        <w:rPr>
+          <w:lang w:val="id_ID" w:bidi="id_ID"/>
+        </w:rPr>
+      </w:r>
+      <w:hyperlink r:id="rId33">
+        <w:r>
+          <w:rPr>
+            <w:lang w:val="id_ID" w:bidi="id_ID"/>
+          </w:rPr>
+          <w:rPr>
+            <w:color w:val="0000EE"/>
+            <w:u w:val="single"/>
+          </w:rPr>
+          <w:t>Yohanes 21:1–3</w:t>
+        </w:r>
+      </w:hyperlink>
+    </w:p>
+    <w:p>
+      <w:pPr>
+        <w:pStyle w:val="ListBullet"/>
+        <w:spacing w:line="240" w:lineRule="auto"/>
+        <w:ind w:left="720"/>
+      </w:pPr>
+      <w:r>
+        <w:rPr>
+          <w:lang w:val="id_ID" w:bidi="id_ID"/>
+        </w:rPr>
+      </w:r>
+      <w:hyperlink r:id="rId34">
+        <w:r>
+          <w:rPr>
+            <w:lang w:val="id_ID" w:bidi="id_ID"/>
+          </w:rPr>
+          <w:rPr>
+            <w:color w:val="0000EE"/>
+            <w:u w:val="single"/>
+          </w:rPr>
+          <w:t>Lukas 5:8–11</w:t>
+        </w:r>
+      </w:hyperlink>
+    </w:p>
+    <w:p>
+      <w:pPr>
+        <w:pStyle w:val="ListBullet"/>
+        <w:spacing w:line="240" w:lineRule="auto"/>
+        <w:ind w:left="720"/>
+      </w:pPr>
+      <w:r>
+        <w:rPr>
+          <w:lang w:val="id_ID" w:bidi="id_ID"/>
+        </w:rPr>
+      </w:r>
+      <w:hyperlink r:id="rId35">
+        <w:r>
+          <w:rPr>
+            <w:lang w:val="id_ID" w:bidi="id_ID"/>
+          </w:rPr>
+          <w:rPr>
+            <w:color w:val="0000EE"/>
+            <w:u w:val="single"/>
+          </w:rPr>
+          <w:t>Markus 1:19–20</w:t>
+        </w:r>
+      </w:hyperlink>
+    </w:p>
+    <w:p>
+      <w:pPr>
+        <w:pStyle w:val="ListBullet"/>
+        <w:spacing w:line="240" w:lineRule="auto"/>
+        <w:ind w:left="720"/>
+      </w:pPr>
+      <w:r>
+        <w:rPr>
+          <w:lang w:val="id_ID" w:bidi="id_ID"/>
+        </w:rPr>
+      </w:r>
+      <w:hyperlink r:id="rId36">
+        <w:r>
+          <w:rPr>
+            <w:lang w:val="id_ID" w:bidi="id_ID"/>
+          </w:rPr>
+          <w:rPr>
+            <w:color w:val="0000EE"/>
+            <w:u w:val="single"/>
+          </w:rPr>
+          <w:t>Matius 4:21–22</w:t>
+        </w:r>
+      </w:hyperlink>
+    </w:p>
+    <w:p>
+      <w:pPr>
+        <w:pStyle w:val="ListBullet"/>
+        <w:spacing w:line="240" w:lineRule="auto"/>
+        <w:ind w:left="720"/>
+      </w:pPr>
+      <w:r>
+        <w:rPr>
+          <w:lang w:val="id_ID" w:bidi="id_ID"/>
+        </w:rPr>
+      </w:r>
+      <w:hyperlink r:id="rId37">
+        <w:r>
+          <w:rPr>
+            <w:lang w:val="id_ID" w:bidi="id_ID"/>
+          </w:rPr>
+          <w:rPr>
+            <w:color w:val="0000EE"/>
+            <w:u w:val="single"/>
+          </w:rPr>
+          <w:t>Matius 20:20</w:t>
+        </w:r>
+      </w:hyperlink>
+    </w:p>
+    <w:p>
+      <w:pPr>
+        <w:pStyle w:val="ListBullet"/>
+        <w:spacing w:line="240" w:lineRule="auto"/>
+        <w:ind w:left="720"/>
+      </w:pPr>
+      <w:r>
+        <w:rPr>
+          <w:lang w:val="id_ID" w:bidi="id_ID"/>
+        </w:rPr>
+      </w:r>
+      <w:hyperlink r:id="rId38">
+        <w:r>
+          <w:rPr>
+            <w:lang w:val="id_ID" w:bidi="id_ID"/>
+          </w:rPr>
+          <w:rPr>
+            <w:color w:val="0000EE"/>
+            <w:u w:val="single"/>
+          </w:rPr>
+          <w:t>Matius 26:36–38</w:t>
+        </w:r>
+      </w:hyperlink>
+    </w:p>
+    <w:p>
+      <w:pPr>
+        <w:pStyle w:val="Heading3"/>
+      </w:pPr>
+      <w:r>
+        <w:rPr>
+          <w:lang w:val="id_ID" w:bidi="id_ID"/>
+        </w:rPr>
+        <w:t>Data Kata:</w:t>
+      </w:r>
+    </w:p>
+    <w:p>
+      <w:pPr>
+        <w:pStyle w:val="ListBullet"/>
+        <w:spacing w:line="240" w:lineRule="auto"/>
+        <w:ind w:left="720"/>
+      </w:pPr>
+      <w:r>
+        <w:rPr>
+          <w:lang w:val="id_ID" w:bidi="id_ID"/>
+        </w:rPr>
+      </w:r>
+      <w:r>
+        <w:rPr>
+          <w:lang w:val="id_ID" w:bidi="id_ID"/>
+        </w:rPr>
+        <w:t>Strong: G21990</w:t>
+      </w:r>
+      <w:r>
+        <w:rPr>
+          <w:lang w:val="id_ID" w:bidi="id_ID"/>
+        </w:rPr>
+      </w:r>
+      <w:r>
+        <w:rPr>
+          <w:lang w:val="id_ID" w:bidi="id_ID"/>
+        </w:rPr>
+      </w:r>
+    </w:p>
+    <w:p>
+      <w:pPr/>
+      <w:r>
+        <w:rPr>
+          <w:lang w:val="id_ID" w:bidi="id_ID"/>
+        </w:rPr>
+      </w:r>
+    </w:p>
+    <w:p>
+      <w:pPr>
+        <w:pStyle w:val="Heading2"/>
+      </w:pPr>
+      <w:r>
+        <w:rPr>
+          <w:lang w:val="id_ID" w:bidi="id_ID"/>
+        </w:rPr>
+        <w:t>Zebulon</w:t>
+      </w:r>
+      <w:r>
+        <w:rPr>
+          <w:lang w:val="id_ID" w:bidi="id_ID"/>
+        </w:rPr>
+      </w:r>
+    </w:p>
+    <w:p>
+      <w:pPr>
+        <w:pStyle w:val="Heading3"/>
+      </w:pPr>
+      <w:r>
+        <w:rPr>
+          <w:lang w:val="id_ID" w:bidi="id_ID"/>
+        </w:rPr>
+        <w:t>Fakta:</w:t>
+      </w:r>
+    </w:p>
+    <w:p>
+      <w:pPr/>
+      <w:r>
+        <w:rPr>
+          <w:lang w:val="id_ID" w:bidi="id_ID"/>
+        </w:rPr>
+      </w:r>
+      <w:r>
+        <w:rPr>
+          <w:lang w:val="id_ID" w:bidi="id_ID"/>
+        </w:rPr>
+        <w:t>Zebulon adalah putra kesepuluh Yakub dan putra keenam Lea. Keturunannya menjadi salah satu suku Israel.</w:t>
+      </w:r>
+    </w:p>
+    <w:p>
+      <w:pPr>
+        <w:pStyle w:val="ListBullet"/>
+        <w:spacing w:line="240" w:lineRule="auto"/>
+        <w:ind w:left="720"/>
+      </w:pPr>
+      <w:r>
+        <w:rPr>
+          <w:lang w:val="id_ID" w:bidi="id_ID"/>
+        </w:rPr>
+      </w:r>
+      <w:r>
+        <w:rPr>
+          <w:lang w:val="id_ID" w:bidi="id_ID"/>
+        </w:rPr>
+        <w:t>Suku yang berasal darinya dikenal sebagai "suku Zebulon" atau "Zebulon."</w:t>
+      </w:r>
+    </w:p>
+    <w:p>
+      <w:pPr>
+        <w:pStyle w:val="ListBullet"/>
+        <w:spacing w:line="240" w:lineRule="auto"/>
+        <w:ind w:left="720"/>
+      </w:pPr>
+      <w:r>
+        <w:rPr>
+          <w:lang w:val="id_ID" w:bidi="id_ID"/>
+        </w:rPr>
+      </w:r>
+      <w:r>
+        <w:rPr>
+          <w:lang w:val="id_ID" w:bidi="id_ID"/>
+        </w:rPr>
+        <w:t>Arti nama Zebulon tidak diketahui, tetapi mirip dengan kata dalam bahasa Ibrani yang mungkin berarti "untuk menghormati" atau "untuk menetap."</w:t>
+      </w:r>
+    </w:p>
+    <w:p>
+      <w:pPr>
+        <w:pStyle w:val="ListBullet"/>
+        <w:spacing w:line="240" w:lineRule="auto"/>
+        <w:ind w:left="720"/>
+      </w:pPr>
+      <w:r>
+        <w:rPr>
+          <w:lang w:val="id_ID" w:bidi="id_ID"/>
+        </w:rPr>
+      </w:r>
+      <w:r>
+        <w:rPr>
+          <w:lang w:val="id_ID" w:bidi="id_ID"/>
+        </w:rPr>
+        <w:t>Suku Zebulon menetap di barat laut wilayah Kanaan, berbatasan dengan tanah Naftali, Isakhar, Manasye, dan Asyer.</w:t>
+      </w:r>
+    </w:p>
+    <w:p>
+      <w:pPr/>
+      <w:r>
+        <w:rPr>
+          <w:lang w:val="id_ID" w:bidi="id_ID"/>
+        </w:rPr>
+      </w:r>
+      <w:r>
+        <w:rPr>
+          <w:lang w:val="id_ID" w:bidi="id_ID"/>
+        </w:rPr>
+        <w:t>(Saran Terjemahan: Cara Menerjemahkan Nama)</w:t>
+      </w:r>
+    </w:p>
+    <w:p>
+      <w:pPr/>
+      <w:r>
+        <w:rPr>
+          <w:lang w:val="id_ID" w:bidi="id_ID"/>
+        </w:rPr>
+      </w:r>
+      <w:r>
+        <w:rPr>
+          <w:lang w:val="id_ID" w:bidi="id_ID"/>
+        </w:rPr>
+        <w:t xml:space="preserve">(Lihat juga: </w:t>
+      </w:r>
+      <w:r>
+        <w:rPr>
+          <w:lang w:val="id_ID" w:bidi="id_ID"/>
+        </w:rPr>
+        <w:t>dua belas suku Israel</w:t>
+      </w:r>
+      <w:r>
+        <w:rPr>
+          <w:lang w:val="id_ID" w:bidi="id_ID"/>
+        </w:rPr>
+        <w:t xml:space="preserve">, </w:t>
+      </w:r>
+      <w:r>
+        <w:rPr>
+          <w:lang w:val="id_ID" w:bidi="id_ID"/>
+        </w:rPr>
+        <w:t>Yakub</w:t>
+      </w:r>
+      <w:r>
+        <w:rPr>
+          <w:lang w:val="id_ID" w:bidi="id_ID"/>
+        </w:rPr>
+        <w:t xml:space="preserve">, </w:t>
+      </w:r>
+      <w:r>
+        <w:rPr>
+          <w:lang w:val="id_ID" w:bidi="id_ID"/>
+        </w:rPr>
+        <w:t>Lea</w:t>
+      </w:r>
+      <w:r>
+        <w:rPr>
+          <w:lang w:val="id_ID" w:bidi="id_ID"/>
+        </w:rPr>
+        <w:t>)</w:t>
+      </w:r>
+    </w:p>
+    <w:p>
+      <w:pPr>
+        <w:pStyle w:val="Heading3"/>
+      </w:pPr>
+      <w:r>
+        <w:rPr>
+          <w:lang w:val="id_ID" w:bidi="id_ID"/>
+        </w:rPr>
+        <w:t>Referensi Alkitab:</w:t>
+      </w:r>
+    </w:p>
+    <w:p>
+      <w:pPr>
+        <w:pStyle w:val="ListBullet"/>
+        <w:spacing w:line="240" w:lineRule="auto"/>
+        <w:ind w:left="720"/>
+      </w:pPr>
+      <w:r>
+        <w:rPr>
+          <w:lang w:val="id_ID" w:bidi="id_ID"/>
+        </w:rPr>
+      </w:r>
+      <w:hyperlink r:id="rId39">
+        <w:r>
+          <w:rPr>
+            <w:lang w:val="id_ID" w:bidi="id_ID"/>
+          </w:rPr>
+          <w:rPr>
+            <w:color w:val="0000EE"/>
+            <w:u w:val="single"/>
+          </w:rPr>
+          <w:t>Keluaran 1:1–5</w:t>
+        </w:r>
+      </w:hyperlink>
+    </w:p>
+    <w:p>
+      <w:pPr>
+        <w:pStyle w:val="ListBullet"/>
+        <w:spacing w:line="240" w:lineRule="auto"/>
+        <w:ind w:left="720"/>
+      </w:pPr>
+      <w:r>
+        <w:rPr>
+          <w:lang w:val="id_ID" w:bidi="id_ID"/>
+        </w:rPr>
+      </w:r>
+      <w:hyperlink r:id="rId40">
+        <w:r>
+          <w:rPr>
+            <w:lang w:val="id_ID" w:bidi="id_ID"/>
+          </w:rPr>
+          <w:rPr>
+            <w:color w:val="0000EE"/>
+            <w:u w:val="single"/>
+          </w:rPr>
+          <w:t>Kejadian 30:20</w:t>
+        </w:r>
+      </w:hyperlink>
+    </w:p>
+    <w:p>
+      <w:pPr>
+        <w:pStyle w:val="ListBullet"/>
+        <w:spacing w:line="240" w:lineRule="auto"/>
+        <w:ind w:left="720"/>
+      </w:pPr>
+      <w:r>
+        <w:rPr>
+          <w:lang w:val="id_ID" w:bidi="id_ID"/>
+        </w:rPr>
+      </w:r>
+      <w:hyperlink r:id="rId41">
+        <w:r>
+          <w:rPr>
+            <w:lang w:val="id_ID" w:bidi="id_ID"/>
+          </w:rPr>
+          <w:rPr>
+            <w:color w:val="0000EE"/>
+            <w:u w:val="single"/>
+          </w:rPr>
+          <w:t>Yesaya 9:1</w:t>
+        </w:r>
+      </w:hyperlink>
+    </w:p>
+    <w:p>
+      <w:pPr>
+        <w:pStyle w:val="ListBullet"/>
+        <w:spacing w:line="240" w:lineRule="auto"/>
+        <w:ind w:left="720"/>
+      </w:pPr>
+      <w:r>
+        <w:rPr>
+          <w:lang w:val="id_ID" w:bidi="id_ID"/>
+        </w:rPr>
+      </w:r>
+      <w:hyperlink r:id="rId42">
+        <w:r>
+          <w:rPr>
+            <w:lang w:val="id_ID" w:bidi="id_ID"/>
+          </w:rPr>
+          <w:rPr>
+            <w:color w:val="0000EE"/>
+            <w:u w:val="single"/>
+          </w:rPr>
+          <w:t>Hakim-Hakim 4:10</w:t>
+        </w:r>
+      </w:hyperlink>
+    </w:p>
+    <w:p>
+      <w:pPr>
+        <w:pStyle w:val="ListBullet"/>
+        <w:spacing w:line="240" w:lineRule="auto"/>
+        <w:ind w:left="720"/>
+      </w:pPr>
+      <w:r>
+        <w:rPr>
+          <w:lang w:val="id_ID" w:bidi="id_ID"/>
+        </w:rPr>
+      </w:r>
+      <w:hyperlink r:id="rId43">
+        <w:r>
+          <w:rPr>
+            <w:lang w:val="id_ID" w:bidi="id_ID"/>
+          </w:rPr>
+          <w:rPr>
+            <w:color w:val="0000EE"/>
+            <w:u w:val="single"/>
+          </w:rPr>
+          <w:t>Matius 4:13</w:t>
+        </w:r>
+      </w:hyperlink>
+    </w:p>
+    <w:p>
+      <w:pPr>
+        <w:pStyle w:val="ListBullet"/>
+        <w:spacing w:line="240" w:lineRule="auto"/>
+        <w:ind w:left="720"/>
+      </w:pPr>
+      <w:r>
+        <w:rPr>
+          <w:lang w:val="id_ID" w:bidi="id_ID"/>
+        </w:rPr>
+      </w:r>
+      <w:hyperlink r:id="rId44">
+        <w:r>
+          <w:rPr>
+            <w:lang w:val="id_ID" w:bidi="id_ID"/>
+          </w:rPr>
+          <w:rPr>
+            <w:color w:val="0000EE"/>
+            <w:u w:val="single"/>
+          </w:rPr>
+          <w:t>Matius 4:16</w:t>
+        </w:r>
+      </w:hyperlink>
+    </w:p>
+    <w:p>
+      <w:pPr>
+        <w:pStyle w:val="Heading3"/>
+      </w:pPr>
+      <w:r>
+        <w:rPr>
+          <w:lang w:val="id_ID" w:bidi="id_ID"/>
+        </w:rPr>
+        <w:t>Data Kata:</w:t>
+      </w:r>
+    </w:p>
+    <w:p>
+      <w:pPr>
+        <w:pStyle w:val="ListBullet"/>
+        <w:spacing w:line="240" w:lineRule="auto"/>
+        <w:ind w:left="720"/>
+      </w:pPr>
+      <w:r>
+        <w:rPr>
+          <w:lang w:val="id_ID" w:bidi="id_ID"/>
+        </w:rPr>
+      </w:r>
+      <w:r>
+        <w:rPr>
+          <w:lang w:val="id_ID" w:bidi="id_ID"/>
+        </w:rPr>
+        <w:t>Strong: H2074, H2075, G21940</w:t>
+      </w:r>
+      <w:r>
+        <w:rPr>
+          <w:lang w:val="id_ID" w:bidi="id_ID"/>
+        </w:rPr>
+      </w:r>
+      <w:r>
+        <w:rPr>
+          <w:lang w:val="id_ID" w:bidi="id_ID"/>
+        </w:rPr>
+      </w:r>
+    </w:p>
+    <w:p>
+      <w:pPr/>
+      <w:r>
+        <w:rPr>
+          <w:lang w:val="id_ID" w:bidi="id_ID"/>
+        </w:rPr>
+      </w:r>
+    </w:p>
+    <w:p>
+      <w:pPr>
+        <w:pStyle w:val="Heading2"/>
+      </w:pPr>
+      <w:r>
+        <w:rPr>
+          <w:lang w:val="id_ID" w:bidi="id_ID"/>
+        </w:rPr>
+        <w:t>Zedekia</w:t>
+      </w:r>
+      <w:r>
+        <w:rPr>
+          <w:lang w:val="id_ID" w:bidi="id_ID"/>
+        </w:rPr>
+      </w:r>
+    </w:p>
+    <w:p>
+      <w:pPr>
+        <w:pStyle w:val="Heading3"/>
+      </w:pPr>
+      <w:r>
+        <w:rPr>
+          <w:lang w:val="id_ID" w:bidi="id_ID"/>
+        </w:rPr>
+        <w:t>Fakta:</w:t>
+      </w:r>
+    </w:p>
+    <w:p>
+      <w:pPr/>
+      <w:r>
+        <w:rPr>
+          <w:lang w:val="id_ID" w:bidi="id_ID"/>
+        </w:rPr>
+      </w:r>
+      <w:r>
+        <w:rPr>
+          <w:lang w:val="id_ID" w:bidi="id_ID"/>
+        </w:rPr>
+        <w:t>Zedekia, putra Yosia, adalah raja terakhir Yehuda (597–587 SM). Ada juga beberapa orang lain yang bernama Zedekia dalam Perjanjian Lama.</w:t>
+      </w:r>
+    </w:p>
+    <w:p>
+      <w:pPr>
+        <w:pStyle w:val="ListBullet"/>
+        <w:spacing w:line="240" w:lineRule="auto"/>
+        <w:ind w:left="720"/>
+      </w:pPr>
+      <w:r>
+        <w:rPr>
+          <w:lang w:val="id_ID" w:bidi="id_ID"/>
+        </w:rPr>
+      </w:r>
+      <w:r>
+        <w:rPr>
+          <w:lang w:val="id_ID" w:bidi="id_ID"/>
+        </w:rPr>
+        <w:t>Raja Nebukadnezar mengangkat Zedekia sebagai raja Yehuda setelah menangkap Raja Yoyakhin dan membawanya ke Babel. Zedekia kemudian memberontak, sehingga Nebukadnezar menangkapnya dan menghancurkan seluruh Yerusalem.</w:t>
+      </w:r>
+    </w:p>
+    <w:p>
+      <w:pPr>
+        <w:pStyle w:val="ListBullet"/>
+        <w:spacing w:line="240" w:lineRule="auto"/>
+        <w:ind w:left="720"/>
+      </w:pPr>
+      <w:r>
+        <w:rPr>
+          <w:lang w:val="id_ID" w:bidi="id_ID"/>
+        </w:rPr>
+      </w:r>
+      <w:r>
+        <w:rPr>
+          <w:lang w:val="id_ID" w:bidi="id_ID"/>
+        </w:rPr>
+        <w:t>Zedekia bin Kenaana adalah seorang nabi palsu pada masa pemerintahan Raja Ahab dari Israel.</w:t>
+      </w:r>
+    </w:p>
+    <w:p>
+      <w:pPr>
+        <w:pStyle w:val="ListBullet"/>
+        <w:spacing w:line="240" w:lineRule="auto"/>
+        <w:ind w:left="720"/>
+      </w:pPr>
+      <w:r>
+        <w:rPr>
+          <w:lang w:val="id_ID" w:bidi="id_ID"/>
+        </w:rPr>
+      </w:r>
+      <w:r>
+        <w:rPr>
+          <w:lang w:val="id_ID" w:bidi="id_ID"/>
+        </w:rPr>
+        <w:t>Seorang pria bernama Zedekia adalah salah satu dari mereka yang menandatangani perjanjian dengan Tuhan pada masa Nehemia.</w:t>
+      </w:r>
+    </w:p>
+    <w:p>
+      <w:pPr/>
+      <w:r>
+        <w:rPr>
+          <w:lang w:val="id_ID" w:bidi="id_ID"/>
+        </w:rPr>
+      </w:r>
+      <w:r>
+        <w:rPr>
+          <w:lang w:val="id_ID" w:bidi="id_ID"/>
+        </w:rPr>
+        <w:t>(Saran terjemahan: Cara Menerjemahkan Nama)</w:t>
+      </w:r>
+    </w:p>
+    <w:p>
+      <w:pPr/>
+      <w:r>
+        <w:rPr>
+          <w:lang w:val="id_ID" w:bidi="id_ID"/>
+        </w:rPr>
+      </w:r>
+      <w:r>
+        <w:rPr>
+          <w:lang w:val="id_ID" w:bidi="id_ID"/>
+        </w:rPr>
+        <w:t xml:space="preserve">(Lihat juga: </w:t>
+      </w:r>
+      <w:r>
+        <w:rPr>
+          <w:lang w:val="id_ID" w:bidi="id_ID"/>
+        </w:rPr>
+        <w:t>Ahab</w:t>
+      </w:r>
+      <w:r>
+        <w:rPr>
+          <w:lang w:val="id_ID" w:bidi="id_ID"/>
+        </w:rPr>
+        <w:t xml:space="preserve">, </w:t>
+      </w:r>
+      <w:r>
+        <w:rPr>
+          <w:lang w:val="id_ID" w:bidi="id_ID"/>
+        </w:rPr>
+        <w:t>Babel</w:t>
+      </w:r>
+      <w:r>
+        <w:rPr>
+          <w:lang w:val="id_ID" w:bidi="id_ID"/>
+        </w:rPr>
+        <w:t xml:space="preserve">, </w:t>
+      </w:r>
+      <w:r>
+        <w:rPr>
+          <w:lang w:val="id_ID" w:bidi="id_ID"/>
+        </w:rPr>
+        <w:t>Yehezkiel</w:t>
+      </w:r>
+      <w:r>
+        <w:rPr>
+          <w:lang w:val="id_ID" w:bidi="id_ID"/>
+        </w:rPr>
+        <w:t xml:space="preserve">, </w:t>
+      </w:r>
+      <w:r>
+        <w:rPr>
+          <w:lang w:val="id_ID" w:bidi="id_ID"/>
+        </w:rPr>
+        <w:t>kerajaan Israel</w:t>
+      </w:r>
+      <w:r>
+        <w:rPr>
+          <w:lang w:val="id_ID" w:bidi="id_ID"/>
+        </w:rPr>
+        <w:t xml:space="preserve">, </w:t>
+      </w:r>
+      <w:r>
+        <w:rPr>
+          <w:lang w:val="id_ID" w:bidi="id_ID"/>
+        </w:rPr>
+        <w:t>Yoyakhin</w:t>
+      </w:r>
+      <w:r>
+        <w:rPr>
+          <w:lang w:val="id_ID" w:bidi="id_ID"/>
+        </w:rPr>
+        <w:t xml:space="preserve">, </w:t>
+      </w:r>
+      <w:r>
+        <w:rPr>
+          <w:lang w:val="id_ID" w:bidi="id_ID"/>
+        </w:rPr>
+        <w:t>Yeremia</w:t>
+      </w:r>
+      <w:r>
+        <w:rPr>
+          <w:lang w:val="id_ID" w:bidi="id_ID"/>
+        </w:rPr>
+        <w:t xml:space="preserve">, </w:t>
+      </w:r>
+      <w:r>
+        <w:rPr>
+          <w:lang w:val="id_ID" w:bidi="id_ID"/>
+        </w:rPr>
+        <w:t>Yosia</w:t>
+      </w:r>
+      <w:r>
+        <w:rPr>
+          <w:lang w:val="id_ID" w:bidi="id_ID"/>
+        </w:rPr>
+        <w:t xml:space="preserve">, </w:t>
+      </w:r>
+      <w:r>
+        <w:rPr>
+          <w:lang w:val="id_ID" w:bidi="id_ID"/>
+        </w:rPr>
+        <w:t>Yehuda</w:t>
+      </w:r>
+      <w:r>
+        <w:rPr>
+          <w:lang w:val="id_ID" w:bidi="id_ID"/>
+        </w:rPr>
+        <w:t xml:space="preserve">, </w:t>
+      </w:r>
+      <w:r>
+        <w:rPr>
+          <w:lang w:val="id_ID" w:bidi="id_ID"/>
+        </w:rPr>
+        <w:t>Nebukadnezar</w:t>
+      </w:r>
+      <w:r>
+        <w:rPr>
+          <w:lang w:val="id_ID" w:bidi="id_ID"/>
+        </w:rPr>
+        <w:t xml:space="preserve">, </w:t>
+      </w:r>
+      <w:r>
+        <w:rPr>
+          <w:lang w:val="id_ID" w:bidi="id_ID"/>
+        </w:rPr>
+        <w:t>Nehemia</w:t>
+      </w:r>
+      <w:r>
+        <w:rPr>
+          <w:lang w:val="id_ID" w:bidi="id_ID"/>
+        </w:rPr>
+        <w:t>)</w:t>
+      </w:r>
+    </w:p>
+    <w:p>
+      <w:pPr>
+        <w:pStyle w:val="Heading3"/>
+      </w:pPr>
+      <w:r>
+        <w:rPr>
+          <w:lang w:val="id_ID" w:bidi="id_ID"/>
+        </w:rPr>
+        <w:t>Referensi Alkitab:</w:t>
+      </w:r>
+    </w:p>
+    <w:p>
+      <w:pPr>
+        <w:pStyle w:val="ListBullet"/>
+        <w:spacing w:line="240" w:lineRule="auto"/>
+        <w:ind w:left="720"/>
+      </w:pPr>
+      <w:r>
+        <w:rPr>
+          <w:lang w:val="id_ID" w:bidi="id_ID"/>
+        </w:rPr>
+      </w:r>
+      <w:hyperlink r:id="rId45">
+        <w:r>
+          <w:rPr>
+            <w:lang w:val="id_ID" w:bidi="id_ID"/>
+          </w:rPr>
+          <w:rPr>
+            <w:color w:val="0000EE"/>
+            <w:u w:val="single"/>
+          </w:rPr>
+          <w:t>1 Tawarikh 3:15–16</w:t>
+        </w:r>
+      </w:hyperlink>
+    </w:p>
+    <w:p>
+      <w:pPr>
+        <w:pStyle w:val="ListBullet"/>
+        <w:spacing w:line="240" w:lineRule="auto"/>
+        <w:ind w:left="720"/>
+      </w:pPr>
+      <w:r>
+        <w:rPr>
+          <w:lang w:val="id_ID" w:bidi="id_ID"/>
+        </w:rPr>
+      </w:r>
+      <w:hyperlink r:id="rId46">
+        <w:r>
+          <w:rPr>
+            <w:lang w:val="id_ID" w:bidi="id_ID"/>
+          </w:rPr>
+          <w:rPr>
+            <w:color w:val="0000EE"/>
+            <w:u w:val="single"/>
+          </w:rPr>
+          <w:t>Yeremia 37:1–2</w:t>
+        </w:r>
+      </w:hyperlink>
+    </w:p>
+    <w:p>
+      <w:pPr>
+        <w:pStyle w:val="ListBullet"/>
+        <w:spacing w:line="240" w:lineRule="auto"/>
+        <w:ind w:left="720"/>
+      </w:pPr>
+      <w:r>
+        <w:rPr>
+          <w:lang w:val="id_ID" w:bidi="id_ID"/>
+        </w:rPr>
+      </w:r>
+      <w:hyperlink r:id="rId47">
+        <w:r>
+          <w:rPr>
+            <w:lang w:val="id_ID" w:bidi="id_ID"/>
+          </w:rPr>
+          <w:rPr>
+            <w:color w:val="0000EE"/>
+            <w:u w:val="single"/>
+          </w:rPr>
+          <w:t>Yeremia 39:2</w:t>
+        </w:r>
+      </w:hyperlink>
+    </w:p>
+    <w:p>
+      <w:pPr>
+        <w:pStyle w:val="Heading3"/>
+      </w:pPr>
+      <w:r>
+        <w:rPr>
+          <w:lang w:val="id_ID" w:bidi="id_ID"/>
+        </w:rPr>
+        <w:t>Data Kata:</w:t>
+      </w:r>
+    </w:p>
+    <w:p>
+      <w:pPr>
+        <w:pStyle w:val="ListBullet"/>
+        <w:spacing w:line="240" w:lineRule="auto"/>
+        <w:ind w:left="720"/>
+      </w:pPr>
+      <w:r>
+        <w:rPr>
+          <w:lang w:val="id_ID" w:bidi="id_ID"/>
+        </w:rPr>
+      </w:r>
+      <w:r>
+        <w:rPr>
+          <w:lang w:val="id_ID" w:bidi="id_ID"/>
+        </w:rPr>
+        <w:t>Strong: H6667</w:t>
+      </w:r>
+      <w:r>
+        <w:rPr>
+          <w:lang w:val="id_ID" w:bidi="id_ID"/>
+        </w:rPr>
+      </w:r>
+      <w:r>
+        <w:rPr>
+          <w:lang w:val="id_ID" w:bidi="id_ID"/>
+        </w:rPr>
+      </w:r>
+    </w:p>
+    <w:p>
+      <w:pPr/>
+      <w:r>
+        <w:rPr>
+          <w:lang w:val="id_ID" w:bidi="id_ID"/>
+        </w:rPr>
+      </w:r>
+    </w:p>
+    <w:p>
+      <w:pPr>
+        <w:pStyle w:val="Heading2"/>
+      </w:pPr>
+      <w:r>
+        <w:rPr>
+          <w:lang w:val="id_ID" w:bidi="id_ID"/>
+        </w:rPr>
+        <w:t>Zefanya</w:t>
+      </w:r>
+      <w:r>
+        <w:rPr>
+          <w:lang w:val="id_ID" w:bidi="id_ID"/>
+        </w:rPr>
+      </w:r>
+    </w:p>
+    <w:p>
+      <w:pPr>
+        <w:pStyle w:val="Heading3"/>
+      </w:pPr>
+      <w:r>
+        <w:rPr>
+          <w:lang w:val="id_ID" w:bidi="id_ID"/>
+        </w:rPr>
+        <w:t>Fakta:</w:t>
+      </w:r>
+    </w:p>
+    <w:p>
+      <w:pPr/>
+      <w:r>
+        <w:rPr>
+          <w:lang w:val="id_ID" w:bidi="id_ID"/>
+        </w:rPr>
+      </w:r>
+      <w:r>
+        <w:rPr>
+          <w:lang w:val="id_ID" w:bidi="id_ID"/>
+        </w:rPr>
+        <w:t>Zefanya bin Kusyi adalah seorang nabi yang tinggal di Yerusalem dan bernubuat selama masa pemerintahan Raja Yosia. Dia hidup pada periode yang sama dengan Yeremia.</w:t>
+      </w:r>
+    </w:p>
+    <w:p>
+      <w:pPr>
+        <w:pStyle w:val="ListBullet"/>
+        <w:spacing w:line="240" w:lineRule="auto"/>
+        <w:ind w:left="720"/>
+      </w:pPr>
+      <w:r>
+        <w:rPr>
+          <w:lang w:val="id_ID" w:bidi="id_ID"/>
+        </w:rPr>
+      </w:r>
+      <w:r>
+        <w:rPr>
+          <w:lang w:val="id_ID" w:bidi="id_ID"/>
+        </w:rPr>
+        <w:t>Dia menegur orang-orang Yehuda karena menyembah dewa-dewa palsu. Nubuat-nubuatnya tercatat dalam Kitab Zefanya di Perjanjian Lama.</w:t>
+      </w:r>
+    </w:p>
+    <w:p>
+      <w:pPr>
+        <w:pStyle w:val="ListBullet"/>
+        <w:spacing w:line="240" w:lineRule="auto"/>
+        <w:ind w:left="720"/>
+      </w:pPr>
+      <w:r>
+        <w:rPr>
+          <w:lang w:val="id_ID" w:bidi="id_ID"/>
+        </w:rPr>
+      </w:r>
+      <w:r>
+        <w:rPr>
+          <w:lang w:val="id_ID" w:bidi="id_ID"/>
+        </w:rPr>
+        <w:t>Ada beberapa orang lainnya dalam Perjanjian Lama yang bernama Zefanya, dan kebanyakan dari mereka adalah imam.</w:t>
+      </w:r>
+    </w:p>
+    <w:p>
+      <w:pPr/>
+      <w:r>
+        <w:rPr>
+          <w:lang w:val="id_ID" w:bidi="id_ID"/>
+        </w:rPr>
+      </w:r>
+      <w:r>
+        <w:rPr>
+          <w:lang w:val="id_ID" w:bidi="id_ID"/>
+        </w:rPr>
+        <w:t>(Saran terjemahan: Cara Menerjemahkan Nama)</w:t>
+      </w:r>
+    </w:p>
+    <w:p>
+      <w:pPr/>
+      <w:r>
+        <w:rPr>
+          <w:lang w:val="id_ID" w:bidi="id_ID"/>
+        </w:rPr>
+      </w:r>
+      <w:r>
+        <w:rPr>
+          <w:lang w:val="id_ID" w:bidi="id_ID"/>
+        </w:rPr>
+        <w:t xml:space="preserve">(Lihat juga: </w:t>
+      </w:r>
+      <w:r>
+        <w:rPr>
+          <w:lang w:val="id_ID" w:bidi="id_ID"/>
+        </w:rPr>
+        <w:t>Yeremia</w:t>
+      </w:r>
+      <w:r>
+        <w:rPr>
+          <w:lang w:val="id_ID" w:bidi="id_ID"/>
+        </w:rPr>
+        <w:t xml:space="preserve">, </w:t>
+      </w:r>
+      <w:r>
+        <w:rPr>
+          <w:lang w:val="id_ID" w:bidi="id_ID"/>
+        </w:rPr>
+        <w:t>Yosia</w:t>
+      </w:r>
+      <w:r>
+        <w:rPr>
+          <w:lang w:val="id_ID" w:bidi="id_ID"/>
+        </w:rPr>
+        <w:t>,</w:t>
+      </w:r>
+      <w:r>
+        <w:rPr>
+          <w:lang w:val="id_ID" w:bidi="id_ID"/>
+        </w:rPr>
+        <w:t xml:space="preserve"> imam</w:t>
+      </w:r>
+      <w:r>
+        <w:rPr>
+          <w:lang w:val="id_ID" w:bidi="id_ID"/>
+        </w:rPr>
+        <w:t>)</w:t>
+      </w:r>
+    </w:p>
+    <w:p>
+      <w:pPr>
+        <w:pStyle w:val="Heading3"/>
+      </w:pPr>
+      <w:r>
+        <w:rPr>
+          <w:lang w:val="id_ID" w:bidi="id_ID"/>
+        </w:rPr>
+        <w:t>Referensi Alkitab:</w:t>
+      </w:r>
+    </w:p>
+    <w:p>
+      <w:pPr>
+        <w:pStyle w:val="ListBullet"/>
+        <w:spacing w:line="240" w:lineRule="auto"/>
+        <w:ind w:left="720"/>
+      </w:pPr>
+      <w:r>
+        <w:rPr>
+          <w:lang w:val="id_ID" w:bidi="id_ID"/>
+        </w:rPr>
+      </w:r>
+      <w:hyperlink r:id="rId48">
+        <w:r>
+          <w:rPr>
+            <w:lang w:val="id_ID" w:bidi="id_ID"/>
+          </w:rPr>
+          <w:rPr>
+            <w:color w:val="0000EE"/>
+            <w:u w:val="single"/>
+          </w:rPr>
+          <w:t>2 Raja-raja 25:18</w:t>
+        </w:r>
+      </w:hyperlink>
+    </w:p>
+    <w:p>
+      <w:pPr>
+        <w:pStyle w:val="ListBullet"/>
+        <w:spacing w:line="240" w:lineRule="auto"/>
+        <w:ind w:left="720"/>
+      </w:pPr>
+      <w:r>
+        <w:rPr>
+          <w:lang w:val="id_ID" w:bidi="id_ID"/>
+        </w:rPr>
+      </w:r>
+      <w:hyperlink r:id="rId49">
+        <w:r>
+          <w:rPr>
+            <w:lang w:val="id_ID" w:bidi="id_ID"/>
+          </w:rPr>
+          <w:rPr>
+            <w:color w:val="0000EE"/>
+            <w:u w:val="single"/>
+          </w:rPr>
+          <w:t>Yeremia 52:24–25</w:t>
+        </w:r>
+      </w:hyperlink>
+    </w:p>
+    <w:p>
+      <w:pPr>
+        <w:pStyle w:val="ListBullet"/>
+        <w:spacing w:line="240" w:lineRule="auto"/>
+        <w:ind w:left="720"/>
+      </w:pPr>
+      <w:r>
+        <w:rPr>
+          <w:lang w:val="id_ID" w:bidi="id_ID"/>
+        </w:rPr>
+      </w:r>
+      <w:hyperlink r:id="rId50">
+        <w:r>
+          <w:rPr>
+            <w:lang w:val="id_ID" w:bidi="id_ID"/>
+          </w:rPr>
+          <w:rPr>
+            <w:color w:val="0000EE"/>
+            <w:u w:val="single"/>
+          </w:rPr>
+          <w:t>Zakharia 6:9–11</w:t>
+        </w:r>
+      </w:hyperlink>
+    </w:p>
+    <w:p>
+      <w:pPr>
+        <w:pStyle w:val="ListBullet"/>
+        <w:spacing w:line="240" w:lineRule="auto"/>
+        <w:ind w:left="720"/>
+      </w:pPr>
+      <w:r>
+        <w:rPr>
+          <w:lang w:val="id_ID" w:bidi="id_ID"/>
+        </w:rPr>
+      </w:r>
+      <w:hyperlink r:id="rId51">
+        <w:r>
+          <w:rPr>
+            <w:lang w:val="id_ID" w:bidi="id_ID"/>
+          </w:rPr>
+          <w:rPr>
+            <w:color w:val="0000EE"/>
+            <w:u w:val="single"/>
+          </w:rPr>
+          <w:t>Zefanya 1:3</w:t>
+        </w:r>
+      </w:hyperlink>
+    </w:p>
+    <w:p>
+      <w:pPr>
+        <w:pStyle w:val="Heading3"/>
+      </w:pPr>
+      <w:r>
+        <w:rPr>
+          <w:lang w:val="id_ID" w:bidi="id_ID"/>
+        </w:rPr>
+        <w:t>Data Kata:</w:t>
+      </w:r>
+    </w:p>
+    <w:p>
+      <w:pPr>
+        <w:pStyle w:val="ListBullet"/>
+        <w:spacing w:line="240" w:lineRule="auto"/>
+        <w:ind w:left="720"/>
+      </w:pPr>
+      <w:r>
+        <w:rPr>
+          <w:lang w:val="id_ID" w:bidi="id_ID"/>
+        </w:rPr>
+      </w:r>
+      <w:r>
+        <w:rPr>
+          <w:lang w:val="id_ID" w:bidi="id_ID"/>
+        </w:rPr>
+        <w:t>Strong: H6846</w:t>
+      </w:r>
+      <w:r>
+        <w:rPr>
+          <w:lang w:val="id_ID" w:bidi="id_ID"/>
+        </w:rPr>
+      </w:r>
+      <w:r>
+        <w:rPr>
+          <w:lang w:val="id_ID" w:bidi="id_ID"/>
+        </w:rPr>
+      </w:r>
+    </w:p>
+    <w:p>
+      <w:pPr/>
+      <w:r>
+        <w:rPr>
+          <w:lang w:val="id_ID" w:bidi="id_ID"/>
+        </w:rPr>
+      </w:r>
+    </w:p>
+    <w:p>
+      <w:pPr>
+        <w:pStyle w:val="Heading2"/>
+      </w:pPr>
+      <w:r>
+        <w:rPr>
+          <w:lang w:val="id_ID" w:bidi="id_ID"/>
+        </w:rPr>
+        <w:t>Zerubabel</w:t>
+      </w:r>
+      <w:r>
+        <w:rPr>
+          <w:lang w:val="id_ID" w:bidi="id_ID"/>
+        </w:rPr>
+      </w:r>
+    </w:p>
+    <w:p>
+      <w:pPr>
+        <w:pStyle w:val="Heading3"/>
+      </w:pPr>
+      <w:r>
+        <w:rPr>
+          <w:lang w:val="id_ID" w:bidi="id_ID"/>
+        </w:rPr>
+        <w:t>Fakta:</w:t>
+      </w:r>
+    </w:p>
+    <w:p>
+      <w:pPr/>
+      <w:r>
+        <w:rPr>
+          <w:lang w:val="id_ID" w:bidi="id_ID"/>
+        </w:rPr>
+      </w:r>
+      <w:r>
+        <w:rPr>
+          <w:lang w:val="id_ID" w:bidi="id_ID"/>
+        </w:rPr>
+        <w:t>Zerubabel adalah nama dua orang Israel dalam Perjanjian Lama.</w:t>
+      </w:r>
+    </w:p>
+    <w:p>
+      <w:pPr>
+        <w:pStyle w:val="ListBullet"/>
+        <w:spacing w:line="240" w:lineRule="auto"/>
+        <w:ind w:left="720"/>
+      </w:pPr>
+      <w:r>
+        <w:rPr>
+          <w:lang w:val="id_ID" w:bidi="id_ID"/>
+        </w:rPr>
+      </w:r>
+      <w:r>
+        <w:rPr>
+          <w:lang w:val="id_ID" w:bidi="id_ID"/>
+        </w:rPr>
+        <w:t>Zerubabel yang satu adalah keturunan Yoyakim dan Zedekia.</w:t>
+      </w:r>
+    </w:p>
+    <w:p>
+      <w:pPr>
+        <w:pStyle w:val="ListBullet"/>
+        <w:spacing w:line="240" w:lineRule="auto"/>
+        <w:ind w:left="720"/>
+      </w:pPr>
+      <w:r>
+        <w:rPr>
+          <w:lang w:val="id_ID" w:bidi="id_ID"/>
+        </w:rPr>
+      </w:r>
+      <w:r>
+        <w:rPr>
+          <w:lang w:val="id_ID" w:bidi="id_ID"/>
+        </w:rPr>
+        <w:t>Seorang Zerubabel yang lain, anak Sealtiel, adalah kepala suku Yehuda pada masa Ezra dan Nehemia, ketika Koresh, raja Persia, membebaskan bangsa Israel dari penawanan mereka di Babel.</w:t>
+      </w:r>
+    </w:p>
+    <w:p>
+      <w:pPr>
+        <w:pStyle w:val="ListBullet"/>
+        <w:spacing w:line="240" w:lineRule="auto"/>
+        <w:ind w:left="720"/>
+      </w:pPr>
+      <w:r>
+        <w:rPr>
+          <w:lang w:val="id_ID" w:bidi="id_ID"/>
+        </w:rPr>
+      </w:r>
+      <w:r>
+        <w:rPr>
+          <w:lang w:val="id_ID" w:bidi="id_ID"/>
+        </w:rPr>
+        <w:t>Zerubabel dan Imam Besar Yosua termasuk di antara orang-orang yang membantu membangun kembali bait suci dan mezbah bagi Allah.</w:t>
+      </w:r>
+    </w:p>
+    <w:p>
+      <w:pPr/>
+      <w:r>
+        <w:rPr>
+          <w:lang w:val="id_ID" w:bidi="id_ID"/>
+        </w:rPr>
+      </w:r>
+      <w:r>
+        <w:rPr>
+          <w:lang w:val="id_ID" w:bidi="id_ID"/>
+        </w:rPr>
+        <w:t>(Saran Terjemahan: Cara Menerjemahkan Nama)</w:t>
+      </w:r>
+    </w:p>
+    <w:p>
+      <w:pPr/>
+      <w:r>
+        <w:rPr>
+          <w:lang w:val="id_ID" w:bidi="id_ID"/>
+        </w:rPr>
+      </w:r>
+      <w:r>
+        <w:rPr>
+          <w:lang w:val="id_ID" w:bidi="id_ID"/>
+        </w:rPr>
+        <w:t xml:space="preserve">(Lihat juga: </w:t>
+      </w:r>
+      <w:r>
+        <w:rPr>
+          <w:lang w:val="id_ID" w:bidi="id_ID"/>
+        </w:rPr>
+        <w:t>Babel</w:t>
+      </w:r>
+      <w:r>
+        <w:rPr>
+          <w:lang w:val="id_ID" w:bidi="id_ID"/>
+        </w:rPr>
+        <w:t xml:space="preserve">, </w:t>
+      </w:r>
+      <w:r>
+        <w:rPr>
+          <w:lang w:val="id_ID" w:bidi="id_ID"/>
+        </w:rPr>
+        <w:t>tawanan</w:t>
+      </w:r>
+      <w:r>
+        <w:rPr>
+          <w:lang w:val="id_ID" w:bidi="id_ID"/>
+        </w:rPr>
+        <w:t xml:space="preserve">, </w:t>
+      </w:r>
+      <w:r>
+        <w:rPr>
+          <w:lang w:val="id_ID" w:bidi="id_ID"/>
+        </w:rPr>
+        <w:t>Koresh</w:t>
+      </w:r>
+      <w:r>
+        <w:rPr>
+          <w:lang w:val="id_ID" w:bidi="id_ID"/>
+        </w:rPr>
+        <w:t xml:space="preserve">, </w:t>
+      </w:r>
+      <w:r>
+        <w:rPr>
+          <w:lang w:val="id_ID" w:bidi="id_ID"/>
+        </w:rPr>
+        <w:t>Ezra</w:t>
+      </w:r>
+      <w:r>
+        <w:rPr>
+          <w:lang w:val="id_ID" w:bidi="id_ID"/>
+        </w:rPr>
+        <w:t xml:space="preserve">, </w:t>
+      </w:r>
+      <w:r>
+        <w:rPr>
+          <w:lang w:val="id_ID" w:bidi="id_ID"/>
+        </w:rPr>
+        <w:t>imam besar</w:t>
+      </w:r>
+      <w:r>
+        <w:rPr>
+          <w:lang w:val="id_ID" w:bidi="id_ID"/>
+        </w:rPr>
+        <w:t xml:space="preserve">, </w:t>
+      </w:r>
+      <w:r>
+        <w:rPr>
+          <w:lang w:val="id_ID" w:bidi="id_ID"/>
+        </w:rPr>
+        <w:t>Yoyakim</w:t>
+      </w:r>
+      <w:r>
+        <w:rPr>
+          <w:lang w:val="id_ID" w:bidi="id_ID"/>
+        </w:rPr>
+        <w:t xml:space="preserve">, </w:t>
+      </w:r>
+      <w:r>
+        <w:rPr>
+          <w:lang w:val="id_ID" w:bidi="id_ID"/>
+        </w:rPr>
+        <w:t>Yosua</w:t>
+      </w:r>
+      <w:r>
+        <w:rPr>
+          <w:lang w:val="id_ID" w:bidi="id_ID"/>
+        </w:rPr>
+        <w:t xml:space="preserve">, </w:t>
+      </w:r>
+      <w:r>
+        <w:rPr>
+          <w:lang w:val="id_ID" w:bidi="id_ID"/>
+        </w:rPr>
+        <w:t>Yehuda</w:t>
+      </w:r>
+      <w:r>
+        <w:rPr>
+          <w:lang w:val="id_ID" w:bidi="id_ID"/>
+        </w:rPr>
+        <w:t xml:space="preserve">, </w:t>
+      </w:r>
+      <w:r>
+        <w:rPr>
+          <w:lang w:val="id_ID" w:bidi="id_ID"/>
+        </w:rPr>
+        <w:t>Nehemia</w:t>
+      </w:r>
+      <w:r>
+        <w:rPr>
+          <w:lang w:val="id_ID" w:bidi="id_ID"/>
+        </w:rPr>
+        <w:t xml:space="preserve">, </w:t>
+      </w:r>
+      <w:r>
+        <w:rPr>
+          <w:lang w:val="id_ID" w:bidi="id_ID"/>
+        </w:rPr>
+        <w:t>Persia</w:t>
+      </w:r>
+      <w:r>
+        <w:rPr>
+          <w:lang w:val="id_ID" w:bidi="id_ID"/>
+        </w:rPr>
+        <w:t xml:space="preserve">, </w:t>
+      </w:r>
+      <w:r>
+        <w:rPr>
+          <w:lang w:val="id_ID" w:bidi="id_ID"/>
+        </w:rPr>
+        <w:t>Zedekia</w:t>
+      </w:r>
+      <w:r>
+        <w:rPr>
+          <w:lang w:val="id_ID" w:bidi="id_ID"/>
+        </w:rPr>
+        <w:t>)</w:t>
+      </w:r>
+    </w:p>
+    <w:p>
+      <w:pPr>
+        <w:pStyle w:val="Heading3"/>
+      </w:pPr>
+      <w:r>
+        <w:rPr>
+          <w:lang w:val="id_ID" w:bidi="id_ID"/>
+        </w:rPr>
+        <w:t>Referensi Alkitab:</w:t>
+      </w:r>
+    </w:p>
+    <w:p>
+      <w:pPr>
+        <w:pStyle w:val="ListBullet"/>
+        <w:spacing w:line="240" w:lineRule="auto"/>
+        <w:ind w:left="720"/>
+      </w:pPr>
+      <w:r>
+        <w:rPr>
+          <w:lang w:val="id_ID" w:bidi="id_ID"/>
+        </w:rPr>
+      </w:r>
+      <w:hyperlink r:id="rId52">
+        <w:r>
+          <w:rPr>
+            <w:lang w:val="id_ID" w:bidi="id_ID"/>
+          </w:rPr>
+          <w:rPr>
+            <w:color w:val="0000EE"/>
+            <w:u w:val="single"/>
+          </w:rPr>
+          <w:t>1 Tawarikh 3:19–21</w:t>
+        </w:r>
+      </w:hyperlink>
+    </w:p>
+    <w:p>
+      <w:pPr>
+        <w:pStyle w:val="ListBullet"/>
+        <w:spacing w:line="240" w:lineRule="auto"/>
+        <w:ind w:left="720"/>
+      </w:pPr>
+      <w:r>
+        <w:rPr>
+          <w:lang w:val="id_ID" w:bidi="id_ID"/>
+        </w:rPr>
+      </w:r>
+      <w:hyperlink r:id="rId53">
+        <w:r>
+          <w:rPr>
+            <w:lang w:val="id_ID" w:bidi="id_ID"/>
+          </w:rPr>
+          <w:rPr>
+            <w:color w:val="0000EE"/>
+            <w:u w:val="single"/>
+          </w:rPr>
+          <w:t>Ezra 2:1–2</w:t>
+        </w:r>
+      </w:hyperlink>
+    </w:p>
+    <w:p>
+      <w:pPr>
+        <w:pStyle w:val="ListBullet"/>
+        <w:spacing w:line="240" w:lineRule="auto"/>
+        <w:ind w:left="720"/>
+      </w:pPr>
+      <w:r>
+        <w:rPr>
+          <w:lang w:val="id_ID" w:bidi="id_ID"/>
+        </w:rPr>
+      </w:r>
+      <w:hyperlink r:id="rId54">
+        <w:r>
+          <w:rPr>
+            <w:lang w:val="id_ID" w:bidi="id_ID"/>
+          </w:rPr>
+          <w:rPr>
+            <w:color w:val="0000EE"/>
+            <w:u w:val="single"/>
+          </w:rPr>
+          <w:t>Ezra 3:8–9</w:t>
+        </w:r>
+      </w:hyperlink>
+    </w:p>
+    <w:p>
+      <w:pPr>
+        <w:pStyle w:val="ListBullet"/>
+        <w:spacing w:line="240" w:lineRule="auto"/>
+        <w:ind w:left="720"/>
+      </w:pPr>
+      <w:r>
+        <w:rPr>
+          <w:lang w:val="id_ID" w:bidi="id_ID"/>
+        </w:rPr>
+      </w:r>
+      <w:hyperlink r:id="rId55">
+        <w:r>
+          <w:rPr>
+            <w:lang w:val="id_ID" w:bidi="id_ID"/>
+          </w:rPr>
+          <w:rPr>
+            <w:color w:val="0000EE"/>
+            <w:u w:val="single"/>
+          </w:rPr>
+          <w:t>Lukas 3:27–29</w:t>
+        </w:r>
+      </w:hyperlink>
+    </w:p>
+    <w:p>
+      <w:pPr>
+        <w:pStyle w:val="ListBullet"/>
+        <w:spacing w:line="240" w:lineRule="auto"/>
+        <w:ind w:left="720"/>
+      </w:pPr>
+      <w:r>
+        <w:rPr>
+          <w:lang w:val="id_ID" w:bidi="id_ID"/>
+        </w:rPr>
+      </w:r>
+      <w:hyperlink r:id="rId56">
+        <w:r>
+          <w:rPr>
+            <w:lang w:val="id_ID" w:bidi="id_ID"/>
+          </w:rPr>
+          <w:rPr>
+            <w:color w:val="0000EE"/>
+            <w:u w:val="single"/>
+          </w:rPr>
+          <w:t>Matius 1:12</w:t>
+        </w:r>
+      </w:hyperlink>
+    </w:p>
+    <w:p>
+      <w:pPr>
+        <w:pStyle w:val="Heading3"/>
+      </w:pPr>
+      <w:r>
+        <w:rPr>
+          <w:lang w:val="id_ID" w:bidi="id_ID"/>
+        </w:rPr>
+        <w:t>Data Kata:</w:t>
+      </w:r>
+    </w:p>
+    <w:p>
+      <w:pPr>
+        <w:pStyle w:val="ListBullet"/>
+        <w:spacing w:line="240" w:lineRule="auto"/>
+        <w:ind w:left="720"/>
+      </w:pPr>
+      <w:r>
+        <w:rPr>
+          <w:lang w:val="id_ID" w:bidi="id_ID"/>
+        </w:rPr>
+      </w:r>
+      <w:r>
+        <w:rPr>
+          <w:lang w:val="id_ID" w:bidi="id_ID"/>
+        </w:rPr>
+        <w:t>Strong: H2216, H2217, G22160</w:t>
+      </w:r>
+      <w:r>
+        <w:rPr>
+          <w:lang w:val="id_ID" w:bidi="id_ID"/>
+        </w:rPr>
+      </w:r>
+      <w:r>
+        <w:rPr>
+          <w:lang w:val="id_ID" w:bidi="id_ID"/>
+        </w:rPr>
+      </w:r>
+    </w:p>
+    <w:p>
+      <w:pPr/>
+      <w:r>
+        <w:rPr>
+          <w:lang w:val="id_ID" w:bidi="id_ID"/>
+        </w:rPr>
+      </w:r>
+    </w:p>
+    <w:p>
+      <w:pPr>
+        <w:pStyle w:val="Heading2"/>
+      </w:pPr>
+      <w:r>
+        <w:rPr>
+          <w:lang w:val="id_ID" w:bidi="id_ID"/>
+        </w:rPr>
+        <w:t>Zilpa</w:t>
+      </w:r>
+      <w:r>
+        <w:rPr>
+          <w:lang w:val="id_ID" w:bidi="id_ID"/>
+        </w:rPr>
+      </w:r>
+    </w:p>
+    <w:p>
+      <w:pPr>
+        <w:pStyle w:val="Heading3"/>
+      </w:pPr>
+      <w:r>
+        <w:rPr>
+          <w:lang w:val="id_ID" w:bidi="id_ID"/>
+        </w:rPr>
+        <w:t>Fakta:</w:t>
+      </w:r>
+    </w:p>
+    <w:p>
+      <w:pPr/>
+      <w:r>
+        <w:rPr>
+          <w:lang w:val="id_ID" w:bidi="id_ID"/>
+        </w:rPr>
+      </w:r>
+      <w:r>
+        <w:rPr>
+          <w:lang w:val="id_ID" w:bidi="id_ID"/>
+        </w:rPr>
+        <w:t>Zilpa adalah salah satu istri Yakub. Dia adalah ibu dari dua anak laki-laki Yakub, yaitu Gad dan Asyer.</w:t>
+      </w:r>
+    </w:p>
+    <w:p>
+      <w:pPr>
+        <w:pStyle w:val="ListBullet"/>
+        <w:spacing w:line="240" w:lineRule="auto"/>
+        <w:ind w:left="720"/>
+      </w:pPr>
+      <w:r>
+        <w:rPr>
+          <w:lang w:val="id_ID" w:bidi="id_ID"/>
+        </w:rPr>
+      </w:r>
+      <w:r>
+        <w:rPr>
+          <w:lang w:val="id_ID" w:bidi="id_ID"/>
+        </w:rPr>
+        <w:t>Laban memberikan Zilpa kepada Lea sebagai budak perempuannya ketika Lea menikah dengan Yakub.</w:t>
+      </w:r>
+    </w:p>
+    <w:p>
+      <w:pPr>
+        <w:pStyle w:val="ListBullet"/>
+        <w:spacing w:line="240" w:lineRule="auto"/>
+        <w:ind w:left="720"/>
+      </w:pPr>
+      <w:r>
+        <w:rPr>
+          <w:lang w:val="id_ID" w:bidi="id_ID"/>
+        </w:rPr>
+      </w:r>
+      <w:r>
+        <w:rPr>
+          <w:lang w:val="id_ID" w:bidi="id_ID"/>
+        </w:rPr>
+        <w:t>Ketika Lea sudah cukup lama tidak mengandung anak lagi, dia memberikan Zilpa kepada Yakub sebagai istri agar Zilpa dapat melahirkan lebih banyak anak untuknya.</w:t>
+      </w:r>
+    </w:p>
+    <w:p>
+      <w:pPr/>
+      <w:r>
+        <w:rPr>
+          <w:lang w:val="id_ID" w:bidi="id_ID"/>
+        </w:rPr>
+      </w:r>
+      <w:r>
+        <w:rPr>
+          <w:lang w:val="id_ID" w:bidi="id_ID"/>
+        </w:rPr>
+        <w:t>(Saran Terjemahan: Cara Menerjemahkan Nama)</w:t>
+      </w:r>
+    </w:p>
+    <w:p>
+      <w:pPr/>
+      <w:r>
+        <w:rPr>
+          <w:lang w:val="id_ID" w:bidi="id_ID"/>
+        </w:rPr>
+      </w:r>
+      <w:r>
+        <w:rPr>
+          <w:lang w:val="id_ID" w:bidi="id_ID"/>
+        </w:rPr>
+        <w:t xml:space="preserve">(Lihat juga: </w:t>
+      </w:r>
+      <w:r>
+        <w:rPr>
+          <w:lang w:val="id_ID" w:bidi="id_ID"/>
+        </w:rPr>
+        <w:t>Yakub</w:t>
+      </w:r>
+      <w:r>
+        <w:rPr>
+          <w:lang w:val="id_ID" w:bidi="id_ID"/>
+        </w:rPr>
+        <w:t xml:space="preserve">, </w:t>
+      </w:r>
+      <w:r>
+        <w:rPr>
+          <w:lang w:val="id_ID" w:bidi="id_ID"/>
+        </w:rPr>
+        <w:t>Lea</w:t>
+      </w:r>
+      <w:r>
+        <w:rPr>
+          <w:lang w:val="id_ID" w:bidi="id_ID"/>
+        </w:rPr>
+        <w:t xml:space="preserve">, </w:t>
+      </w:r>
+      <w:r>
+        <w:rPr>
+          <w:lang w:val="id_ID" w:bidi="id_ID"/>
+        </w:rPr>
+        <w:t>Gad</w:t>
+      </w:r>
+      <w:r>
+        <w:rPr>
+          <w:lang w:val="id_ID" w:bidi="id_ID"/>
+        </w:rPr>
+        <w:t xml:space="preserve">, </w:t>
+      </w:r>
+      <w:r>
+        <w:rPr>
+          <w:lang w:val="id_ID" w:bidi="id_ID"/>
+        </w:rPr>
+        <w:t>Asyer</w:t>
+      </w:r>
+      <w:r>
+        <w:rPr>
+          <w:lang w:val="id_ID" w:bidi="id_ID"/>
+        </w:rPr>
+        <w:t>)</w:t>
+      </w:r>
+    </w:p>
+    <w:p>
+      <w:pPr>
+        <w:pStyle w:val="Heading3"/>
+      </w:pPr>
+      <w:r>
+        <w:rPr>
+          <w:lang w:val="id_ID" w:bidi="id_ID"/>
+        </w:rPr>
+        <w:t>Referensi Alkitab:</w:t>
+      </w:r>
+    </w:p>
+    <w:p>
+      <w:pPr>
+        <w:pStyle w:val="ListBullet"/>
+        <w:spacing w:line="240" w:lineRule="auto"/>
+        <w:ind w:left="720"/>
+      </w:pPr>
+      <w:r>
+        <w:rPr>
+          <w:lang w:val="id_ID" w:bidi="id_ID"/>
+        </w:rPr>
+      </w:r>
+      <w:hyperlink r:id="rId57">
+        <w:r>
+          <w:rPr>
+            <w:lang w:val="id_ID" w:bidi="id_ID"/>
+          </w:rPr>
+          <w:rPr>
+            <w:color w:val="0000EE"/>
+            <w:u w:val="single"/>
+          </w:rPr>
+          <w:t>Kejadian 29:23</w:t>
+        </w:r>
+      </w:hyperlink>
+    </w:p>
+    <w:p>
+      <w:pPr>
+        <w:pStyle w:val="ListBullet"/>
+        <w:spacing w:line="240" w:lineRule="auto"/>
+        <w:ind w:left="720"/>
+      </w:pPr>
+      <w:r>
+        <w:rPr>
+          <w:lang w:val="id_ID" w:bidi="id_ID"/>
+        </w:rPr>
+      </w:r>
+      <w:hyperlink r:id="rId58">
+        <w:r>
+          <w:rPr>
+            <w:lang w:val="id_ID" w:bidi="id_ID"/>
+          </w:rPr>
+          <w:rPr>
+            <w:color w:val="0000EE"/>
+            <w:u w:val="single"/>
+          </w:rPr>
+          <w:t>Kejadian 30:9</w:t>
+        </w:r>
+      </w:hyperlink>
+    </w:p>
+    <w:p>
+      <w:pPr>
+        <w:pStyle w:val="Heading3"/>
+      </w:pPr>
+      <w:r>
+        <w:rPr>
+          <w:lang w:val="id_ID" w:bidi="id_ID"/>
+        </w:rPr>
+        <w:t>Data Kata:</w:t>
+      </w:r>
+    </w:p>
+    <w:p>
+      <w:pPr>
+        <w:pStyle w:val="ListBullet"/>
+        <w:spacing w:line="240" w:lineRule="auto"/>
+        <w:ind w:left="720"/>
+      </w:pPr>
+      <w:r>
+        <w:rPr>
+          <w:lang w:val="id_ID" w:bidi="id_ID"/>
+        </w:rPr>
+      </w:r>
+      <w:r>
+        <w:rPr>
+          <w:lang w:val="id_ID" w:bidi="id_ID"/>
+        </w:rPr>
+        <w:t>Strong: H2153</w:t>
+      </w:r>
+      <w:r>
+        <w:rPr>
+          <w:lang w:val="id_ID" w:bidi="id_ID"/>
+        </w:rPr>
+      </w:r>
+      <w:r>
+        <w:rPr>
+          <w:lang w:val="id_ID" w:bidi="id_ID"/>
+        </w:rPr>
+      </w:r>
+    </w:p>
+    <w:p>
+      <w:pPr/>
+      <w:r>
+        <w:rPr>
+          <w:lang w:val="id_ID" w:bidi="id_ID"/>
+        </w:rPr>
+      </w:r>
+    </w:p>
+    <w:p>
+      <w:pPr>
+        <w:pStyle w:val="Heading2"/>
+      </w:pPr>
+      <w:r>
+        <w:rPr>
+          <w:lang w:val="id_ID" w:bidi="id_ID"/>
+        </w:rPr>
+        <w:t>Zoar</w:t>
+      </w:r>
+      <w:r>
+        <w:rPr>
+          <w:lang w:val="id_ID" w:bidi="id_ID"/>
+        </w:rPr>
+      </w:r>
+    </w:p>
+    <w:p>
+      <w:pPr>
+        <w:pStyle w:val="Heading3"/>
+      </w:pPr>
+      <w:r>
+        <w:rPr>
+          <w:lang w:val="id_ID" w:bidi="id_ID"/>
+        </w:rPr>
+        <w:t>Fakta:</w:t>
+      </w:r>
+    </w:p>
+    <w:p>
+      <w:pPr/>
+      <w:r>
+        <w:rPr>
+          <w:lang w:val="id_ID" w:bidi="id_ID"/>
+        </w:rPr>
+      </w:r>
+      <w:r>
+        <w:rPr>
+          <w:lang w:val="id_ID" w:bidi="id_ID"/>
+        </w:rPr>
+        <w:t>Zoar adalah kota kecil tempat Lot melarikan diri ketika Allah menghancurkan Sodom dan Gomora.</w:t>
+      </w:r>
+    </w:p>
+    <w:p>
+      <w:pPr>
+        <w:pStyle w:val="ListBullet"/>
+        <w:spacing w:line="240" w:lineRule="auto"/>
+        <w:ind w:left="720"/>
+      </w:pPr>
+      <w:r>
+        <w:rPr>
+          <w:lang w:val="id_ID" w:bidi="id_ID"/>
+        </w:rPr>
+      </w:r>
+      <w:r>
+        <w:rPr>
+          <w:lang w:val="id_ID" w:bidi="id_ID"/>
+        </w:rPr>
+        <w:t>Sebelumnya dikenal sebagai "Bela," kota ini kemudian diubah namanya menjadi "Zoar" ketika Lot memohon kepada Allah untuk menyelamatkan kota "kecil" ini.</w:t>
+      </w:r>
+    </w:p>
+    <w:p>
+      <w:pPr>
+        <w:pStyle w:val="ListBullet"/>
+        <w:spacing w:line="240" w:lineRule="auto"/>
+        <w:ind w:left="720"/>
+      </w:pPr>
+      <w:r>
+        <w:rPr>
+          <w:lang w:val="id_ID" w:bidi="id_ID"/>
+        </w:rPr>
+      </w:r>
+      <w:r>
+        <w:rPr>
+          <w:lang w:val="id_ID" w:bidi="id_ID"/>
+        </w:rPr>
+        <w:t>Zoar diperkirakan terletak di dataran Sungai Yordan atau di bagian selatan Laut Mati.</w:t>
+      </w:r>
+    </w:p>
+    <w:p>
+      <w:pPr/>
+      <w:r>
+        <w:rPr>
+          <w:lang w:val="id_ID" w:bidi="id_ID"/>
+        </w:rPr>
+      </w:r>
+      <w:r>
+        <w:rPr>
+          <w:lang w:val="id_ID" w:bidi="id_ID"/>
+        </w:rPr>
+        <w:t>(Saran Terjemahan: Cara Menerjemahkan Nama)</w:t>
+      </w:r>
+    </w:p>
+    <w:p>
+      <w:pPr/>
+      <w:r>
+        <w:rPr>
+          <w:lang w:val="id_ID" w:bidi="id_ID"/>
+        </w:rPr>
+      </w:r>
+      <w:r>
+        <w:rPr>
+          <w:lang w:val="id_ID" w:bidi="id_ID"/>
+        </w:rPr>
+        <w:t xml:space="preserve">(Lihat juga: </w:t>
+      </w:r>
+      <w:r>
+        <w:rPr>
+          <w:lang w:val="id_ID" w:bidi="id_ID"/>
+        </w:rPr>
+        <w:t>Lot</w:t>
+      </w:r>
+      <w:r>
+        <w:rPr>
+          <w:lang w:val="id_ID" w:bidi="id_ID"/>
+        </w:rPr>
+        <w:t xml:space="preserve">, </w:t>
+      </w:r>
+      <w:r>
+        <w:rPr>
+          <w:lang w:val="id_ID" w:bidi="id_ID"/>
+        </w:rPr>
+        <w:t>Sodom</w:t>
+      </w:r>
+      <w:r>
+        <w:rPr>
+          <w:lang w:val="id_ID" w:bidi="id_ID"/>
+        </w:rPr>
+        <w:t xml:space="preserve">, </w:t>
+      </w:r>
+      <w:r>
+        <w:rPr>
+          <w:lang w:val="id_ID" w:bidi="id_ID"/>
+        </w:rPr>
+        <w:t>Gomora</w:t>
+      </w:r>
+      <w:r>
+        <w:rPr>
+          <w:lang w:val="id_ID" w:bidi="id_ID"/>
+        </w:rPr>
+        <w:t>)</w:t>
+      </w:r>
+    </w:p>
+    <w:p>
+      <w:pPr>
+        <w:pStyle w:val="Heading3"/>
+      </w:pPr>
+      <w:r>
+        <w:rPr>
+          <w:lang w:val="id_ID" w:bidi="id_ID"/>
+        </w:rPr>
+        <w:t>Referensi Alkitab:</w:t>
+      </w:r>
+    </w:p>
+    <w:p>
+      <w:pPr>
+        <w:pStyle w:val="ListBullet"/>
+        <w:spacing w:line="240" w:lineRule="auto"/>
+        <w:ind w:left="720"/>
+      </w:pPr>
+      <w:r>
+        <w:rPr>
+          <w:lang w:val="id_ID" w:bidi="id_ID"/>
+        </w:rPr>
+      </w:r>
+      <w:hyperlink r:id="rId59">
+        <w:r>
+          <w:rPr>
+            <w:lang w:val="id_ID" w:bidi="id_ID"/>
+          </w:rPr>
+          <w:rPr>
+            <w:color w:val="0000EE"/>
+            <w:u w:val="single"/>
+          </w:rPr>
+          <w:t>Ulangan 34:1–3</w:t>
+        </w:r>
+      </w:hyperlink>
+    </w:p>
+    <w:p>
+      <w:pPr>
+        <w:pStyle w:val="ListBullet"/>
+        <w:spacing w:line="240" w:lineRule="auto"/>
+        <w:ind w:left="720"/>
+      </w:pPr>
+      <w:r>
+        <w:rPr>
+          <w:lang w:val="id_ID" w:bidi="id_ID"/>
+        </w:rPr>
+      </w:r>
+      <w:hyperlink r:id="rId60">
+        <w:r>
+          <w:rPr>
+            <w:lang w:val="id_ID" w:bidi="id_ID"/>
+          </w:rPr>
+          <w:rPr>
+            <w:color w:val="0000EE"/>
+            <w:u w:val="single"/>
+          </w:rPr>
+          <w:t>Kejadian 13:10–11</w:t>
+        </w:r>
+      </w:hyperlink>
+    </w:p>
+    <w:p>
+      <w:pPr>
+        <w:pStyle w:val="ListBullet"/>
+        <w:spacing w:line="240" w:lineRule="auto"/>
+        <w:ind w:left="720"/>
+      </w:pPr>
+      <w:r>
+        <w:rPr>
+          <w:lang w:val="id_ID" w:bidi="id_ID"/>
+        </w:rPr>
+      </w:r>
+      <w:hyperlink r:id="rId61">
+        <w:r>
+          <w:rPr>
+            <w:lang w:val="id_ID" w:bidi="id_ID"/>
+          </w:rPr>
+          <w:rPr>
+            <w:color w:val="0000EE"/>
+            <w:u w:val="single"/>
+          </w:rPr>
+          <w:t>Kejadian 14:1–2</w:t>
+        </w:r>
+      </w:hyperlink>
+    </w:p>
+    <w:p>
+      <w:pPr>
+        <w:pStyle w:val="ListBullet"/>
+        <w:spacing w:line="240" w:lineRule="auto"/>
+        <w:ind w:left="720"/>
+      </w:pPr>
+      <w:r>
+        <w:rPr>
+          <w:lang w:val="id_ID" w:bidi="id_ID"/>
+        </w:rPr>
+      </w:r>
+      <w:hyperlink r:id="rId62">
+        <w:r>
+          <w:rPr>
+            <w:lang w:val="id_ID" w:bidi="id_ID"/>
+          </w:rPr>
+          <w:rPr>
+            <w:color w:val="0000EE"/>
+            <w:u w:val="single"/>
+          </w:rPr>
+          <w:t>Kejadian 19:22</w:t>
+        </w:r>
+      </w:hyperlink>
+    </w:p>
+    <w:p>
+      <w:pPr>
+        <w:pStyle w:val="ListBullet"/>
+        <w:spacing w:line="240" w:lineRule="auto"/>
+        <w:ind w:left="720"/>
+      </w:pPr>
+      <w:r>
+        <w:rPr>
+          <w:lang w:val="id_ID" w:bidi="id_ID"/>
+        </w:rPr>
+      </w:r>
+      <w:hyperlink r:id="rId63">
+        <w:r>
+          <w:rPr>
+            <w:lang w:val="id_ID" w:bidi="id_ID"/>
+          </w:rPr>
+          <w:rPr>
+            <w:color w:val="0000EE"/>
+            <w:u w:val="single"/>
+          </w:rPr>
+          <w:t>Kejadian 19:23</w:t>
+        </w:r>
+      </w:hyperlink>
+    </w:p>
+    <w:p>
+      <w:pPr>
+        <w:pStyle w:val="Heading3"/>
+      </w:pPr>
+      <w:r>
+        <w:rPr>
+          <w:lang w:val="id_ID" w:bidi="id_ID"/>
+        </w:rPr>
+        <w:t>Data Kata:</w:t>
+      </w:r>
+    </w:p>
+    <w:p>
+      <w:pPr>
+        <w:pStyle w:val="ListBullet"/>
+        <w:spacing w:line="240" w:lineRule="auto"/>
+        <w:ind w:left="720"/>
+      </w:pPr>
+      <w:r>
+        <w:rPr>
+          <w:lang w:val="id_ID" w:bidi="id_ID"/>
+        </w:rPr>
+      </w:r>
+      <w:r>
+        <w:rPr>
+          <w:lang w:val="id_ID" w:bidi="id_ID"/>
+        </w:rPr>
+        <w:t>Strong: H6820</w:t>
       </w:r>
       <w:r>
         <w:rPr>

--- a/ind/docx/024.content.docx
+++ b/ind/docx/024.content.docx
@@ -417,90 +417,66 @@
           <w:lang w:val="id_ID" w:bidi="id_ID"/>
         </w:rPr>
       </w:r>
-      <w:hyperlink r:id="rId13">
-        <w:r>
-          <w:rPr>
-            <w:lang w:val="id_ID" w:bidi="id_ID"/>
-          </w:rPr>
-          <w:rPr>
-            <w:color w:val="0000EE"/>
-            <w:u w:val="single"/>
-          </w:rPr>
-          <w:t>1 Tawarikh 24:1–3</w:t>
-        </w:r>
-      </w:hyperlink>
-    </w:p>
-    <w:p>
-      <w:pPr>
-        <w:pStyle w:val="ListBullet"/>
-        <w:spacing w:line="240" w:lineRule="auto"/>
-        <w:ind w:left="720"/>
-      </w:pPr>
-      <w:r>
-        <w:rPr>
-          <w:lang w:val="id_ID" w:bidi="id_ID"/>
-        </w:rPr>
-      </w:r>
-      <w:hyperlink r:id="rId14">
-        <w:r>
-          <w:rPr>
-            <w:lang w:val="id_ID" w:bidi="id_ID"/>
-          </w:rPr>
-          <w:rPr>
-            <w:color w:val="0000EE"/>
-            <w:u w:val="single"/>
-          </w:rPr>
-          <w:t>1 Raja-raja 1:26–27</w:t>
-        </w:r>
-      </w:hyperlink>
-    </w:p>
-    <w:p>
-      <w:pPr>
-        <w:pStyle w:val="ListBullet"/>
-        <w:spacing w:line="240" w:lineRule="auto"/>
-        <w:ind w:left="720"/>
-      </w:pPr>
-      <w:r>
-        <w:rPr>
-          <w:lang w:val="id_ID" w:bidi="id_ID"/>
-        </w:rPr>
-      </w:r>
-      <w:hyperlink r:id="rId15">
-        <w:r>
-          <w:rPr>
-            <w:lang w:val="id_ID" w:bidi="id_ID"/>
-          </w:rPr>
-          <w:rPr>
-            <w:color w:val="0000EE"/>
-            <w:u w:val="single"/>
-          </w:rPr>
-          <w:t>2 Samuel 15:24–26</w:t>
-        </w:r>
-      </w:hyperlink>
-    </w:p>
-    <w:p>
-      <w:pPr>
-        <w:pStyle w:val="ListBullet"/>
-        <w:spacing w:line="240" w:lineRule="auto"/>
-        <w:ind w:left="720"/>
-      </w:pPr>
-      <w:r>
-        <w:rPr>
-          <w:lang w:val="id_ID" w:bidi="id_ID"/>
-        </w:rPr>
-      </w:r>
-      <w:hyperlink r:id="rId16">
-        <w:r>
-          <w:rPr>
-            <w:lang w:val="id_ID" w:bidi="id_ID"/>
-          </w:rPr>
-          <w:rPr>
-            <w:color w:val="0000EE"/>
-            <w:u w:val="single"/>
-          </w:rPr>
-          <w:t>Matius 1:12–14</w:t>
-        </w:r>
-      </w:hyperlink>
+      <w:r>
+        <w:rPr>
+          <w:lang w:val="id_ID" w:bidi="id_ID"/>
+        </w:rPr>
+        <w:t>1 Tawarikh 24:1–3</w:t>
+      </w:r>
+    </w:p>
+    <w:p>
+      <w:pPr>
+        <w:pStyle w:val="ListBullet"/>
+        <w:spacing w:line="240" w:lineRule="auto"/>
+        <w:ind w:left="720"/>
+      </w:pPr>
+      <w:r>
+        <w:rPr>
+          <w:lang w:val="id_ID" w:bidi="id_ID"/>
+        </w:rPr>
+      </w:r>
+      <w:r>
+        <w:rPr>
+          <w:lang w:val="id_ID" w:bidi="id_ID"/>
+        </w:rPr>
+        <w:t>1 Raja-raja 1:26–27</w:t>
+      </w:r>
+    </w:p>
+    <w:p>
+      <w:pPr>
+        <w:pStyle w:val="ListBullet"/>
+        <w:spacing w:line="240" w:lineRule="auto"/>
+        <w:ind w:left="720"/>
+      </w:pPr>
+      <w:r>
+        <w:rPr>
+          <w:lang w:val="id_ID" w:bidi="id_ID"/>
+        </w:rPr>
+      </w:r>
+      <w:r>
+        <w:rPr>
+          <w:lang w:val="id_ID" w:bidi="id_ID"/>
+        </w:rPr>
+        <w:t>2 Samuel 15:24–26</w:t>
+      </w:r>
+    </w:p>
+    <w:p>
+      <w:pPr>
+        <w:pStyle w:val="ListBullet"/>
+        <w:spacing w:line="240" w:lineRule="auto"/>
+        <w:ind w:left="720"/>
+      </w:pPr>
+      <w:r>
+        <w:rPr>
+          <w:lang w:val="id_ID" w:bidi="id_ID"/>
+        </w:rPr>
+      </w:r>
+      <w:r>
+        <w:rPr>
+          <w:lang w:val="id_ID" w:bidi="id_ID"/>
+        </w:rPr>
+        <w:t>Matius 1:12–14</w:t>
+      </w:r>
     </w:p>
     <w:p>
       <w:pPr>
@@ -734,151 +710,109 @@
           <w:lang w:val="id_ID" w:bidi="id_ID"/>
         </w:rPr>
       </w:r>
-      <w:hyperlink r:id="rId17">
-        <w:r>
-          <w:rPr>
-            <w:lang w:val="id_ID" w:bidi="id_ID"/>
-          </w:rPr>
-          <w:rPr>
-            <w:color w:val="0000EE"/>
-            <w:u w:val="single"/>
-          </w:rPr>
-          <w:t>1 Tawarikh 27:28–29</w:t>
-        </w:r>
-      </w:hyperlink>
-    </w:p>
-    <w:p>
-      <w:pPr>
-        <w:pStyle w:val="ListBullet"/>
-        <w:spacing w:line="240" w:lineRule="auto"/>
-        <w:ind w:left="720"/>
-      </w:pPr>
-      <w:r>
-        <w:rPr>
-          <w:lang w:val="id_ID" w:bidi="id_ID"/>
-        </w:rPr>
-      </w:r>
-      <w:hyperlink r:id="rId18">
-        <w:r>
-          <w:rPr>
-            <w:lang w:val="id_ID" w:bidi="id_ID"/>
-          </w:rPr>
-          <w:rPr>
-            <w:color w:val="0000EE"/>
-            <w:u w:val="single"/>
-          </w:rPr>
-          <w:t>Ulangan 6:10–12</w:t>
-        </w:r>
-      </w:hyperlink>
-    </w:p>
-    <w:p>
-      <w:pPr>
-        <w:pStyle w:val="ListBullet"/>
-        <w:spacing w:line="240" w:lineRule="auto"/>
-        <w:ind w:left="720"/>
-      </w:pPr>
-      <w:r>
-        <w:rPr>
-          <w:lang w:val="id_ID" w:bidi="id_ID"/>
-        </w:rPr>
-      </w:r>
-      <w:hyperlink r:id="rId19">
-        <w:r>
-          <w:rPr>
-            <w:lang w:val="id_ID" w:bidi="id_ID"/>
-          </w:rPr>
-          <w:rPr>
-            <w:color w:val="0000EE"/>
-            <w:u w:val="single"/>
-          </w:rPr>
-          <w:t>Keluaran 23:10–11</w:t>
-        </w:r>
-      </w:hyperlink>
-    </w:p>
-    <w:p>
-      <w:pPr>
-        <w:pStyle w:val="ListBullet"/>
-        <w:spacing w:line="240" w:lineRule="auto"/>
-        <w:ind w:left="720"/>
-      </w:pPr>
-      <w:r>
-        <w:rPr>
-          <w:lang w:val="id_ID" w:bidi="id_ID"/>
-        </w:rPr>
-      </w:r>
-      <w:hyperlink r:id="rId20">
-        <w:r>
-          <w:rPr>
-            <w:lang w:val="id_ID" w:bidi="id_ID"/>
-          </w:rPr>
-          <w:rPr>
-            <w:color w:val="0000EE"/>
-            <w:u w:val="single"/>
-          </w:rPr>
-          <w:t>Kejadian 8:11</w:t>
-        </w:r>
-      </w:hyperlink>
-    </w:p>
-    <w:p>
-      <w:pPr>
-        <w:pStyle w:val="ListBullet"/>
-        <w:spacing w:line="240" w:lineRule="auto"/>
-        <w:ind w:left="720"/>
-      </w:pPr>
-      <w:r>
-        <w:rPr>
-          <w:lang w:val="id_ID" w:bidi="id_ID"/>
-        </w:rPr>
-      </w:r>
-      <w:hyperlink r:id="rId21">
-        <w:r>
-          <w:rPr>
-            <w:lang w:val="id_ID" w:bidi="id_ID"/>
-          </w:rPr>
-          <w:rPr>
-            <w:color w:val="0000EE"/>
-            <w:u w:val="single"/>
-          </w:rPr>
-          <w:t>Yakobus 3:12</w:t>
-        </w:r>
-      </w:hyperlink>
-    </w:p>
-    <w:p>
-      <w:pPr>
-        <w:pStyle w:val="ListBullet"/>
-        <w:spacing w:line="240" w:lineRule="auto"/>
-        <w:ind w:left="720"/>
-      </w:pPr>
-      <w:r>
-        <w:rPr>
-          <w:lang w:val="id_ID" w:bidi="id_ID"/>
-        </w:rPr>
+      <w:r>
+        <w:rPr>
+          <w:lang w:val="id_ID" w:bidi="id_ID"/>
+        </w:rPr>
+        <w:t>1 Tawarikh 27:28–29</w:t>
+      </w:r>
+    </w:p>
+    <w:p>
+      <w:pPr>
+        <w:pStyle w:val="ListBullet"/>
+        <w:spacing w:line="240" w:lineRule="auto"/>
+        <w:ind w:left="720"/>
+      </w:pPr>
+      <w:r>
+        <w:rPr>
+          <w:lang w:val="id_ID" w:bidi="id_ID"/>
+        </w:rPr>
+      </w:r>
+      <w:r>
+        <w:rPr>
+          <w:lang w:val="id_ID" w:bidi="id_ID"/>
+        </w:rPr>
+        <w:t>Ulangan 6:10–12</w:t>
+      </w:r>
+    </w:p>
+    <w:p>
+      <w:pPr>
+        <w:pStyle w:val="ListBullet"/>
+        <w:spacing w:line="240" w:lineRule="auto"/>
+        <w:ind w:left="720"/>
+      </w:pPr>
+      <w:r>
+        <w:rPr>
+          <w:lang w:val="id_ID" w:bidi="id_ID"/>
+        </w:rPr>
+      </w:r>
+      <w:r>
+        <w:rPr>
+          <w:lang w:val="id_ID" w:bidi="id_ID"/>
+        </w:rPr>
+        <w:t>Keluaran 23:10–11</w:t>
+      </w:r>
+    </w:p>
+    <w:p>
+      <w:pPr>
+        <w:pStyle w:val="ListBullet"/>
+        <w:spacing w:line="240" w:lineRule="auto"/>
+        <w:ind w:left="720"/>
+      </w:pPr>
+      <w:r>
+        <w:rPr>
+          <w:lang w:val="id_ID" w:bidi="id_ID"/>
+        </w:rPr>
+      </w:r>
+      <w:r>
+        <w:rPr>
+          <w:lang w:val="id_ID" w:bidi="id_ID"/>
+        </w:rPr>
+        <w:t>Kejadian 8:11</w:t>
+      </w:r>
+    </w:p>
+    <w:p>
+      <w:pPr>
+        <w:pStyle w:val="ListBullet"/>
+        <w:spacing w:line="240" w:lineRule="auto"/>
+        <w:ind w:left="720"/>
+      </w:pPr>
+      <w:r>
+        <w:rPr>
+          <w:lang w:val="id_ID" w:bidi="id_ID"/>
+        </w:rPr>
+      </w:r>
+      <w:r>
+        <w:rPr>
+          <w:lang w:val="id_ID" w:bidi="id_ID"/>
+        </w:rPr>
+        <w:t>Yakobus 3:12</w:t>
+      </w:r>
+    </w:p>
+    <w:p>
+      <w:pPr>
+        <w:pStyle w:val="ListBullet"/>
+        <w:spacing w:line="240" w:lineRule="auto"/>
+        <w:ind w:left="720"/>
+      </w:pPr>
+      <w:r>
+        <w:rPr>
+          <w:lang w:val="id_ID" w:bidi="id_ID"/>
+        </w:rPr>
+      </w:r>
+      <w:r>
+        <w:rPr>
+          <w:lang w:val="id_ID" w:bidi="id_ID"/>
+        </w:rPr>
+        <w:t>Lukas 16:6</w:t>
         <w:br/>
       </w:r>
-      <w:hyperlink r:id="rId22">
-        <w:r>
-          <w:rPr>
-            <w:lang w:val="id_ID" w:bidi="id_ID"/>
-          </w:rPr>
-          <w:rPr>
-            <w:color w:val="0000EE"/>
-            <w:u w:val="single"/>
-          </w:rPr>
-          <w:t>Lukas 16:6</w:t>
-        </w:r>
-      </w:hyperlink>
-      <w:hyperlink r:id="rId23">
-        <w:r>
-          <w:rPr>
-            <w:lang w:val="id_ID" w:bidi="id_ID"/>
-          </w:rPr>
-          <w:rPr>
-            <w:color w:val="0000EE"/>
-            <w:u w:val="single"/>
-          </w:rPr>
-          <w:t>Mazmur 52:8</w:t>
-        </w:r>
-      </w:hyperlink>
+      <w:r>
+        <w:rPr>
+          <w:lang w:val="id_ID" w:bidi="id_ID"/>
+        </w:rPr>
+        <w:t>Mazmur 52:8</w:t>
+      </w:r>
     </w:p>
     <w:p>
       <w:pPr>
@@ -1108,90 +1042,66 @@
           <w:lang w:val="id_ID" w:bidi="id_ID"/>
         </w:rPr>
       </w:r>
-      <w:hyperlink r:id="rId24">
-        <w:r>
-          <w:rPr>
-            <w:lang w:val="id_ID" w:bidi="id_ID"/>
-          </w:rPr>
-          <w:rPr>
-            <w:color w:val="0000EE"/>
-            <w:u w:val="single"/>
-          </w:rPr>
-          <w:t>Lukas 1:5–7</w:t>
-        </w:r>
-      </w:hyperlink>
-    </w:p>
-    <w:p>
-      <w:pPr>
-        <w:pStyle w:val="ListBullet"/>
-        <w:spacing w:line="240" w:lineRule="auto"/>
-        <w:ind w:left="720"/>
-      </w:pPr>
-      <w:r>
-        <w:rPr>
-          <w:lang w:val="id_ID" w:bidi="id_ID"/>
-        </w:rPr>
-      </w:r>
-      <w:hyperlink r:id="rId25">
-        <w:r>
-          <w:rPr>
-            <w:lang w:val="id_ID" w:bidi="id_ID"/>
-          </w:rPr>
-          <w:rPr>
-            <w:color w:val="0000EE"/>
-            <w:u w:val="single"/>
-          </w:rPr>
-          <w:t>Lukas 1:21–23</w:t>
-        </w:r>
-      </w:hyperlink>
-    </w:p>
-    <w:p>
-      <w:pPr>
-        <w:pStyle w:val="ListBullet"/>
-        <w:spacing w:line="240" w:lineRule="auto"/>
-        <w:ind w:left="720"/>
-      </w:pPr>
-      <w:r>
-        <w:rPr>
-          <w:lang w:val="id_ID" w:bidi="id_ID"/>
-        </w:rPr>
-      </w:r>
-      <w:hyperlink r:id="rId26">
-        <w:r>
-          <w:rPr>
-            <w:lang w:val="id_ID" w:bidi="id_ID"/>
-          </w:rPr>
-          <w:rPr>
-            <w:color w:val="0000EE"/>
-            <w:u w:val="single"/>
-          </w:rPr>
-          <w:t>Lukas 1:39–41</w:t>
-        </w:r>
-      </w:hyperlink>
-    </w:p>
-    <w:p>
-      <w:pPr>
-        <w:pStyle w:val="ListBullet"/>
-        <w:spacing w:line="240" w:lineRule="auto"/>
-        <w:ind w:left="720"/>
-      </w:pPr>
-      <w:r>
-        <w:rPr>
-          <w:lang w:val="id_ID" w:bidi="id_ID"/>
-        </w:rPr>
-      </w:r>
-      <w:hyperlink r:id="rId27">
-        <w:r>
-          <w:rPr>
-            <w:lang w:val="id_ID" w:bidi="id_ID"/>
-          </w:rPr>
-          <w:rPr>
-            <w:color w:val="0000EE"/>
-            <w:u w:val="single"/>
-          </w:rPr>
-          <w:t>Lukas 3:1–2</w:t>
-        </w:r>
-      </w:hyperlink>
+      <w:r>
+        <w:rPr>
+          <w:lang w:val="id_ID" w:bidi="id_ID"/>
+        </w:rPr>
+        <w:t>Lukas 1:5–7</w:t>
+      </w:r>
+    </w:p>
+    <w:p>
+      <w:pPr>
+        <w:pStyle w:val="ListBullet"/>
+        <w:spacing w:line="240" w:lineRule="auto"/>
+        <w:ind w:left="720"/>
+      </w:pPr>
+      <w:r>
+        <w:rPr>
+          <w:lang w:val="id_ID" w:bidi="id_ID"/>
+        </w:rPr>
+      </w:r>
+      <w:r>
+        <w:rPr>
+          <w:lang w:val="id_ID" w:bidi="id_ID"/>
+        </w:rPr>
+        <w:t>Lukas 1:21–23</w:t>
+      </w:r>
+    </w:p>
+    <w:p>
+      <w:pPr>
+        <w:pStyle w:val="ListBullet"/>
+        <w:spacing w:line="240" w:lineRule="auto"/>
+        <w:ind w:left="720"/>
+      </w:pPr>
+      <w:r>
+        <w:rPr>
+          <w:lang w:val="id_ID" w:bidi="id_ID"/>
+        </w:rPr>
+      </w:r>
+      <w:r>
+        <w:rPr>
+          <w:lang w:val="id_ID" w:bidi="id_ID"/>
+        </w:rPr>
+        <w:t>Lukas 1:39–41</w:t>
+      </w:r>
+    </w:p>
+    <w:p>
+      <w:pPr>
+        <w:pStyle w:val="ListBullet"/>
+        <w:spacing w:line="240" w:lineRule="auto"/>
+        <w:ind w:left="720"/>
+      </w:pPr>
+      <w:r>
+        <w:rPr>
+          <w:lang w:val="id_ID" w:bidi="id_ID"/>
+        </w:rPr>
+      </w:r>
+      <w:r>
+        <w:rPr>
+          <w:lang w:val="id_ID" w:bidi="id_ID"/>
+        </w:rPr>
+        <w:t>Lukas 3:1–2</w:t>
+      </w:r>
     </w:p>
     <w:p>
       <w:pPr>
@@ -1669,66 +1579,48 @@
           <w:lang w:val="id_ID" w:bidi="id_ID"/>
         </w:rPr>
       </w:r>
-      <w:hyperlink r:id="rId28">
-        <w:r>
-          <w:rPr>
-            <w:lang w:val="id_ID" w:bidi="id_ID"/>
-          </w:rPr>
-          <w:rPr>
-            <w:color w:val="0000EE"/>
-            <w:u w:val="single"/>
-          </w:rPr>
-          <w:t>Ezra 5:1–2</w:t>
-        </w:r>
-      </w:hyperlink>
-    </w:p>
-    <w:p>
-      <w:pPr>
-        <w:pStyle w:val="ListBullet"/>
-        <w:spacing w:line="240" w:lineRule="auto"/>
-        <w:ind w:left="720"/>
-      </w:pPr>
-      <w:r>
-        <w:rPr>
-          <w:lang w:val="id_ID" w:bidi="id_ID"/>
-        </w:rPr>
-      </w:r>
-      <w:hyperlink r:id="rId29">
-        <w:r>
-          <w:rPr>
-            <w:lang w:val="id_ID" w:bidi="id_ID"/>
-          </w:rPr>
-          <w:rPr>
-            <w:color w:val="0000EE"/>
-            <w:u w:val="single"/>
-          </w:rPr>
-          <w:t>Matius 23:34–36</w:t>
-        </w:r>
-      </w:hyperlink>
-    </w:p>
-    <w:p>
-      <w:pPr>
-        <w:pStyle w:val="ListBullet"/>
-        <w:spacing w:line="240" w:lineRule="auto"/>
-        <w:ind w:left="720"/>
-      </w:pPr>
-      <w:r>
-        <w:rPr>
-          <w:lang w:val="id_ID" w:bidi="id_ID"/>
-        </w:rPr>
-      </w:r>
-      <w:hyperlink r:id="rId30">
-        <w:r>
-          <w:rPr>
-            <w:lang w:val="id_ID" w:bidi="id_ID"/>
-          </w:rPr>
-          <w:rPr>
-            <w:color w:val="0000EE"/>
-            <w:u w:val="single"/>
-          </w:rPr>
-          <w:t>Zakharia 1:1–3</w:t>
-        </w:r>
-      </w:hyperlink>
+      <w:r>
+        <w:rPr>
+          <w:lang w:val="id_ID" w:bidi="id_ID"/>
+        </w:rPr>
+        <w:t>Ezra 5:1–2</w:t>
+      </w:r>
+    </w:p>
+    <w:p>
+      <w:pPr>
+        <w:pStyle w:val="ListBullet"/>
+        <w:spacing w:line="240" w:lineRule="auto"/>
+        <w:ind w:left="720"/>
+      </w:pPr>
+      <w:r>
+        <w:rPr>
+          <w:lang w:val="id_ID" w:bidi="id_ID"/>
+        </w:rPr>
+      </w:r>
+      <w:r>
+        <w:rPr>
+          <w:lang w:val="id_ID" w:bidi="id_ID"/>
+        </w:rPr>
+        <w:t>Matius 23:34–36</w:t>
+      </w:r>
+    </w:p>
+    <w:p>
+      <w:pPr>
+        <w:pStyle w:val="ListBullet"/>
+        <w:spacing w:line="240" w:lineRule="auto"/>
+        <w:ind w:left="720"/>
+      </w:pPr>
+      <w:r>
+        <w:rPr>
+          <w:lang w:val="id_ID" w:bidi="id_ID"/>
+        </w:rPr>
+      </w:r>
+      <w:r>
+        <w:rPr>
+          <w:lang w:val="id_ID" w:bidi="id_ID"/>
+        </w:rPr>
+        <w:t>Zakharia 1:1–3</w:t>
+      </w:r>
     </w:p>
     <w:p>
       <w:pPr>
@@ -1994,42 +1886,30 @@
           <w:lang w:val="id_ID" w:bidi="id_ID"/>
         </w:rPr>
       </w:r>
-      <w:hyperlink r:id="rId31">
-        <w:r>
-          <w:rPr>
-            <w:lang w:val="id_ID" w:bidi="id_ID"/>
-          </w:rPr>
-          <w:rPr>
-            <w:color w:val="0000EE"/>
-            <w:u w:val="single"/>
-          </w:rPr>
-          <w:t>Lukas 19:2</w:t>
-        </w:r>
-      </w:hyperlink>
-    </w:p>
-    <w:p>
-      <w:pPr>
-        <w:pStyle w:val="ListBullet"/>
-        <w:spacing w:line="240" w:lineRule="auto"/>
-        <w:ind w:left="720"/>
-      </w:pPr>
-      <w:r>
-        <w:rPr>
-          <w:lang w:val="id_ID" w:bidi="id_ID"/>
-        </w:rPr>
-      </w:r>
-      <w:hyperlink r:id="rId32">
-        <w:r>
-          <w:rPr>
-            <w:lang w:val="id_ID" w:bidi="id_ID"/>
-          </w:rPr>
-          <w:rPr>
-            <w:color w:val="0000EE"/>
-            <w:u w:val="single"/>
-          </w:rPr>
-          <w:t>Lukas 19:6</w:t>
-        </w:r>
-      </w:hyperlink>
+      <w:r>
+        <w:rPr>
+          <w:lang w:val="id_ID" w:bidi="id_ID"/>
+        </w:rPr>
+        <w:t>Lukas 19:2</w:t>
+      </w:r>
+    </w:p>
+    <w:p>
+      <w:pPr>
+        <w:pStyle w:val="ListBullet"/>
+        <w:spacing w:line="240" w:lineRule="auto"/>
+        <w:ind w:left="720"/>
+      </w:pPr>
+      <w:r>
+        <w:rPr>
+          <w:lang w:val="id_ID" w:bidi="id_ID"/>
+        </w:rPr>
+      </w:r>
+      <w:r>
+        <w:rPr>
+          <w:lang w:val="id_ID" w:bidi="id_ID"/>
+        </w:rPr>
+        <w:t>Lukas 19:6</w:t>
+      </w:r>
     </w:p>
     <w:p>
       <w:pPr>
@@ -2467,138 +2347,102 @@
           <w:lang w:val="id_ID" w:bidi="id_ID"/>
         </w:rPr>
       </w:r>
-      <w:hyperlink r:id="rId33">
-        <w:r>
-          <w:rPr>
-            <w:lang w:val="id_ID" w:bidi="id_ID"/>
-          </w:rPr>
-          <w:rPr>
-            <w:color w:val="0000EE"/>
-            <w:u w:val="single"/>
-          </w:rPr>
-          <w:t>Yohanes 21:1–3</w:t>
-        </w:r>
-      </w:hyperlink>
-    </w:p>
-    <w:p>
-      <w:pPr>
-        <w:pStyle w:val="ListBullet"/>
-        <w:spacing w:line="240" w:lineRule="auto"/>
-        <w:ind w:left="720"/>
-      </w:pPr>
-      <w:r>
-        <w:rPr>
-          <w:lang w:val="id_ID" w:bidi="id_ID"/>
-        </w:rPr>
-      </w:r>
-      <w:hyperlink r:id="rId34">
-        <w:r>
-          <w:rPr>
-            <w:lang w:val="id_ID" w:bidi="id_ID"/>
-          </w:rPr>
-          <w:rPr>
-            <w:color w:val="0000EE"/>
-            <w:u w:val="single"/>
-          </w:rPr>
-          <w:t>Lukas 5:8–11</w:t>
-        </w:r>
-      </w:hyperlink>
-    </w:p>
-    <w:p>
-      <w:pPr>
-        <w:pStyle w:val="ListBullet"/>
-        <w:spacing w:line="240" w:lineRule="auto"/>
-        <w:ind w:left="720"/>
-      </w:pPr>
-      <w:r>
-        <w:rPr>
-          <w:lang w:val="id_ID" w:bidi="id_ID"/>
-        </w:rPr>
-      </w:r>
-      <w:hyperlink r:id="rId35">
-        <w:r>
-          <w:rPr>
-            <w:lang w:val="id_ID" w:bidi="id_ID"/>
-          </w:rPr>
-          <w:rPr>
-            <w:color w:val="0000EE"/>
-            <w:u w:val="single"/>
-          </w:rPr>
-          <w:t>Markus 1:19–20</w:t>
-        </w:r>
-      </w:hyperlink>
-    </w:p>
-    <w:p>
-      <w:pPr>
-        <w:pStyle w:val="ListBullet"/>
-        <w:spacing w:line="240" w:lineRule="auto"/>
-        <w:ind w:left="720"/>
-      </w:pPr>
-      <w:r>
-        <w:rPr>
-          <w:lang w:val="id_ID" w:bidi="id_ID"/>
-        </w:rPr>
-      </w:r>
-      <w:hyperlink r:id="rId36">
-        <w:r>
-          <w:rPr>
-            <w:lang w:val="id_ID" w:bidi="id_ID"/>
-          </w:rPr>
-          <w:rPr>
-            <w:color w:val="0000EE"/>
-            <w:u w:val="single"/>
-          </w:rPr>
-          <w:t>Matius 4:21–22</w:t>
-        </w:r>
-      </w:hyperlink>
-    </w:p>
-    <w:p>
-      <w:pPr>
-        <w:pStyle w:val="ListBullet"/>
-        <w:spacing w:line="240" w:lineRule="auto"/>
-        <w:ind w:left="720"/>
-      </w:pPr>
-      <w:r>
-        <w:rPr>
-          <w:lang w:val="id_ID" w:bidi="id_ID"/>
-        </w:rPr>
-      </w:r>
-      <w:hyperlink r:id="rId37">
-        <w:r>
-          <w:rPr>
-            <w:lang w:val="id_ID" w:bidi="id_ID"/>
-          </w:rPr>
-          <w:rPr>
-            <w:color w:val="0000EE"/>
-            <w:u w:val="single"/>
-          </w:rPr>
-          <w:t>Matius 20:20</w:t>
-        </w:r>
-      </w:hyperlink>
-    </w:p>
-    <w:p>
-      <w:pPr>
-        <w:pStyle w:val="ListBullet"/>
-        <w:spacing w:line="240" w:lineRule="auto"/>
-        <w:ind w:left="720"/>
-      </w:pPr>
-      <w:r>
-        <w:rPr>
-          <w:lang w:val="id_ID" w:bidi="id_ID"/>
-        </w:rPr>
-      </w:r>
-      <w:hyperlink r:id="rId38">
-        <w:r>
-          <w:rPr>
-            <w:lang w:val="id_ID" w:bidi="id_ID"/>
-          </w:rPr>
-          <w:rPr>
-            <w:color w:val="0000EE"/>
-            <w:u w:val="single"/>
-          </w:rPr>
-          <w:t>Matius 26:36–38</w:t>
-        </w:r>
-      </w:hyperlink>
+      <w:r>
+        <w:rPr>
+          <w:lang w:val="id_ID" w:bidi="id_ID"/>
+        </w:rPr>
+        <w:t>Yohanes 21:1–3</w:t>
+      </w:r>
+    </w:p>
+    <w:p>
+      <w:pPr>
+        <w:pStyle w:val="ListBullet"/>
+        <w:spacing w:line="240" w:lineRule="auto"/>
+        <w:ind w:left="720"/>
+      </w:pPr>
+      <w:r>
+        <w:rPr>
+          <w:lang w:val="id_ID" w:bidi="id_ID"/>
+        </w:rPr>
+      </w:r>
+      <w:r>
+        <w:rPr>
+          <w:lang w:val="id_ID" w:bidi="id_ID"/>
+        </w:rPr>
+        <w:t>Lukas 5:8–11</w:t>
+      </w:r>
+    </w:p>
+    <w:p>
+      <w:pPr>
+        <w:pStyle w:val="ListBullet"/>
+        <w:spacing w:line="240" w:lineRule="auto"/>
+        <w:ind w:left="720"/>
+      </w:pPr>
+      <w:r>
+        <w:rPr>
+          <w:lang w:val="id_ID" w:bidi="id_ID"/>
+        </w:rPr>
+      </w:r>
+      <w:r>
+        <w:rPr>
+          <w:lang w:val="id_ID" w:bidi="id_ID"/>
+        </w:rPr>
+        <w:t>Markus 1:19–20</w:t>
+      </w:r>
+    </w:p>
+    <w:p>
+      <w:pPr>
+        <w:pStyle w:val="ListBullet"/>
+        <w:spacing w:line="240" w:lineRule="auto"/>
+        <w:ind w:left="720"/>
+      </w:pPr>
+      <w:r>
+        <w:rPr>
+          <w:lang w:val="id_ID" w:bidi="id_ID"/>
+        </w:rPr>
+      </w:r>
+      <w:r>
+        <w:rPr>
+          <w:lang w:val="id_ID" w:bidi="id_ID"/>
+        </w:rPr>
+        <w:t>Matius 4:21–22</w:t>
+      </w:r>
+    </w:p>
+    <w:p>
+      <w:pPr>
+        <w:pStyle w:val="ListBullet"/>
+        <w:spacing w:line="240" w:lineRule="auto"/>
+        <w:ind w:left="720"/>
+      </w:pPr>
+      <w:r>
+        <w:rPr>
+          <w:lang w:val="id_ID" w:bidi="id_ID"/>
+        </w:rPr>
+      </w:r>
+      <w:r>
+        <w:rPr>
+          <w:lang w:val="id_ID" w:bidi="id_ID"/>
+        </w:rPr>
+        <w:t>Matius 20:20</w:t>
+      </w:r>
+    </w:p>
+    <w:p>
+      <w:pPr>
+        <w:pStyle w:val="ListBullet"/>
+        <w:spacing w:line="240" w:lineRule="auto"/>
+        <w:ind w:left="720"/>
+      </w:pPr>
+      <w:r>
+        <w:rPr>
+          <w:lang w:val="id_ID" w:bidi="id_ID"/>
+        </w:rPr>
+      </w:r>
+      <w:r>
+        <w:rPr>
+          <w:lang w:val="id_ID" w:bidi="id_ID"/>
+        </w:rPr>
+        <w:t>Matius 26:36–38</w:t>
+      </w:r>
     </w:p>
     <w:p>
       <w:pPr>
@@ -2828,138 +2672,102 @@
           <w:lang w:val="id_ID" w:bidi="id_ID"/>
         </w:rPr>
       </w:r>
-      <w:hyperlink r:id="rId39">
-        <w:r>
-          <w:rPr>
-            <w:lang w:val="id_ID" w:bidi="id_ID"/>
-          </w:rPr>
-          <w:rPr>
-            <w:color w:val="0000EE"/>
-            <w:u w:val="single"/>
-          </w:rPr>
-          <w:t>Keluaran 1:1–5</w:t>
-        </w:r>
-      </w:hyperlink>
-    </w:p>
-    <w:p>
-      <w:pPr>
-        <w:pStyle w:val="ListBullet"/>
-        <w:spacing w:line="240" w:lineRule="auto"/>
-        <w:ind w:left="720"/>
-      </w:pPr>
-      <w:r>
-        <w:rPr>
-          <w:lang w:val="id_ID" w:bidi="id_ID"/>
-        </w:rPr>
-      </w:r>
-      <w:hyperlink r:id="rId40">
-        <w:r>
-          <w:rPr>
-            <w:lang w:val="id_ID" w:bidi="id_ID"/>
-          </w:rPr>
-          <w:rPr>
-            <w:color w:val="0000EE"/>
-            <w:u w:val="single"/>
-          </w:rPr>
-          <w:t>Kejadian 30:20</w:t>
-        </w:r>
-      </w:hyperlink>
-    </w:p>
-    <w:p>
-      <w:pPr>
-        <w:pStyle w:val="ListBullet"/>
-        <w:spacing w:line="240" w:lineRule="auto"/>
-        <w:ind w:left="720"/>
-      </w:pPr>
-      <w:r>
-        <w:rPr>
-          <w:lang w:val="id_ID" w:bidi="id_ID"/>
-        </w:rPr>
-      </w:r>
-      <w:hyperlink r:id="rId41">
-        <w:r>
-          <w:rPr>
-            <w:lang w:val="id_ID" w:bidi="id_ID"/>
-          </w:rPr>
-          <w:rPr>
-            <w:color w:val="0000EE"/>
-            <w:u w:val="single"/>
-          </w:rPr>
-          <w:t>Yesaya 9:1</w:t>
-        </w:r>
-      </w:hyperlink>
-    </w:p>
-    <w:p>
-      <w:pPr>
-        <w:pStyle w:val="ListBullet"/>
-        <w:spacing w:line="240" w:lineRule="auto"/>
-        <w:ind w:left="720"/>
-      </w:pPr>
-      <w:r>
-        <w:rPr>
-          <w:lang w:val="id_ID" w:bidi="id_ID"/>
-        </w:rPr>
-      </w:r>
-      <w:hyperlink r:id="rId42">
-        <w:r>
-          <w:rPr>
-            <w:lang w:val="id_ID" w:bidi="id_ID"/>
-          </w:rPr>
-          <w:rPr>
-            <w:color w:val="0000EE"/>
-            <w:u w:val="single"/>
-          </w:rPr>
-          <w:t>Hakim-Hakim 4:10</w:t>
-        </w:r>
-      </w:hyperlink>
-    </w:p>
-    <w:p>
-      <w:pPr>
-        <w:pStyle w:val="ListBullet"/>
-        <w:spacing w:line="240" w:lineRule="auto"/>
-        <w:ind w:left="720"/>
-      </w:pPr>
-      <w:r>
-        <w:rPr>
-          <w:lang w:val="id_ID" w:bidi="id_ID"/>
-        </w:rPr>
-      </w:r>
-      <w:hyperlink r:id="rId43">
-        <w:r>
-          <w:rPr>
-            <w:lang w:val="id_ID" w:bidi="id_ID"/>
-          </w:rPr>
-          <w:rPr>
-            <w:color w:val="0000EE"/>
-            <w:u w:val="single"/>
-          </w:rPr>
-          <w:t>Matius 4:13</w:t>
-        </w:r>
-      </w:hyperlink>
-    </w:p>
-    <w:p>
-      <w:pPr>
-        <w:pStyle w:val="ListBullet"/>
-        <w:spacing w:line="240" w:lineRule="auto"/>
-        <w:ind w:left="720"/>
-      </w:pPr>
-      <w:r>
-        <w:rPr>
-          <w:lang w:val="id_ID" w:bidi="id_ID"/>
-        </w:rPr>
-      </w:r>
-      <w:hyperlink r:id="rId44">
-        <w:r>
-          <w:rPr>
-            <w:lang w:val="id_ID" w:bidi="id_ID"/>
-          </w:rPr>
-          <w:rPr>
-            <w:color w:val="0000EE"/>
-            <w:u w:val="single"/>
-          </w:rPr>
-          <w:t>Matius 4:16</w:t>
-        </w:r>
-      </w:hyperlink>
+      <w:r>
+        <w:rPr>
+          <w:lang w:val="id_ID" w:bidi="id_ID"/>
+        </w:rPr>
+        <w:t>Keluaran 1:1–5</w:t>
+      </w:r>
+    </w:p>
+    <w:p>
+      <w:pPr>
+        <w:pStyle w:val="ListBullet"/>
+        <w:spacing w:line="240" w:lineRule="auto"/>
+        <w:ind w:left="720"/>
+      </w:pPr>
+      <w:r>
+        <w:rPr>
+          <w:lang w:val="id_ID" w:bidi="id_ID"/>
+        </w:rPr>
+      </w:r>
+      <w:r>
+        <w:rPr>
+          <w:lang w:val="id_ID" w:bidi="id_ID"/>
+        </w:rPr>
+        <w:t>Kejadian 30:20</w:t>
+      </w:r>
+    </w:p>
+    <w:p>
+      <w:pPr>
+        <w:pStyle w:val="ListBullet"/>
+        <w:spacing w:line="240" w:lineRule="auto"/>
+        <w:ind w:left="720"/>
+      </w:pPr>
+      <w:r>
+        <w:rPr>
+          <w:lang w:val="id_ID" w:bidi="id_ID"/>
+        </w:rPr>
+      </w:r>
+      <w:r>
+        <w:rPr>
+          <w:lang w:val="id_ID" w:bidi="id_ID"/>
+        </w:rPr>
+        <w:t>Yesaya 9:1</w:t>
+      </w:r>
+    </w:p>
+    <w:p>
+      <w:pPr>
+        <w:pStyle w:val="ListBullet"/>
+        <w:spacing w:line="240" w:lineRule="auto"/>
+        <w:ind w:left="720"/>
+      </w:pPr>
+      <w:r>
+        <w:rPr>
+          <w:lang w:val="id_ID" w:bidi="id_ID"/>
+        </w:rPr>
+      </w:r>
+      <w:r>
+        <w:rPr>
+          <w:lang w:val="id_ID" w:bidi="id_ID"/>
+        </w:rPr>
+        <w:t>Hakim-Hakim 4:10</w:t>
+      </w:r>
+    </w:p>
+    <w:p>
+      <w:pPr>
+        <w:pStyle w:val="ListBullet"/>
+        <w:spacing w:line="240" w:lineRule="auto"/>
+        <w:ind w:left="720"/>
+      </w:pPr>
+      <w:r>
+        <w:rPr>
+          <w:lang w:val="id_ID" w:bidi="id_ID"/>
+        </w:rPr>
+      </w:r>
+      <w:r>
+        <w:rPr>
+          <w:lang w:val="id_ID" w:bidi="id_ID"/>
+        </w:rPr>
+        <w:t>Matius 4:13</w:t>
+      </w:r>
+    </w:p>
+    <w:p>
+      <w:pPr>
+        <w:pStyle w:val="ListBullet"/>
+        <w:spacing w:line="240" w:lineRule="auto"/>
+        <w:ind w:left="720"/>
+      </w:pPr>
+      <w:r>
+        <w:rPr>
+          <w:lang w:val="id_ID" w:bidi="id_ID"/>
+        </w:rPr>
+      </w:r>
+      <w:r>
+        <w:rPr>
+          <w:lang w:val="id_ID" w:bidi="id_ID"/>
+        </w:rPr>
+        <w:t>Matius 4:16</w:t>
+      </w:r>
     </w:p>
     <w:p>
       <w:pPr>
@@ -3273,66 +3081,48 @@
           <w:lang w:val="id_ID" w:bidi="id_ID"/>
         </w:rPr>
       </w:r>
-      <w:hyperlink r:id="rId45">
-        <w:r>
-          <w:rPr>
-            <w:lang w:val="id_ID" w:bidi="id_ID"/>
-          </w:rPr>
-          <w:rPr>
-            <w:color w:val="0000EE"/>
-            <w:u w:val="single"/>
-          </w:rPr>
-          <w:t>1 Tawarikh 3:15–16</w:t>
-        </w:r>
-      </w:hyperlink>
-    </w:p>
-    <w:p>
-      <w:pPr>
-        <w:pStyle w:val="ListBullet"/>
-        <w:spacing w:line="240" w:lineRule="auto"/>
-        <w:ind w:left="720"/>
-      </w:pPr>
-      <w:r>
-        <w:rPr>
-          <w:lang w:val="id_ID" w:bidi="id_ID"/>
-        </w:rPr>
-      </w:r>
-      <w:hyperlink r:id="rId46">
-        <w:r>
-          <w:rPr>
-            <w:lang w:val="id_ID" w:bidi="id_ID"/>
-          </w:rPr>
-          <w:rPr>
-            <w:color w:val="0000EE"/>
-            <w:u w:val="single"/>
-          </w:rPr>
-          <w:t>Yeremia 37:1–2</w:t>
-        </w:r>
-      </w:hyperlink>
-    </w:p>
-    <w:p>
-      <w:pPr>
-        <w:pStyle w:val="ListBullet"/>
-        <w:spacing w:line="240" w:lineRule="auto"/>
-        <w:ind w:left="720"/>
-      </w:pPr>
-      <w:r>
-        <w:rPr>
-          <w:lang w:val="id_ID" w:bidi="id_ID"/>
-        </w:rPr>
-      </w:r>
-      <w:hyperlink r:id="rId47">
-        <w:r>
-          <w:rPr>
-            <w:lang w:val="id_ID" w:bidi="id_ID"/>
-          </w:rPr>
-          <w:rPr>
-            <w:color w:val="0000EE"/>
-            <w:u w:val="single"/>
-          </w:rPr>
-          <w:t>Yeremia 39:2</w:t>
-        </w:r>
-      </w:hyperlink>
+      <w:r>
+        <w:rPr>
+          <w:lang w:val="id_ID" w:bidi="id_ID"/>
+        </w:rPr>
+        <w:t>1 Tawarikh 3:15–16</w:t>
+      </w:r>
+    </w:p>
+    <w:p>
+      <w:pPr>
+        <w:pStyle w:val="ListBullet"/>
+        <w:spacing w:line="240" w:lineRule="auto"/>
+        <w:ind w:left="720"/>
+      </w:pPr>
+      <w:r>
+        <w:rPr>
+          <w:lang w:val="id_ID" w:bidi="id_ID"/>
+        </w:rPr>
+      </w:r>
+      <w:r>
+        <w:rPr>
+          <w:lang w:val="id_ID" w:bidi="id_ID"/>
+        </w:rPr>
+        <w:t>Yeremia 37:1–2</w:t>
+      </w:r>
+    </w:p>
+    <w:p>
+      <w:pPr>
+        <w:pStyle w:val="ListBullet"/>
+        <w:spacing w:line="240" w:lineRule="auto"/>
+        <w:ind w:left="720"/>
+      </w:pPr>
+      <w:r>
+        <w:rPr>
+          <w:lang w:val="id_ID" w:bidi="id_ID"/>
+        </w:rPr>
+      </w:r>
+      <w:r>
+        <w:rPr>
+          <w:lang w:val="id_ID" w:bidi="id_ID"/>
+        </w:rPr>
+        <w:t>Yeremia 39:2</w:t>
+      </w:r>
     </w:p>
     <w:p>
       <w:pPr>
@@ -3544,90 +3334,66 @@
           <w:lang w:val="id_ID" w:bidi="id_ID"/>
         </w:rPr>
       </w:r>
-      <w:hyperlink r:id="rId48">
-        <w:r>
-          <w:rPr>
-            <w:lang w:val="id_ID" w:bidi="id_ID"/>
-          </w:rPr>
-          <w:rPr>
-            <w:color w:val="0000EE"/>
-            <w:u w:val="single"/>
-          </w:rPr>
-          <w:t>2 Raja-raja 25:18</w:t>
-        </w:r>
-      </w:hyperlink>
-    </w:p>
-    <w:p>
-      <w:pPr>
-        <w:pStyle w:val="ListBullet"/>
-        <w:spacing w:line="240" w:lineRule="auto"/>
-        <w:ind w:left="720"/>
-      </w:pPr>
-      <w:r>
-        <w:rPr>
-          <w:lang w:val="id_ID" w:bidi="id_ID"/>
-        </w:rPr>
-      </w:r>
-      <w:hyperlink r:id="rId49">
-        <w:r>
-          <w:rPr>
-            <w:lang w:val="id_ID" w:bidi="id_ID"/>
-          </w:rPr>
-          <w:rPr>
-            <w:color w:val="0000EE"/>
-            <w:u w:val="single"/>
-          </w:rPr>
-          <w:t>Yeremia 52:24–25</w:t>
-        </w:r>
-      </w:hyperlink>
-    </w:p>
-    <w:p>
-      <w:pPr>
-        <w:pStyle w:val="ListBullet"/>
-        <w:spacing w:line="240" w:lineRule="auto"/>
-        <w:ind w:left="720"/>
-      </w:pPr>
-      <w:r>
-        <w:rPr>
-          <w:lang w:val="id_ID" w:bidi="id_ID"/>
-        </w:rPr>
-      </w:r>
-      <w:hyperlink r:id="rId50">
-        <w:r>
-          <w:rPr>
-            <w:lang w:val="id_ID" w:bidi="id_ID"/>
-          </w:rPr>
-          <w:rPr>
-            <w:color w:val="0000EE"/>
-            <w:u w:val="single"/>
-          </w:rPr>
-          <w:t>Zakharia 6:9–11</w:t>
-        </w:r>
-      </w:hyperlink>
-    </w:p>
-    <w:p>
-      <w:pPr>
-        <w:pStyle w:val="ListBullet"/>
-        <w:spacing w:line="240" w:lineRule="auto"/>
-        <w:ind w:left="720"/>
-      </w:pPr>
-      <w:r>
-        <w:rPr>
-          <w:lang w:val="id_ID" w:bidi="id_ID"/>
-        </w:rPr>
-      </w:r>
-      <w:hyperlink r:id="rId51">
-        <w:r>
-          <w:rPr>
-            <w:lang w:val="id_ID" w:bidi="id_ID"/>
-          </w:rPr>
-          <w:rPr>
-            <w:color w:val="0000EE"/>
-            <w:u w:val="single"/>
-          </w:rPr>
-          <w:t>Zefanya 1:3</w:t>
-        </w:r>
-      </w:hyperlink>
+      <w:r>
+        <w:rPr>
+          <w:lang w:val="id_ID" w:bidi="id_ID"/>
+        </w:rPr>
+        <w:t>2 Raja-raja 25:18</w:t>
+      </w:r>
+    </w:p>
+    <w:p>
+      <w:pPr>
+        <w:pStyle w:val="ListBullet"/>
+        <w:spacing w:line="240" w:lineRule="auto"/>
+        <w:ind w:left="720"/>
+      </w:pPr>
+      <w:r>
+        <w:rPr>
+          <w:lang w:val="id_ID" w:bidi="id_ID"/>
+        </w:rPr>
+      </w:r>
+      <w:r>
+        <w:rPr>
+          <w:lang w:val="id_ID" w:bidi="id_ID"/>
+        </w:rPr>
+        <w:t>Yeremia 52:24–25</w:t>
+      </w:r>
+    </w:p>
+    <w:p>
+      <w:pPr>
+        <w:pStyle w:val="ListBullet"/>
+        <w:spacing w:line="240" w:lineRule="auto"/>
+        <w:ind w:left="720"/>
+      </w:pPr>
+      <w:r>
+        <w:rPr>
+          <w:lang w:val="id_ID" w:bidi="id_ID"/>
+        </w:rPr>
+      </w:r>
+      <w:r>
+        <w:rPr>
+          <w:lang w:val="id_ID" w:bidi="id_ID"/>
+        </w:rPr>
+        <w:t>Zakharia 6:9–11</w:t>
+      </w:r>
+    </w:p>
+    <w:p>
+      <w:pPr>
+        <w:pStyle w:val="ListBullet"/>
+        <w:spacing w:line="240" w:lineRule="auto"/>
+        <w:ind w:left="720"/>
+      </w:pPr>
+      <w:r>
+        <w:rPr>
+          <w:lang w:val="id_ID" w:bidi="id_ID"/>
+        </w:rPr>
+      </w:r>
+      <w:r>
+        <w:rPr>
+          <w:lang w:val="id_ID" w:bidi="id_ID"/>
+        </w:rPr>
+        <w:t>Zefanya 1:3</w:t>
+      </w:r>
     </w:p>
     <w:p>
       <w:pPr>
@@ -3953,114 +3719,84 @@
           <w:lang w:val="id_ID" w:bidi="id_ID"/>
         </w:rPr>
       </w:r>
-      <w:hyperlink r:id="rId52">
-        <w:r>
-          <w:rPr>
-            <w:lang w:val="id_ID" w:bidi="id_ID"/>
-          </w:rPr>
-          <w:rPr>
-            <w:color w:val="0000EE"/>
-            <w:u w:val="single"/>
-          </w:rPr>
-          <w:t>1 Tawarikh 3:19–21</w:t>
-        </w:r>
-      </w:hyperlink>
-    </w:p>
-    <w:p>
-      <w:pPr>
-        <w:pStyle w:val="ListBullet"/>
-        <w:spacing w:line="240" w:lineRule="auto"/>
-        <w:ind w:left="720"/>
-      </w:pPr>
-      <w:r>
-        <w:rPr>
-          <w:lang w:val="id_ID" w:bidi="id_ID"/>
-        </w:rPr>
-      </w:r>
-      <w:hyperlink r:id="rId53">
-        <w:r>
-          <w:rPr>
-            <w:lang w:val="id_ID" w:bidi="id_ID"/>
-          </w:rPr>
-          <w:rPr>
-            <w:color w:val="0000EE"/>
-            <w:u w:val="single"/>
-          </w:rPr>
-          <w:t>Ezra 2:1–2</w:t>
-        </w:r>
-      </w:hyperlink>
-    </w:p>
-    <w:p>
-      <w:pPr>
-        <w:pStyle w:val="ListBullet"/>
-        <w:spacing w:line="240" w:lineRule="auto"/>
-        <w:ind w:left="720"/>
-      </w:pPr>
-      <w:r>
-        <w:rPr>
-          <w:lang w:val="id_ID" w:bidi="id_ID"/>
-        </w:rPr>
-      </w:r>
-      <w:hyperlink r:id="rId54">
-        <w:r>
-          <w:rPr>
-            <w:lang w:val="id_ID" w:bidi="id_ID"/>
-          </w:rPr>
-          <w:rPr>
-            <w:color w:val="0000EE"/>
-            <w:u w:val="single"/>
-          </w:rPr>
-          <w:t>Ezra 3:8–9</w:t>
-        </w:r>
-      </w:hyperlink>
-    </w:p>
-    <w:p>
-      <w:pPr>
-        <w:pStyle w:val="ListBullet"/>
-        <w:spacing w:line="240" w:lineRule="auto"/>
-        <w:ind w:left="720"/>
-      </w:pPr>
-      <w:r>
-        <w:rPr>
-          <w:lang w:val="id_ID" w:bidi="id_ID"/>
-        </w:rPr>
-      </w:r>
-      <w:hyperlink r:id="rId55">
-        <w:r>
-          <w:rPr>
-            <w:lang w:val="id_ID" w:bidi="id_ID"/>
-          </w:rPr>
-          <w:rPr>
-            <w:color w:val="0000EE"/>
-            <w:u w:val="single"/>
-          </w:rPr>
-          <w:t>Lukas 3:27–29</w:t>
-        </w:r>
-      </w:hyperlink>
-    </w:p>
-    <w:p>
-      <w:pPr>
-        <w:pStyle w:val="ListBullet"/>
-        <w:spacing w:line="240" w:lineRule="auto"/>
-        <w:ind w:left="720"/>
-      </w:pPr>
-      <w:r>
-        <w:rPr>
-          <w:lang w:val="id_ID" w:bidi="id_ID"/>
-        </w:rPr>
-      </w:r>
-      <w:hyperlink r:id="rId56">
-        <w:r>
-          <w:rPr>
-            <w:lang w:val="id_ID" w:bidi="id_ID"/>
-          </w:rPr>
-          <w:rPr>
-            <w:color w:val="0000EE"/>
-            <w:u w:val="single"/>
-          </w:rPr>
-          <w:t>Matius 1:12</w:t>
-        </w:r>
-      </w:hyperlink>
+      <w:r>
+        <w:rPr>
+          <w:lang w:val="id_ID" w:bidi="id_ID"/>
+        </w:rPr>
+        <w:t>1 Tawarikh 3:19–21</w:t>
+      </w:r>
+    </w:p>
+    <w:p>
+      <w:pPr>
+        <w:pStyle w:val="ListBullet"/>
+        <w:spacing w:line="240" w:lineRule="auto"/>
+        <w:ind w:left="720"/>
+      </w:pPr>
+      <w:r>
+        <w:rPr>
+          <w:lang w:val="id_ID" w:bidi="id_ID"/>
+        </w:rPr>
+      </w:r>
+      <w:r>
+        <w:rPr>
+          <w:lang w:val="id_ID" w:bidi="id_ID"/>
+        </w:rPr>
+        <w:t>Ezra 2:1–2</w:t>
+      </w:r>
+    </w:p>
+    <w:p>
+      <w:pPr>
+        <w:pStyle w:val="ListBullet"/>
+        <w:spacing w:line="240" w:lineRule="auto"/>
+        <w:ind w:left="720"/>
+      </w:pPr>
+      <w:r>
+        <w:rPr>
+          <w:lang w:val="id_ID" w:bidi="id_ID"/>
+        </w:rPr>
+      </w:r>
+      <w:r>
+        <w:rPr>
+          <w:lang w:val="id_ID" w:bidi="id_ID"/>
+        </w:rPr>
+        <w:t>Ezra 3:8–9</w:t>
+      </w:r>
+    </w:p>
+    <w:p>
+      <w:pPr>
+        <w:pStyle w:val="ListBullet"/>
+        <w:spacing w:line="240" w:lineRule="auto"/>
+        <w:ind w:left="720"/>
+      </w:pPr>
+      <w:r>
+        <w:rPr>
+          <w:lang w:val="id_ID" w:bidi="id_ID"/>
+        </w:rPr>
+      </w:r>
+      <w:r>
+        <w:rPr>
+          <w:lang w:val="id_ID" w:bidi="id_ID"/>
+        </w:rPr>
+        <w:t>Lukas 3:27–29</w:t>
+      </w:r>
+    </w:p>
+    <w:p>
+      <w:pPr>
+        <w:pStyle w:val="ListBullet"/>
+        <w:spacing w:line="240" w:lineRule="auto"/>
+        <w:ind w:left="720"/>
+      </w:pPr>
+      <w:r>
+        <w:rPr>
+          <w:lang w:val="id_ID" w:bidi="id_ID"/>
+        </w:rPr>
+      </w:r>
+      <w:r>
+        <w:rPr>
+          <w:lang w:val="id_ID" w:bidi="id_ID"/>
+        </w:rPr>
+        <w:t>Matius 1:12</w:t>
+      </w:r>
     </w:p>
     <w:p>
       <w:pPr>
@@ -4284,42 +4020,30 @@
           <w:lang w:val="id_ID" w:bidi="id_ID"/>
         </w:rPr>
       </w:r>
-      <w:hyperlink r:id="rId57">
-        <w:r>
-          <w:rPr>
-            <w:lang w:val="id_ID" w:bidi="id_ID"/>
-          </w:rPr>
-          <w:rPr>
-            <w:color w:val="0000EE"/>
-            <w:u w:val="single"/>
-          </w:rPr>
-          <w:t>Kejadian 29:23</w:t>
-        </w:r>
-      </w:hyperlink>
-    </w:p>
-    <w:p>
-      <w:pPr>
-        <w:pStyle w:val="ListBullet"/>
-        <w:spacing w:line="240" w:lineRule="auto"/>
-        <w:ind w:left="720"/>
-      </w:pPr>
-      <w:r>
-        <w:rPr>
-          <w:lang w:val="id_ID" w:bidi="id_ID"/>
-        </w:rPr>
-      </w:r>
-      <w:hyperlink r:id="rId58">
-        <w:r>
-          <w:rPr>
-            <w:lang w:val="id_ID" w:bidi="id_ID"/>
-          </w:rPr>
-          <w:rPr>
-            <w:color w:val="0000EE"/>
-            <w:u w:val="single"/>
-          </w:rPr>
-          <w:t>Kejadian 30:9</w:t>
-        </w:r>
-      </w:hyperlink>
+      <w:r>
+        <w:rPr>
+          <w:lang w:val="id_ID" w:bidi="id_ID"/>
+        </w:rPr>
+        <w:t>Kejadian 29:23</w:t>
+      </w:r>
+    </w:p>
+    <w:p>
+      <w:pPr>
+        <w:pStyle w:val="ListBullet"/>
+        <w:spacing w:line="240" w:lineRule="auto"/>
+        <w:ind w:left="720"/>
+      </w:pPr>
+      <w:r>
+        <w:rPr>
+          <w:lang w:val="id_ID" w:bidi="id_ID"/>
+        </w:rPr>
+      </w:r>
+      <w:r>
+        <w:rPr>
+          <w:lang w:val="id_ID" w:bidi="id_ID"/>
+        </w:rPr>
+        <w:t>Kejadian 30:9</w:t>
+      </w:r>
     </w:p>
     <w:p>
       <w:pPr>
@@ -4531,114 +4255,84 @@
           <w:lang w:val="id_ID" w:bidi="id_ID"/>
         </w:rPr>
       </w:r>
-      <w:hyperlink r:id="rId59">
-        <w:r>
-          <w:rPr>
-            <w:lang w:val="id_ID" w:bidi="id_ID"/>
-          </w:rPr>
-          <w:rPr>
-            <w:color w:val="0000EE"/>
-            <w:u w:val="single"/>
-          </w:rPr>
-          <w:t>Ulangan 34:1–3</w:t>
-        </w:r>
-      </w:hyperlink>
-    </w:p>
-    <w:p>
-      <w:pPr>
-        <w:pStyle w:val="ListBullet"/>
-        <w:spacing w:line="240" w:lineRule="auto"/>
-        <w:ind w:left="720"/>
-      </w:pPr>
-      <w:r>
-        <w:rPr>
-          <w:lang w:val="id_ID" w:bidi="id_ID"/>
-        </w:rPr>
-      </w:r>
-      <w:hyperlink r:id="rId60">
-        <w:r>
-          <w:rPr>
-            <w:lang w:val="id_ID" w:bidi="id_ID"/>
-          </w:rPr>
-          <w:rPr>
-            <w:color w:val="0000EE"/>
-            <w:u w:val="single"/>
-          </w:rPr>
-          <w:t>Kejadian 13:10–11</w:t>
-        </w:r>
-      </w:hyperlink>
-    </w:p>
-    <w:p>
-      <w:pPr>
-        <w:pStyle w:val="ListBullet"/>
-        <w:spacing w:line="240" w:lineRule="auto"/>
-        <w:ind w:left="720"/>
-      </w:pPr>
-      <w:r>
-        <w:rPr>
-          <w:lang w:val="id_ID" w:bidi="id_ID"/>
-        </w:rPr>
-      </w:r>
-      <w:hyperlink r:id="rId61">
-        <w:r>
-          <w:rPr>
-            <w:lang w:val="id_ID" w:bidi="id_ID"/>
-          </w:rPr>
-          <w:rPr>
-            <w:color w:val="0000EE"/>
-            <w:u w:val="single"/>
-          </w:rPr>
-          <w:t>Kejadian 14:1–2</w:t>
-        </w:r>
-      </w:hyperlink>
-    </w:p>
-    <w:p>
-      <w:pPr>
-        <w:pStyle w:val="ListBullet"/>
-        <w:spacing w:line="240" w:lineRule="auto"/>
-        <w:ind w:left="720"/>
-      </w:pPr>
-      <w:r>
-        <w:rPr>
-          <w:lang w:val="id_ID" w:bidi="id_ID"/>
-        </w:rPr>
-      </w:r>
-      <w:hyperlink r:id="rId62">
-        <w:r>
-          <w:rPr>
-            <w:lang w:val="id_ID" w:bidi="id_ID"/>
-          </w:rPr>
-          <w:rPr>
-            <w:color w:val="0000EE"/>
-            <w:u w:val="single"/>
-          </w:rPr>
-          <w:t>Kejadian 19:22</w:t>
-        </w:r>
-      </w:hyperlink>
-    </w:p>
-    <w:p>
-      <w:pPr>
-        <w:pStyle w:val="ListBullet"/>
-        <w:spacing w:line="240" w:lineRule="auto"/>
-        <w:ind w:left="720"/>
-      </w:pPr>
-      <w:r>
-        <w:rPr>
-          <w:lang w:val="id_ID" w:bidi="id_ID"/>
-        </w:rPr>
-      </w:r>
-      <w:hyperlink r:id="rId63">
-        <w:r>
-          <w:rPr>
-            <w:lang w:val="id_ID" w:bidi="id_ID"/>
-          </w:rPr>
-          <w:rPr>
-            <w:color w:val="0000EE"/>
-            <w:u w:val="single"/>
-          </w:rPr>
-          <w:t>Kejadian 19:23</w:t>
-        </w:r>
-      </w:hyperlink>
+      <w:r>
+        <w:rPr>
+          <w:lang w:val="id_ID" w:bidi="id_ID"/>
+        </w:rPr>
+        <w:t>Ulangan 34:1–3</w:t>
+      </w:r>
+    </w:p>
+    <w:p>
+      <w:pPr>
+        <w:pStyle w:val="ListBullet"/>
+        <w:spacing w:line="240" w:lineRule="auto"/>
+        <w:ind w:left="720"/>
+      </w:pPr>
+      <w:r>
+        <w:rPr>
+          <w:lang w:val="id_ID" w:bidi="id_ID"/>
+        </w:rPr>
+      </w:r>
+      <w:r>
+        <w:rPr>
+          <w:lang w:val="id_ID" w:bidi="id_ID"/>
+        </w:rPr>
+        <w:t>Kejadian 13:10–11</w:t>
+      </w:r>
+    </w:p>
+    <w:p>
+      <w:pPr>
+        <w:pStyle w:val="ListBullet"/>
+        <w:spacing w:line="240" w:lineRule="auto"/>
+        <w:ind w:left="720"/>
+      </w:pPr>
+      <w:r>
+        <w:rPr>
+          <w:lang w:val="id_ID" w:bidi="id_ID"/>
+        </w:rPr>
+      </w:r>
+      <w:r>
+        <w:rPr>
+          <w:lang w:val="id_ID" w:bidi="id_ID"/>
+        </w:rPr>
+        <w:t>Kejadian 14:1–2</w:t>
+      </w:r>
+    </w:p>
+    <w:p>
+      <w:pPr>
+        <w:pStyle w:val="ListBullet"/>
+        <w:spacing w:line="240" w:lineRule="auto"/>
+        <w:ind w:left="720"/>
+      </w:pPr>
+      <w:r>
+        <w:rPr>
+          <w:lang w:val="id_ID" w:bidi="id_ID"/>
+        </w:rPr>
+      </w:r>
+      <w:r>
+        <w:rPr>
+          <w:lang w:val="id_ID" w:bidi="id_ID"/>
+        </w:rPr>
+        <w:t>Kejadian 19:22</w:t>
+      </w:r>
+    </w:p>
+    <w:p>
+      <w:pPr>
+        <w:pStyle w:val="ListBullet"/>
+        <w:spacing w:line="240" w:lineRule="auto"/>
+        <w:ind w:left="720"/>
+      </w:pPr>
+      <w:r>
+        <w:rPr>
+          <w:lang w:val="id_ID" w:bidi="id_ID"/>
+        </w:rPr>
+      </w:r>
+      <w:r>
+        <w:rPr>
+          <w:lang w:val="id_ID" w:bidi="id_ID"/>
+        </w:rPr>
+        <w:t>Kejadian 19:23</w:t>
+      </w:r>
     </w:p>
     <w:p>
       <w:pPr>

--- a/ind/docx/024.content.docx
+++ b/ind/docx/024.content.docx
@@ -661,19 +661,7 @@
         <w:rPr>
           <w:lang w:val="id_ID" w:bidi="id_ID"/>
         </w:rPr>
-        <w:t xml:space="preserve">, </w:t>
-      </w:r>
-      <w:r>
-        <w:rPr>
-          <w:lang w:val="id_ID" w:bidi="id_ID"/>
-        </w:rPr>
-        <w:t>laut</w:t>
-      </w:r>
-      <w:r>
-        <w:rPr>
-          <w:lang w:val="id_ID" w:bidi="id_ID"/>
-        </w:rPr>
-        <w:t xml:space="preserve">, </w:t>
+        <w:t xml:space="preserve">, laut, </w:t>
       </w:r>
       <w:r>
         <w:rPr>
@@ -1849,19 +1837,7 @@
         <w:rPr>
           <w:lang w:val="id_ID" w:bidi="id_ID"/>
         </w:rPr>
-        <w:t xml:space="preserve">, </w:t>
-      </w:r>
-      <w:r>
-        <w:rPr>
-          <w:lang w:val="id_ID" w:bidi="id_ID"/>
-        </w:rPr>
-        <w:t>pemungut cukai</w:t>
-      </w:r>
-      <w:r>
-        <w:rPr>
-          <w:lang w:val="id_ID" w:bidi="id_ID"/>
-        </w:rPr>
-        <w:t>)</w:t>
+        <w:t>, pemungut cukai)</w:t>
       </w:r>
     </w:p>
     <w:p>
@@ -2286,19 +2262,7 @@
         <w:rPr>
           <w:lang w:val="id_ID" w:bidi="id_ID"/>
         </w:rPr>
-        <w:t xml:space="preserve">, </w:t>
-      </w:r>
-      <w:r>
-        <w:rPr>
-          <w:lang w:val="id_ID" w:bidi="id_ID"/>
-        </w:rPr>
-        <w:t>nelayan</w:t>
-      </w:r>
-      <w:r>
-        <w:rPr>
-          <w:lang w:val="id_ID" w:bidi="id_ID"/>
-        </w:rPr>
-        <w:t xml:space="preserve">, </w:t>
+        <w:t xml:space="preserve">, nelayan, </w:t>
       </w:r>
       <w:r>
         <w:rPr>
